--- a/dev/vignettes/articles/simulate_xsectionalData.docx
+++ b/dev/vignettes/articles/simulate_xsectionalData.docx
@@ -439,98 +439,6 @@
       </w:r>
       <w:r>
         <w:t xml:space="preserve">these are modeled from all SEES cases across all ages and countries:</w:t>
-      </w:r>
-    </w:p>
-    <w:p>
-      <w:pPr>
-        <w:pStyle w:val="SourceCode"/>
-      </w:pPr>
-      <w:r>
-        <w:rPr>
-          <w:rStyle w:val="VerbatimChar"/>
-        </w:rPr>
-        <w:t xml:space="preserve">#&gt; ── Attaching core tidyverse packages ──────────────────────── tidyverse 2.0.0 ──</w:t>
-      </w:r>
-      <w:r>
-        <w:br/>
-      </w:r>
-      <w:r>
-        <w:rPr>
-          <w:rStyle w:val="VerbatimChar"/>
-        </w:rPr>
-        <w:t xml:space="preserve">#&gt; ✔ dplyr     1.2.1     ✔ readr     2.2.0</w:t>
-      </w:r>
-      <w:r>
-        <w:br/>
-      </w:r>
-      <w:r>
-        <w:rPr>
-          <w:rStyle w:val="VerbatimChar"/>
-        </w:rPr>
-        <w:t xml:space="preserve">#&gt; ✔ forcats   1.0.1     ✔ stringr   1.6.0</w:t>
-      </w:r>
-      <w:r>
-        <w:br/>
-      </w:r>
-      <w:r>
-        <w:rPr>
-          <w:rStyle w:val="VerbatimChar"/>
-        </w:rPr>
-        <w:t xml:space="preserve">#&gt; ✔ ggplot2   4.0.3     ✔ tibble    3.3.1</w:t>
-      </w:r>
-      <w:r>
-        <w:br/>
-      </w:r>
-      <w:r>
-        <w:rPr>
-          <w:rStyle w:val="VerbatimChar"/>
-        </w:rPr>
-        <w:t xml:space="preserve">#&gt; ✔ lubridate 1.9.5     ✔ tidyr     1.3.2</w:t>
-      </w:r>
-      <w:r>
-        <w:br/>
-      </w:r>
-      <w:r>
-        <w:rPr>
-          <w:rStyle w:val="VerbatimChar"/>
-        </w:rPr>
-        <w:t xml:space="preserve">#&gt; ✔ purrr     1.2.2     </w:t>
-      </w:r>
-      <w:r>
-        <w:br/>
-      </w:r>
-      <w:r>
-        <w:rPr>
-          <w:rStyle w:val="VerbatimChar"/>
-        </w:rPr>
-        <w:t xml:space="preserve">#&gt; ── Conflicts ────────────────────────────────────────── tidyverse_conflicts() ──</w:t>
-      </w:r>
-      <w:r>
-        <w:br/>
-      </w:r>
-      <w:r>
-        <w:rPr>
-          <w:rStyle w:val="VerbatimChar"/>
-        </w:rPr>
-        <w:t xml:space="preserve">#&gt; ✖ dplyr::filter() masks stats::filter()</w:t>
-      </w:r>
-      <w:r>
-        <w:br/>
-      </w:r>
-      <w:r>
-        <w:rPr>
-          <w:rStyle w:val="VerbatimChar"/>
-        </w:rPr>
-        <w:t xml:space="preserve">#&gt; ✖ dplyr::lag()    masks stats::lag()</w:t>
-      </w:r>
-      <w:r>
-        <w:br/>
-      </w:r>
-      <w:r>
-        <w:rPr>
-          <w:rStyle w:val="VerbatimChar"/>
-        </w:rPr>
-        <w:t xml:space="preserve">#&gt; ℹ Use the conflicted package (&lt;http://conflicted.r-lib.org/&gt;) to force all conflicts to become errors</w:t>
       </w:r>
     </w:p>
     <w:bookmarkEnd w:id="9"/>
@@ -2756,27 +2664,7 @@
     </w:p>
     <w:p>
       <w:pPr>
-        <w:pStyle w:val="SourceCode"/>
-      </w:pPr>
-      <w:r>
-        <w:rPr>
-          <w:rStyle w:val="VerbatimChar"/>
-        </w:rPr>
-        <w:t xml:space="preserve">#&gt; `geom_line()`: Each group consists of only one observation.</w:t>
-      </w:r>
-      <w:r>
-        <w:br/>
-      </w:r>
-      <w:r>
-        <w:rPr>
-          <w:rStyle w:val="VerbatimChar"/>
-        </w:rPr>
-        <w:t xml:space="preserve">#&gt; ℹ Do you need to adjust the group aesthetic?</w:t>
-      </w:r>
-    </w:p>
-    <w:p>
-      <w:pPr>
-        <w:pStyle w:val="FirstParagraph"/>
+        <w:pStyle w:val="BodyText"/>
       </w:pPr>
       <w:r>
         <w:drawing>

--- a/dev/vignettes/articles/simulate_xsectionalData.docx
+++ b/dev/vignettes/articles/simulate_xsectionalData.docx
@@ -23,7 +23,7 @@
         <w:pStyle w:val="Date"/>
       </w:pPr>
       <w:r>
-        <w:t xml:space="preserve">Invalid Date</w:t>
+        <w:t xml:space="preserve">2026-07-25</w:t>
       </w:r>
     </w:p>
     <w:p>

--- a/dev/vignettes/articles/simulate_xsectionalData.docx
+++ b/dev/vignettes/articles/simulate_xsectionalData.docx
@@ -23,7 +23,7 @@
         <w:pStyle w:val="Date"/>
       </w:pPr>
       <w:r>
-        <w:t xml:space="preserve">2026-07-25</w:t>
+        <w:t xml:space="preserve">2026-07-26</w:t>
       </w:r>
     </w:p>
     <w:p>
@@ -319,7 +319,36 @@
     </w:p>
     <w:p>
       <w:pPr>
-        <w:pStyle w:val="BodyText"/>
+        <w:pStyle w:val="SourceCode"/>
+      </w:pPr>
+      <w:r>
+        <w:rPr>
+          <w:rStyle w:val="NormalTok"/>
+        </w:rPr>
+        <w:t xml:space="preserve">renew_params </w:t>
+      </w:r>
+      <w:r>
+        <w:rPr>
+          <w:rStyle w:val="OtherTok"/>
+        </w:rPr>
+        <w:t xml:space="preserve">&lt;-</w:t>
+      </w:r>
+      <w:r>
+        <w:rPr>
+          <w:rStyle w:val="NormalTok"/>
+        </w:rPr>
+        <w:t xml:space="preserve"> </w:t>
+      </w:r>
+      <w:r>
+        <w:rPr>
+          <w:rStyle w:val="ConstantTok"/>
+        </w:rPr>
+        <w:t xml:space="preserve">FALSE</w:t>
+      </w:r>
+    </w:p>
+    <w:p>
+      <w:pPr>
+        <w:pStyle w:val="FirstParagraph"/>
       </w:pPr>
       <w:r>
         <w:t xml:space="preserve">There is also a variable</w:t>
@@ -439,6 +468,200 @@
       </w:r>
       <w:r>
         <w:t xml:space="preserve">these are modeled from all SEES cases across all ages and countries:</w:t>
+      </w:r>
+    </w:p>
+    <w:p>
+      <w:pPr>
+        <w:pStyle w:val="SourceCode"/>
+      </w:pPr>
+      <w:r>
+        <w:rPr>
+          <w:rStyle w:val="FunctionTok"/>
+        </w:rPr>
+        <w:t xml:space="preserve">library</w:t>
+      </w:r>
+      <w:r>
+        <w:rPr>
+          <w:rStyle w:val="NormalTok"/>
+        </w:rPr>
+        <w:t xml:space="preserve">(serocalculator)</w:t>
+      </w:r>
+      <w:r>
+        <w:br/>
+      </w:r>
+      <w:r>
+        <w:rPr>
+          <w:rStyle w:val="FunctionTok"/>
+        </w:rPr>
+        <w:t xml:space="preserve">library</w:t>
+      </w:r>
+      <w:r>
+        <w:rPr>
+          <w:rStyle w:val="NormalTok"/>
+        </w:rPr>
+        <w:t xml:space="preserve">(tidyverse)</w:t>
+      </w:r>
+      <w:r>
+        <w:br/>
+      </w:r>
+      <w:r>
+        <w:rPr>
+          <w:rStyle w:val="FunctionTok"/>
+        </w:rPr>
+        <w:t xml:space="preserve">library</w:t>
+      </w:r>
+      <w:r>
+        <w:rPr>
+          <w:rStyle w:val="NormalTok"/>
+        </w:rPr>
+        <w:t xml:space="preserve">(ggbeeswarm) </w:t>
+      </w:r>
+      <w:r>
+        <w:rPr>
+          <w:rStyle w:val="CommentTok"/>
+        </w:rPr>
+        <w:t xml:space="preserve"># for plotting</w:t>
+      </w:r>
+      <w:r>
+        <w:br/>
+      </w:r>
+      <w:r>
+        <w:rPr>
+          <w:rStyle w:val="FunctionTok"/>
+        </w:rPr>
+        <w:t xml:space="preserve">library</w:t>
+      </w:r>
+      <w:r>
+        <w:rPr>
+          <w:rStyle w:val="NormalTok"/>
+        </w:rPr>
+        <w:t xml:space="preserve">(dplyr)</w:t>
+      </w:r>
+      <w:r>
+        <w:br/>
+      </w:r>
+      <w:r>
+        <w:rPr>
+          <w:rStyle w:val="NormalTok"/>
+        </w:rPr>
+        <w:t xml:space="preserve">dmcmc </w:t>
+      </w:r>
+      <w:r>
+        <w:rPr>
+          <w:rStyle w:val="OtherTok"/>
+        </w:rPr>
+        <w:t xml:space="preserve">&lt;-</w:t>
+      </w:r>
+      <w:r>
+        <w:br/>
+      </w:r>
+      <w:r>
+        <w:rPr>
+          <w:rStyle w:val="NormalTok"/>
+        </w:rPr>
+        <w:t xml:space="preserve">  </w:t>
+      </w:r>
+      <w:r>
+        <w:rPr>
+          <w:rStyle w:val="StringTok"/>
+        </w:rPr>
+        <w:t xml:space="preserve">"https://osf.io/download/rtw5k"</w:t>
+      </w:r>
+      <w:r>
+        <w:rPr>
+          <w:rStyle w:val="NormalTok"/>
+        </w:rPr>
+        <w:t xml:space="preserve"> </w:t>
+      </w:r>
+      <w:r>
+        <w:rPr>
+          <w:rStyle w:val="SpecialCharTok"/>
+        </w:rPr>
+        <w:t xml:space="preserve">|&gt;</w:t>
+      </w:r>
+      <w:r>
+        <w:br/>
+      </w:r>
+      <w:r>
+        <w:rPr>
+          <w:rStyle w:val="NormalTok"/>
+        </w:rPr>
+        <w:t xml:space="preserve">  </w:t>
+      </w:r>
+      <w:r>
+        <w:rPr>
+          <w:rStyle w:val="FunctionTok"/>
+        </w:rPr>
+        <w:t xml:space="preserve">load_sr_params</w:t>
+      </w:r>
+      <w:r>
+        <w:rPr>
+          <w:rStyle w:val="NormalTok"/>
+        </w:rPr>
+        <w:t xml:space="preserve">() </w:t>
+      </w:r>
+      <w:r>
+        <w:rPr>
+          <w:rStyle w:val="SpecialCharTok"/>
+        </w:rPr>
+        <w:t xml:space="preserve">|&gt;</w:t>
+      </w:r>
+      <w:r>
+        <w:br/>
+      </w:r>
+      <w:r>
+        <w:rPr>
+          <w:rStyle w:val="NormalTok"/>
+        </w:rPr>
+        <w:t xml:space="preserve">  dplyr</w:t>
+      </w:r>
+      <w:r>
+        <w:rPr>
+          <w:rStyle w:val="SpecialCharTok"/>
+        </w:rPr>
+        <w:t xml:space="preserve">::</w:t>
+      </w:r>
+      <w:r>
+        <w:rPr>
+          <w:rStyle w:val="FunctionTok"/>
+        </w:rPr>
+        <w:t xml:space="preserve">filter</w:t>
+      </w:r>
+      <w:r>
+        <w:rPr>
+          <w:rStyle w:val="NormalTok"/>
+        </w:rPr>
+        <w:t xml:space="preserve">(iter </w:t>
+      </w:r>
+      <w:r>
+        <w:rPr>
+          <w:rStyle w:val="SpecialCharTok"/>
+        </w:rPr>
+        <w:t xml:space="preserve">&lt;</w:t>
+      </w:r>
+      <w:r>
+        <w:rPr>
+          <w:rStyle w:val="NormalTok"/>
+        </w:rPr>
+        <w:t xml:space="preserve"> </w:t>
+      </w:r>
+      <w:r>
+        <w:rPr>
+          <w:rStyle w:val="DecValTok"/>
+        </w:rPr>
+        <w:t xml:space="preserve">50</w:t>
+      </w:r>
+      <w:r>
+        <w:rPr>
+          <w:rStyle w:val="NormalTok"/>
+        </w:rPr>
+        <w:t xml:space="preserve">) </w:t>
+      </w:r>
+      <w:r>
+        <w:rPr>
+          <w:rStyle w:val="CommentTok"/>
+        </w:rPr>
+        <w:t xml:space="preserve"># reduce number of mcmc samples for speed</w:t>
       </w:r>
     </w:p>
     <w:bookmarkEnd w:id="9"/>
@@ -497,7 +720,90 @@
     </w:p>
     <w:p>
       <w:pPr>
-        <w:pStyle w:val="BodyText"/>
+        <w:pStyle w:val="SourceCode"/>
+      </w:pPr>
+      <w:r>
+        <w:rPr>
+          <w:rStyle w:val="NormalTok"/>
+        </w:rPr>
+        <w:t xml:space="preserve">dmcmc </w:t>
+      </w:r>
+      <w:r>
+        <w:rPr>
+          <w:rStyle w:val="SpecialCharTok"/>
+        </w:rPr>
+        <w:t xml:space="preserve">|&gt;</w:t>
+      </w:r>
+      <w:r>
+        <w:rPr>
+          <w:rStyle w:val="NormalTok"/>
+        </w:rPr>
+        <w:t xml:space="preserve"> </w:t>
+      </w:r>
+      <w:r>
+        <w:rPr>
+          <w:rStyle w:val="FunctionTok"/>
+        </w:rPr>
+        <w:t xml:space="preserve">autoplot</w:t>
+      </w:r>
+      <w:r>
+        <w:rPr>
+          <w:rStyle w:val="NormalTok"/>
+        </w:rPr>
+        <w:t xml:space="preserve">(</w:t>
+      </w:r>
+      <w:r>
+        <w:rPr>
+          <w:rStyle w:val="AttributeTok"/>
+        </w:rPr>
+        <w:t xml:space="preserve">show_quantiles =</w:t>
+      </w:r>
+      <w:r>
+        <w:rPr>
+          <w:rStyle w:val="NormalTok"/>
+        </w:rPr>
+        <w:t xml:space="preserve"> </w:t>
+      </w:r>
+      <w:r>
+        <w:rPr>
+          <w:rStyle w:val="ConstantTok"/>
+        </w:rPr>
+        <w:t xml:space="preserve">FALSE</w:t>
+      </w:r>
+      <w:r>
+        <w:rPr>
+          <w:rStyle w:val="NormalTok"/>
+        </w:rPr>
+        <w:t xml:space="preserve">, </w:t>
+      </w:r>
+      <w:r>
+        <w:rPr>
+          <w:rStyle w:val="AttributeTok"/>
+        </w:rPr>
+        <w:t xml:space="preserve">n_curves =</w:t>
+      </w:r>
+      <w:r>
+        <w:rPr>
+          <w:rStyle w:val="NormalTok"/>
+        </w:rPr>
+        <w:t xml:space="preserve"> </w:t>
+      </w:r>
+      <w:r>
+        <w:rPr>
+          <w:rStyle w:val="DecValTok"/>
+        </w:rPr>
+        <w:t xml:space="preserve">100</w:t>
+      </w:r>
+      <w:r>
+        <w:rPr>
+          <w:rStyle w:val="NormalTok"/>
+        </w:rPr>
+        <w:t xml:space="preserve">)</w:t>
+      </w:r>
+    </w:p>
+    <w:p>
+      <w:pPr>
+        <w:pStyle w:val="FirstParagraph"/>
       </w:pPr>
       <w:r>
         <w:drawing>
@@ -552,7 +858,114 @@
     </w:p>
     <w:p>
       <w:pPr>
-        <w:pStyle w:val="BodyText"/>
+        <w:pStyle w:val="SourceCode"/>
+      </w:pPr>
+      <w:r>
+        <w:rPr>
+          <w:rStyle w:val="NormalTok"/>
+        </w:rPr>
+        <w:t xml:space="preserve">dmcmc </w:t>
+      </w:r>
+      <w:r>
+        <w:rPr>
+          <w:rStyle w:val="SpecialCharTok"/>
+        </w:rPr>
+        <w:t xml:space="preserve">|&gt;</w:t>
+      </w:r>
+      <w:r>
+        <w:rPr>
+          <w:rStyle w:val="NormalTok"/>
+        </w:rPr>
+        <w:t xml:space="preserve"> </w:t>
+      </w:r>
+      <w:r>
+        <w:rPr>
+          <w:rStyle w:val="FunctionTok"/>
+        </w:rPr>
+        <w:t xml:space="preserve">autoplot</w:t>
+      </w:r>
+      <w:r>
+        <w:rPr>
+          <w:rStyle w:val="NormalTok"/>
+        </w:rPr>
+        <w:t xml:space="preserve">(</w:t>
+      </w:r>
+      <w:r>
+        <w:rPr>
+          <w:rStyle w:val="AttributeTok"/>
+        </w:rPr>
+        <w:t xml:space="preserve">show_quantiles =</w:t>
+      </w:r>
+      <w:r>
+        <w:rPr>
+          <w:rStyle w:val="NormalTok"/>
+        </w:rPr>
+        <w:t xml:space="preserve"> </w:t>
+      </w:r>
+      <w:r>
+        <w:rPr>
+          <w:rStyle w:val="ConstantTok"/>
+        </w:rPr>
+        <w:t xml:space="preserve">FALSE</w:t>
+      </w:r>
+      <w:r>
+        <w:rPr>
+          <w:rStyle w:val="NormalTok"/>
+        </w:rPr>
+        <w:t xml:space="preserve">, </w:t>
+      </w:r>
+      <w:r>
+        <w:rPr>
+          <w:rStyle w:val="AttributeTok"/>
+        </w:rPr>
+        <w:t xml:space="preserve">log_x =</w:t>
+      </w:r>
+      <w:r>
+        <w:rPr>
+          <w:rStyle w:val="NormalTok"/>
+        </w:rPr>
+        <w:t xml:space="preserve"> </w:t>
+      </w:r>
+      <w:r>
+        <w:rPr>
+          <w:rStyle w:val="ConstantTok"/>
+        </w:rPr>
+        <w:t xml:space="preserve">TRUE</w:t>
+      </w:r>
+      <w:r>
+        <w:rPr>
+          <w:rStyle w:val="NormalTok"/>
+        </w:rPr>
+        <w:t xml:space="preserve">, </w:t>
+      </w:r>
+      <w:r>
+        <w:rPr>
+          <w:rStyle w:val="AttributeTok"/>
+        </w:rPr>
+        <w:t xml:space="preserve">n_curves =</w:t>
+      </w:r>
+      <w:r>
+        <w:rPr>
+          <w:rStyle w:val="NormalTok"/>
+        </w:rPr>
+        <w:t xml:space="preserve"> </w:t>
+      </w:r>
+      <w:r>
+        <w:rPr>
+          <w:rStyle w:val="DecValTok"/>
+        </w:rPr>
+        <w:t xml:space="preserve">100</w:t>
+      </w:r>
+      <w:r>
+        <w:rPr>
+          <w:rStyle w:val="NormalTok"/>
+        </w:rPr>
+        <w:t xml:space="preserve">)</w:t>
+      </w:r>
+    </w:p>
+    <w:p>
+      <w:pPr>
+        <w:pStyle w:val="FirstParagraph"/>
       </w:pPr>
       <w:r>
         <w:drawing>
@@ -607,7 +1020,162 @@
     </w:p>
     <w:p>
       <w:pPr>
-        <w:pStyle w:val="BodyText"/>
+        <w:pStyle w:val="SourceCode"/>
+      </w:pPr>
+      <w:r>
+        <w:rPr>
+          <w:rStyle w:val="CommentTok"/>
+        </w:rPr>
+        <w:t xml:space="preserve"># Specify the antibody-isotype responses to include in analyses</w:t>
+      </w:r>
+      <w:r>
+        <w:br/>
+      </w:r>
+      <w:r>
+        <w:rPr>
+          <w:rStyle w:val="NormalTok"/>
+        </w:rPr>
+        <w:t xml:space="preserve">antibodies </w:t>
+      </w:r>
+      <w:r>
+        <w:rPr>
+          <w:rStyle w:val="OtherTok"/>
+        </w:rPr>
+        <w:t xml:space="preserve">&lt;-</w:t>
+      </w:r>
+      <w:r>
+        <w:rPr>
+          <w:rStyle w:val="NormalTok"/>
+        </w:rPr>
+        <w:t xml:space="preserve"> </w:t>
+      </w:r>
+      <w:r>
+        <w:rPr>
+          <w:rStyle w:val="FunctionTok"/>
+        </w:rPr>
+        <w:t xml:space="preserve">c</w:t>
+      </w:r>
+      <w:r>
+        <w:rPr>
+          <w:rStyle w:val="NormalTok"/>
+        </w:rPr>
+        <w:t xml:space="preserve">(</w:t>
+      </w:r>
+      <w:r>
+        <w:rPr>
+          <w:rStyle w:val="StringTok"/>
+        </w:rPr>
+        <w:t xml:space="preserve">"HlyE_IgA"</w:t>
+      </w:r>
+      <w:r>
+        <w:rPr>
+          <w:rStyle w:val="NormalTok"/>
+        </w:rPr>
+        <w:t xml:space="preserve">, </w:t>
+      </w:r>
+      <w:r>
+        <w:rPr>
+          <w:rStyle w:val="StringTok"/>
+        </w:rPr>
+        <w:t xml:space="preserve">"HlyE_IgG"</w:t>
+      </w:r>
+      <w:r>
+        <w:rPr>
+          <w:rStyle w:val="NormalTok"/>
+        </w:rPr>
+        <w:t xml:space="preserve">)</w:t>
+      </w:r>
+      <w:r>
+        <w:br/>
+      </w:r>
+      <w:r>
+        <w:br/>
+      </w:r>
+      <w:r>
+        <w:rPr>
+          <w:rStyle w:val="NormalTok"/>
+        </w:rPr>
+        <w:t xml:space="preserve">dmcmc </w:t>
+      </w:r>
+      <w:r>
+        <w:rPr>
+          <w:rStyle w:val="SpecialCharTok"/>
+        </w:rPr>
+        <w:t xml:space="preserve">|&gt;</w:t>
+      </w:r>
+      <w:r>
+        <w:br/>
+      </w:r>
+      <w:r>
+        <w:rPr>
+          <w:rStyle w:val="NormalTok"/>
+        </w:rPr>
+        <w:t xml:space="preserve">  </w:t>
+      </w:r>
+      <w:r>
+        <w:rPr>
+          <w:rStyle w:val="FunctionTok"/>
+        </w:rPr>
+        <w:t xml:space="preserve">autoplot</w:t>
+      </w:r>
+      <w:r>
+        <w:rPr>
+          <w:rStyle w:val="NormalTok"/>
+        </w:rPr>
+        <w:t xml:space="preserve">(</w:t>
+      </w:r>
+      <w:r>
+        <w:rPr>
+          <w:rStyle w:val="AttributeTok"/>
+        </w:rPr>
+        <w:t xml:space="preserve">show_quantiles =</w:t>
+      </w:r>
+      <w:r>
+        <w:rPr>
+          <w:rStyle w:val="NormalTok"/>
+        </w:rPr>
+        <w:t xml:space="preserve"> </w:t>
+      </w:r>
+      <w:r>
+        <w:rPr>
+          <w:rStyle w:val="ConstantTok"/>
+        </w:rPr>
+        <w:t xml:space="preserve">TRUE</w:t>
+      </w:r>
+      <w:r>
+        <w:rPr>
+          <w:rStyle w:val="NormalTok"/>
+        </w:rPr>
+        <w:t xml:space="preserve">, </w:t>
+      </w:r>
+      <w:r>
+        <w:rPr>
+          <w:rStyle w:val="AttributeTok"/>
+        </w:rPr>
+        <w:t xml:space="preserve">n_curves =</w:t>
+      </w:r>
+      <w:r>
+        <w:rPr>
+          <w:rStyle w:val="NormalTok"/>
+        </w:rPr>
+        <w:t xml:space="preserve"> </w:t>
+      </w:r>
+      <w:r>
+        <w:rPr>
+          <w:rStyle w:val="DecValTok"/>
+        </w:rPr>
+        <w:t xml:space="preserve">100</w:t>
+      </w:r>
+      <w:r>
+        <w:rPr>
+          <w:rStyle w:val="NormalTok"/>
+        </w:rPr>
+        <w:t xml:space="preserve">)</w:t>
+      </w:r>
+    </w:p>
+    <w:p>
+      <w:pPr>
+        <w:pStyle w:val="FirstParagraph"/>
       </w:pPr>
       <w:r>
         <w:drawing>
@@ -662,6 +1230,763 @@
         <w:t xml:space="preserve">1.3 Simulate cross-sectional data</w:t>
       </w:r>
     </w:p>
+    <w:p>
+      <w:pPr>
+        <w:pStyle w:val="SourceCode"/>
+      </w:pPr>
+      <w:r>
+        <w:rPr>
+          <w:rStyle w:val="CommentTok"/>
+        </w:rPr>
+        <w:t xml:space="preserve"># set seed to reproduce results</w:t>
+      </w:r>
+      <w:r>
+        <w:br/>
+      </w:r>
+      <w:r>
+        <w:rPr>
+          <w:rStyle w:val="FunctionTok"/>
+        </w:rPr>
+        <w:t xml:space="preserve">set.seed</w:t>
+      </w:r>
+      <w:r>
+        <w:rPr>
+          <w:rStyle w:val="NormalTok"/>
+        </w:rPr>
+        <w:t xml:space="preserve">(</w:t>
+      </w:r>
+      <w:r>
+        <w:rPr>
+          <w:rStyle w:val="DecValTok"/>
+        </w:rPr>
+        <w:t xml:space="preserve">54321</w:t>
+      </w:r>
+      <w:r>
+        <w:rPr>
+          <w:rStyle w:val="NormalTok"/>
+        </w:rPr>
+        <w:t xml:space="preserve">)</w:t>
+      </w:r>
+      <w:r>
+        <w:br/>
+      </w:r>
+      <w:r>
+        <w:br/>
+      </w:r>
+      <w:r>
+        <w:rPr>
+          <w:rStyle w:val="CommentTok"/>
+        </w:rPr>
+        <w:t xml:space="preserve"># simulated incidence rate per person-year</w:t>
+      </w:r>
+      <w:r>
+        <w:br/>
+      </w:r>
+      <w:r>
+        <w:rPr>
+          <w:rStyle w:val="NormalTok"/>
+        </w:rPr>
+        <w:t xml:space="preserve">lambda </w:t>
+      </w:r>
+      <w:r>
+        <w:rPr>
+          <w:rStyle w:val="OtherTok"/>
+        </w:rPr>
+        <w:t xml:space="preserve">&lt;-</w:t>
+      </w:r>
+      <w:r>
+        <w:rPr>
+          <w:rStyle w:val="NormalTok"/>
+        </w:rPr>
+        <w:t xml:space="preserve"> </w:t>
+      </w:r>
+      <w:r>
+        <w:rPr>
+          <w:rStyle w:val="FloatTok"/>
+        </w:rPr>
+        <w:t xml:space="preserve">0.2</w:t>
+      </w:r>
+      <w:r>
+        <w:br/>
+      </w:r>
+      <w:r>
+        <w:rPr>
+          <w:rStyle w:val="CommentTok"/>
+        </w:rPr>
+        <w:t xml:space="preserve"># range covered in simulations</w:t>
+      </w:r>
+      <w:r>
+        <w:br/>
+      </w:r>
+      <w:r>
+        <w:rPr>
+          <w:rStyle w:val="NormalTok"/>
+        </w:rPr>
+        <w:t xml:space="preserve">lifespan </w:t>
+      </w:r>
+      <w:r>
+        <w:rPr>
+          <w:rStyle w:val="OtherTok"/>
+        </w:rPr>
+        <w:t xml:space="preserve">&lt;-</w:t>
+      </w:r>
+      <w:r>
+        <w:rPr>
+          <w:rStyle w:val="NormalTok"/>
+        </w:rPr>
+        <w:t xml:space="preserve"> </w:t>
+      </w:r>
+      <w:r>
+        <w:rPr>
+          <w:rStyle w:val="FunctionTok"/>
+        </w:rPr>
+        <w:t xml:space="preserve">c</w:t>
+      </w:r>
+      <w:r>
+        <w:rPr>
+          <w:rStyle w:val="NormalTok"/>
+        </w:rPr>
+        <w:t xml:space="preserve">(</w:t>
+      </w:r>
+      <w:r>
+        <w:rPr>
+          <w:rStyle w:val="DecValTok"/>
+        </w:rPr>
+        <w:t xml:space="preserve">0</w:t>
+      </w:r>
+      <w:r>
+        <w:rPr>
+          <w:rStyle w:val="NormalTok"/>
+        </w:rPr>
+        <w:t xml:space="preserve">, </w:t>
+      </w:r>
+      <w:r>
+        <w:rPr>
+          <w:rStyle w:val="DecValTok"/>
+        </w:rPr>
+        <w:t xml:space="preserve">10</w:t>
+      </w:r>
+      <w:r>
+        <w:rPr>
+          <w:rStyle w:val="NormalTok"/>
+        </w:rPr>
+        <w:t xml:space="preserve">)</w:t>
+      </w:r>
+      <w:r>
+        <w:br/>
+      </w:r>
+      <w:r>
+        <w:rPr>
+          <w:rStyle w:val="CommentTok"/>
+        </w:rPr>
+        <w:t xml:space="preserve"># cross-sectional sample size</w:t>
+      </w:r>
+      <w:r>
+        <w:br/>
+      </w:r>
+      <w:r>
+        <w:rPr>
+          <w:rStyle w:val="NormalTok"/>
+        </w:rPr>
+        <w:t xml:space="preserve">nrep </w:t>
+      </w:r>
+      <w:r>
+        <w:rPr>
+          <w:rStyle w:val="OtherTok"/>
+        </w:rPr>
+        <w:t xml:space="preserve">&lt;-</w:t>
+      </w:r>
+      <w:r>
+        <w:rPr>
+          <w:rStyle w:val="NormalTok"/>
+        </w:rPr>
+        <w:t xml:space="preserve"> </w:t>
+      </w:r>
+      <w:r>
+        <w:rPr>
+          <w:rStyle w:val="DecValTok"/>
+        </w:rPr>
+        <w:t xml:space="preserve">100</w:t>
+      </w:r>
+      <w:r>
+        <w:br/>
+      </w:r>
+      <w:r>
+        <w:br/>
+      </w:r>
+      <w:r>
+        <w:rPr>
+          <w:rStyle w:val="CommentTok"/>
+        </w:rPr>
+        <w:t xml:space="preserve"># biologic noise distribution</w:t>
+      </w:r>
+      <w:r>
+        <w:br/>
+      </w:r>
+      <w:r>
+        <w:rPr>
+          <w:rStyle w:val="NormalTok"/>
+        </w:rPr>
+        <w:t xml:space="preserve">dlims </w:t>
+      </w:r>
+      <w:r>
+        <w:rPr>
+          <w:rStyle w:val="OtherTok"/>
+        </w:rPr>
+        <w:t xml:space="preserve">&lt;-</w:t>
+      </w:r>
+      <w:r>
+        <w:rPr>
+          <w:rStyle w:val="NormalTok"/>
+        </w:rPr>
+        <w:t xml:space="preserve"> </w:t>
+      </w:r>
+      <w:r>
+        <w:rPr>
+          <w:rStyle w:val="FunctionTok"/>
+        </w:rPr>
+        <w:t xml:space="preserve">rbind</w:t>
+      </w:r>
+      <w:r>
+        <w:rPr>
+          <w:rStyle w:val="NormalTok"/>
+        </w:rPr>
+        <w:t xml:space="preserve">(</w:t>
+      </w:r>
+      <w:r>
+        <w:br/>
+      </w:r>
+      <w:r>
+        <w:rPr>
+          <w:rStyle w:val="NormalTok"/>
+        </w:rPr>
+        <w:t xml:space="preserve">  </w:t>
+      </w:r>
+      <w:r>
+        <w:rPr>
+          <w:rStyle w:val="StringTok"/>
+        </w:rPr>
+        <w:t xml:space="preserve">"HlyE_IgA"</w:t>
+      </w:r>
+      <w:r>
+        <w:rPr>
+          <w:rStyle w:val="NormalTok"/>
+        </w:rPr>
+        <w:t xml:space="preserve"> </w:t>
+      </w:r>
+      <w:r>
+        <w:rPr>
+          <w:rStyle w:val="OtherTok"/>
+        </w:rPr>
+        <w:t xml:space="preserve">=</w:t>
+      </w:r>
+      <w:r>
+        <w:rPr>
+          <w:rStyle w:val="NormalTok"/>
+        </w:rPr>
+        <w:t xml:space="preserve"> </w:t>
+      </w:r>
+      <w:r>
+        <w:rPr>
+          <w:rStyle w:val="FunctionTok"/>
+        </w:rPr>
+        <w:t xml:space="preserve">c</w:t>
+      </w:r>
+      <w:r>
+        <w:rPr>
+          <w:rStyle w:val="NormalTok"/>
+        </w:rPr>
+        <w:t xml:space="preserve">(</w:t>
+      </w:r>
+      <w:r>
+        <w:rPr>
+          <w:rStyle w:val="AttributeTok"/>
+        </w:rPr>
+        <w:t xml:space="preserve">min =</w:t>
+      </w:r>
+      <w:r>
+        <w:rPr>
+          <w:rStyle w:val="NormalTok"/>
+        </w:rPr>
+        <w:t xml:space="preserve"> </w:t>
+      </w:r>
+      <w:r>
+        <w:rPr>
+          <w:rStyle w:val="DecValTok"/>
+        </w:rPr>
+        <w:t xml:space="preserve">0</w:t>
+      </w:r>
+      <w:r>
+        <w:rPr>
+          <w:rStyle w:val="NormalTok"/>
+        </w:rPr>
+        <w:t xml:space="preserve">, </w:t>
+      </w:r>
+      <w:r>
+        <w:rPr>
+          <w:rStyle w:val="AttributeTok"/>
+        </w:rPr>
+        <w:t xml:space="preserve">max =</w:t>
+      </w:r>
+      <w:r>
+        <w:rPr>
+          <w:rStyle w:val="NormalTok"/>
+        </w:rPr>
+        <w:t xml:space="preserve"> </w:t>
+      </w:r>
+      <w:r>
+        <w:rPr>
+          <w:rStyle w:val="FloatTok"/>
+        </w:rPr>
+        <w:t xml:space="preserve">0.5</w:t>
+      </w:r>
+      <w:r>
+        <w:rPr>
+          <w:rStyle w:val="NormalTok"/>
+        </w:rPr>
+        <w:t xml:space="preserve">),</w:t>
+      </w:r>
+      <w:r>
+        <w:br/>
+      </w:r>
+      <w:r>
+        <w:rPr>
+          <w:rStyle w:val="NormalTok"/>
+        </w:rPr>
+        <w:t xml:space="preserve">  </w:t>
+      </w:r>
+      <w:r>
+        <w:rPr>
+          <w:rStyle w:val="StringTok"/>
+        </w:rPr>
+        <w:t xml:space="preserve">"HlyE_IgG"</w:t>
+      </w:r>
+      <w:r>
+        <w:rPr>
+          <w:rStyle w:val="NormalTok"/>
+        </w:rPr>
+        <w:t xml:space="preserve"> </w:t>
+      </w:r>
+      <w:r>
+        <w:rPr>
+          <w:rStyle w:val="OtherTok"/>
+        </w:rPr>
+        <w:t xml:space="preserve">=</w:t>
+      </w:r>
+      <w:r>
+        <w:rPr>
+          <w:rStyle w:val="NormalTok"/>
+        </w:rPr>
+        <w:t xml:space="preserve"> </w:t>
+      </w:r>
+      <w:r>
+        <w:rPr>
+          <w:rStyle w:val="FunctionTok"/>
+        </w:rPr>
+        <w:t xml:space="preserve">c</w:t>
+      </w:r>
+      <w:r>
+        <w:rPr>
+          <w:rStyle w:val="NormalTok"/>
+        </w:rPr>
+        <w:t xml:space="preserve">(</w:t>
+      </w:r>
+      <w:r>
+        <w:rPr>
+          <w:rStyle w:val="AttributeTok"/>
+        </w:rPr>
+        <w:t xml:space="preserve">min =</w:t>
+      </w:r>
+      <w:r>
+        <w:rPr>
+          <w:rStyle w:val="NormalTok"/>
+        </w:rPr>
+        <w:t xml:space="preserve"> </w:t>
+      </w:r>
+      <w:r>
+        <w:rPr>
+          <w:rStyle w:val="DecValTok"/>
+        </w:rPr>
+        <w:t xml:space="preserve">0</w:t>
+      </w:r>
+      <w:r>
+        <w:rPr>
+          <w:rStyle w:val="NormalTok"/>
+        </w:rPr>
+        <w:t xml:space="preserve">, </w:t>
+      </w:r>
+      <w:r>
+        <w:rPr>
+          <w:rStyle w:val="AttributeTok"/>
+        </w:rPr>
+        <w:t xml:space="preserve">max =</w:t>
+      </w:r>
+      <w:r>
+        <w:rPr>
+          <w:rStyle w:val="NormalTok"/>
+        </w:rPr>
+        <w:t xml:space="preserve"> </w:t>
+      </w:r>
+      <w:r>
+        <w:rPr>
+          <w:rStyle w:val="FloatTok"/>
+        </w:rPr>
+        <w:t xml:space="preserve">0.5</w:t>
+      </w:r>
+      <w:r>
+        <w:rPr>
+          <w:rStyle w:val="NormalTok"/>
+        </w:rPr>
+        <w:t xml:space="preserve">)</w:t>
+      </w:r>
+      <w:r>
+        <w:br/>
+      </w:r>
+      <w:r>
+        <w:rPr>
+          <w:rStyle w:val="NormalTok"/>
+        </w:rPr>
+        <w:t xml:space="preserve">)</w:t>
+      </w:r>
+    </w:p>
+    <w:p>
+      <w:pPr>
+        <w:pStyle w:val="SourceCode"/>
+      </w:pPr>
+      <w:r>
+        <w:br/>
+      </w:r>
+      <w:r>
+        <w:rPr>
+          <w:rStyle w:val="NormalTok"/>
+        </w:rPr>
+        <w:t xml:space="preserve">verbose </w:t>
+      </w:r>
+      <w:r>
+        <w:rPr>
+          <w:rStyle w:val="OtherTok"/>
+        </w:rPr>
+        <w:t xml:space="preserve">&lt;-</w:t>
+      </w:r>
+      <w:r>
+        <w:rPr>
+          <w:rStyle w:val="NormalTok"/>
+        </w:rPr>
+        <w:t xml:space="preserve"> </w:t>
+      </w:r>
+      <w:r>
+        <w:rPr>
+          <w:rStyle w:val="ConstantTok"/>
+        </w:rPr>
+        <w:t xml:space="preserve">FALSE</w:t>
+      </w:r>
+      <w:r>
+        <w:rPr>
+          <w:rStyle w:val="NormalTok"/>
+        </w:rPr>
+        <w:t xml:space="preserve"> </w:t>
+      </w:r>
+      <w:r>
+        <w:rPr>
+          <w:rStyle w:val="CommentTok"/>
+        </w:rPr>
+        <w:t xml:space="preserve"># whether to print verbose updates as the function runs</w:t>
+      </w:r>
+      <w:r>
+        <w:br/>
+      </w:r>
+      <w:r>
+        <w:br/>
+      </w:r>
+      <w:r>
+        <w:rPr>
+          <w:rStyle w:val="CommentTok"/>
+        </w:rPr>
+        <w:t xml:space="preserve"># generate cross-sectional data</w:t>
+      </w:r>
+      <w:r>
+        <w:br/>
+      </w:r>
+      <w:r>
+        <w:rPr>
+          <w:rStyle w:val="NormalTok"/>
+        </w:rPr>
+        <w:t xml:space="preserve">csdata </w:t>
+      </w:r>
+      <w:r>
+        <w:rPr>
+          <w:rStyle w:val="OtherTok"/>
+        </w:rPr>
+        <w:t xml:space="preserve">&lt;-</w:t>
+      </w:r>
+      <w:r>
+        <w:rPr>
+          <w:rStyle w:val="NormalTok"/>
+        </w:rPr>
+        <w:t xml:space="preserve"> </w:t>
+      </w:r>
+      <w:r>
+        <w:rPr>
+          <w:rStyle w:val="FunctionTok"/>
+        </w:rPr>
+        <w:t xml:space="preserve">sim_pop_data</w:t>
+      </w:r>
+      <w:r>
+        <w:rPr>
+          <w:rStyle w:val="NormalTok"/>
+        </w:rPr>
+        <w:t xml:space="preserve">(</w:t>
+      </w:r>
+      <w:r>
+        <w:br/>
+      </w:r>
+      <w:r>
+        <w:rPr>
+          <w:rStyle w:val="NormalTok"/>
+        </w:rPr>
+        <w:t xml:space="preserve">  </w:t>
+      </w:r>
+      <w:r>
+        <w:rPr>
+          <w:rStyle w:val="AttributeTok"/>
+        </w:rPr>
+        <w:t xml:space="preserve">curve_params =</w:t>
+      </w:r>
+      <w:r>
+        <w:rPr>
+          <w:rStyle w:val="NormalTok"/>
+        </w:rPr>
+        <w:t xml:space="preserve"> dmcmc,</w:t>
+      </w:r>
+      <w:r>
+        <w:br/>
+      </w:r>
+      <w:r>
+        <w:rPr>
+          <w:rStyle w:val="NormalTok"/>
+        </w:rPr>
+        <w:t xml:space="preserve">  </w:t>
+      </w:r>
+      <w:r>
+        <w:rPr>
+          <w:rStyle w:val="AttributeTok"/>
+        </w:rPr>
+        <w:t xml:space="preserve">lambda =</w:t>
+      </w:r>
+      <w:r>
+        <w:rPr>
+          <w:rStyle w:val="NormalTok"/>
+        </w:rPr>
+        <w:t xml:space="preserve"> lambda,</w:t>
+      </w:r>
+      <w:r>
+        <w:br/>
+      </w:r>
+      <w:r>
+        <w:rPr>
+          <w:rStyle w:val="NormalTok"/>
+        </w:rPr>
+        <w:t xml:space="preserve">  </w:t>
+      </w:r>
+      <w:r>
+        <w:rPr>
+          <w:rStyle w:val="AttributeTok"/>
+        </w:rPr>
+        <w:t xml:space="preserve">n_samples =</w:t>
+      </w:r>
+      <w:r>
+        <w:rPr>
+          <w:rStyle w:val="NormalTok"/>
+        </w:rPr>
+        <w:t xml:space="preserve"> nrep,</w:t>
+      </w:r>
+      <w:r>
+        <w:br/>
+      </w:r>
+      <w:r>
+        <w:rPr>
+          <w:rStyle w:val="NormalTok"/>
+        </w:rPr>
+        <w:t xml:space="preserve">  </w:t>
+      </w:r>
+      <w:r>
+        <w:rPr>
+          <w:rStyle w:val="AttributeTok"/>
+        </w:rPr>
+        <w:t xml:space="preserve">age_range =</w:t>
+      </w:r>
+      <w:r>
+        <w:rPr>
+          <w:rStyle w:val="NormalTok"/>
+        </w:rPr>
+        <w:t xml:space="preserve"> lifespan,</w:t>
+      </w:r>
+      <w:r>
+        <w:br/>
+      </w:r>
+      <w:r>
+        <w:rPr>
+          <w:rStyle w:val="NormalTok"/>
+        </w:rPr>
+        <w:t xml:space="preserve">  </w:t>
+      </w:r>
+      <w:r>
+        <w:rPr>
+          <w:rStyle w:val="AttributeTok"/>
+        </w:rPr>
+        <w:t xml:space="preserve">antigen_isos =</w:t>
+      </w:r>
+      <w:r>
+        <w:rPr>
+          <w:rStyle w:val="NormalTok"/>
+        </w:rPr>
+        <w:t xml:space="preserve"> antibodies,</w:t>
+      </w:r>
+      <w:r>
+        <w:br/>
+      </w:r>
+      <w:r>
+        <w:rPr>
+          <w:rStyle w:val="NormalTok"/>
+        </w:rPr>
+        <w:t xml:space="preserve">  </w:t>
+      </w:r>
+      <w:r>
+        <w:rPr>
+          <w:rStyle w:val="AttributeTok"/>
+        </w:rPr>
+        <w:t xml:space="preserve">n_mcmc_samples =</w:t>
+      </w:r>
+      <w:r>
+        <w:rPr>
+          <w:rStyle w:val="NormalTok"/>
+        </w:rPr>
+        <w:t xml:space="preserve"> </w:t>
+      </w:r>
+      <w:r>
+        <w:rPr>
+          <w:rStyle w:val="DecValTok"/>
+        </w:rPr>
+        <w:t xml:space="preserve">0</w:t>
+      </w:r>
+      <w:r>
+        <w:rPr>
+          <w:rStyle w:val="NormalTok"/>
+        </w:rPr>
+        <w:t xml:space="preserve">,</w:t>
+      </w:r>
+      <w:r>
+        <w:br/>
+      </w:r>
+      <w:r>
+        <w:rPr>
+          <w:rStyle w:val="NormalTok"/>
+        </w:rPr>
+        <w:t xml:space="preserve">  </w:t>
+      </w:r>
+      <w:r>
+        <w:rPr>
+          <w:rStyle w:val="AttributeTok"/>
+        </w:rPr>
+        <w:t xml:space="preserve">renew_params =</w:t>
+      </w:r>
+      <w:r>
+        <w:rPr>
+          <w:rStyle w:val="NormalTok"/>
+        </w:rPr>
+        <w:t xml:space="preserve"> renew_params,</w:t>
+      </w:r>
+      <w:r>
+        <w:br/>
+      </w:r>
+      <w:r>
+        <w:rPr>
+          <w:rStyle w:val="NormalTok"/>
+        </w:rPr>
+        <w:t xml:space="preserve">  </w:t>
+      </w:r>
+      <w:r>
+        <w:rPr>
+          <w:rStyle w:val="AttributeTok"/>
+        </w:rPr>
+        <w:t xml:space="preserve">add_noise =</w:t>
+      </w:r>
+      <w:r>
+        <w:rPr>
+          <w:rStyle w:val="NormalTok"/>
+        </w:rPr>
+        <w:t xml:space="preserve"> </w:t>
+      </w:r>
+      <w:r>
+        <w:rPr>
+          <w:rStyle w:val="ConstantTok"/>
+        </w:rPr>
+        <w:t xml:space="preserve">TRUE</w:t>
+      </w:r>
+      <w:r>
+        <w:rPr>
+          <w:rStyle w:val="NormalTok"/>
+        </w:rPr>
+        <w:t xml:space="preserve">,</w:t>
+      </w:r>
+      <w:r>
+        <w:br/>
+      </w:r>
+      <w:r>
+        <w:rPr>
+          <w:rStyle w:val="NormalTok"/>
+        </w:rPr>
+        <w:t xml:space="preserve">  </w:t>
+      </w:r>
+      <w:r>
+        <w:rPr>
+          <w:rStyle w:val="AttributeTok"/>
+        </w:rPr>
+        <w:t xml:space="preserve">noise_limits =</w:t>
+      </w:r>
+      <w:r>
+        <w:rPr>
+          <w:rStyle w:val="NormalTok"/>
+        </w:rPr>
+        <w:t xml:space="preserve"> dlims,</w:t>
+      </w:r>
+      <w:r>
+        <w:br/>
+      </w:r>
+      <w:r>
+        <w:rPr>
+          <w:rStyle w:val="NormalTok"/>
+        </w:rPr>
+        <w:t xml:space="preserve">  </w:t>
+      </w:r>
+      <w:r>
+        <w:rPr>
+          <w:rStyle w:val="AttributeTok"/>
+        </w:rPr>
+        <w:t xml:space="preserve">format =</w:t>
+      </w:r>
+      <w:r>
+        <w:rPr>
+          <w:rStyle w:val="NormalTok"/>
+        </w:rPr>
+        <w:t xml:space="preserve"> </w:t>
+      </w:r>
+      <w:r>
+        <w:rPr>
+          <w:rStyle w:val="StringTok"/>
+        </w:rPr>
+        <w:t xml:space="preserve">"long"</w:t>
+      </w:r>
+      <w:r>
+        <w:br/>
+      </w:r>
+      <w:r>
+        <w:rPr>
+          <w:rStyle w:val="NormalTok"/>
+        </w:rPr>
+        <w:t xml:space="preserve">)</w:t>
+      </w:r>
+    </w:p>
     <w:bookmarkEnd w:id="20"/>
     <w:bookmarkStart w:id="21" w:name="noise-parameters"/>
     <w:p>
@@ -684,6 +2009,374 @@
       </w:r>
       <w:r>
         <w:t xml:space="preserve">we define them directly in our code:</w:t>
+      </w:r>
+    </w:p>
+    <w:p>
+      <w:pPr>
+        <w:pStyle w:val="SourceCode"/>
+      </w:pPr>
+      <w:r>
+        <w:rPr>
+          <w:rStyle w:val="FunctionTok"/>
+        </w:rPr>
+        <w:t xml:space="preserve">library</w:t>
+      </w:r>
+      <w:r>
+        <w:rPr>
+          <w:rStyle w:val="NormalTok"/>
+        </w:rPr>
+        <w:t xml:space="preserve">(tibble)</w:t>
+      </w:r>
+      <w:r>
+        <w:br/>
+      </w:r>
+      <w:r>
+        <w:rPr>
+          <w:rStyle w:val="NormalTok"/>
+        </w:rPr>
+        <w:t xml:space="preserve">cond </w:t>
+      </w:r>
+      <w:r>
+        <w:rPr>
+          <w:rStyle w:val="OtherTok"/>
+        </w:rPr>
+        <w:t xml:space="preserve">&lt;-</w:t>
+      </w:r>
+      <w:r>
+        <w:rPr>
+          <w:rStyle w:val="NormalTok"/>
+        </w:rPr>
+        <w:t xml:space="preserve"> </w:t>
+      </w:r>
+      <w:r>
+        <w:rPr>
+          <w:rStyle w:val="FunctionTok"/>
+        </w:rPr>
+        <w:t xml:space="preserve">tibble</w:t>
+      </w:r>
+      <w:r>
+        <w:rPr>
+          <w:rStyle w:val="NormalTok"/>
+        </w:rPr>
+        <w:t xml:space="preserve">(</w:t>
+      </w:r>
+      <w:r>
+        <w:br/>
+      </w:r>
+      <w:r>
+        <w:rPr>
+          <w:rStyle w:val="NormalTok"/>
+        </w:rPr>
+        <w:t xml:space="preserve">  </w:t>
+      </w:r>
+      <w:r>
+        <w:rPr>
+          <w:rStyle w:val="AttributeTok"/>
+        </w:rPr>
+        <w:t xml:space="preserve">antigen_iso =</w:t>
+      </w:r>
+      <w:r>
+        <w:rPr>
+          <w:rStyle w:val="NormalTok"/>
+        </w:rPr>
+        <w:t xml:space="preserve"> </w:t>
+      </w:r>
+      <w:r>
+        <w:rPr>
+          <w:rStyle w:val="FunctionTok"/>
+        </w:rPr>
+        <w:t xml:space="preserve">c</w:t>
+      </w:r>
+      <w:r>
+        <w:rPr>
+          <w:rStyle w:val="NormalTok"/>
+        </w:rPr>
+        <w:t xml:space="preserve">(</w:t>
+      </w:r>
+      <w:r>
+        <w:rPr>
+          <w:rStyle w:val="StringTok"/>
+        </w:rPr>
+        <w:t xml:space="preserve">"HlyE_IgG"</w:t>
+      </w:r>
+      <w:r>
+        <w:rPr>
+          <w:rStyle w:val="NormalTok"/>
+        </w:rPr>
+        <w:t xml:space="preserve">, </w:t>
+      </w:r>
+      <w:r>
+        <w:rPr>
+          <w:rStyle w:val="StringTok"/>
+        </w:rPr>
+        <w:t xml:space="preserve">"HlyE_IgA"</w:t>
+      </w:r>
+      <w:r>
+        <w:rPr>
+          <w:rStyle w:val="NormalTok"/>
+        </w:rPr>
+        <w:t xml:space="preserve">),</w:t>
+      </w:r>
+      <w:r>
+        <w:br/>
+      </w:r>
+      <w:r>
+        <w:rPr>
+          <w:rStyle w:val="NormalTok"/>
+        </w:rPr>
+        <w:t xml:space="preserve">  </w:t>
+      </w:r>
+      <w:r>
+        <w:rPr>
+          <w:rStyle w:val="AttributeTok"/>
+        </w:rPr>
+        <w:t xml:space="preserve">nu =</w:t>
+      </w:r>
+      <w:r>
+        <w:rPr>
+          <w:rStyle w:val="NormalTok"/>
+        </w:rPr>
+        <w:t xml:space="preserve"> </w:t>
+      </w:r>
+      <w:r>
+        <w:rPr>
+          <w:rStyle w:val="FunctionTok"/>
+        </w:rPr>
+        <w:t xml:space="preserve">c</w:t>
+      </w:r>
+      <w:r>
+        <w:rPr>
+          <w:rStyle w:val="NormalTok"/>
+        </w:rPr>
+        <w:t xml:space="preserve">(</w:t>
+      </w:r>
+      <w:r>
+        <w:rPr>
+          <w:rStyle w:val="FloatTok"/>
+        </w:rPr>
+        <w:t xml:space="preserve">0.5</w:t>
+      </w:r>
+      <w:r>
+        <w:rPr>
+          <w:rStyle w:val="NormalTok"/>
+        </w:rPr>
+        <w:t xml:space="preserve">, </w:t>
+      </w:r>
+      <w:r>
+        <w:rPr>
+          <w:rStyle w:val="FloatTok"/>
+        </w:rPr>
+        <w:t xml:space="preserve">0.5</w:t>
+      </w:r>
+      <w:r>
+        <w:rPr>
+          <w:rStyle w:val="NormalTok"/>
+        </w:rPr>
+        <w:t xml:space="preserve">), </w:t>
+      </w:r>
+      <w:r>
+        <w:rPr>
+          <w:rStyle w:val="CommentTok"/>
+        </w:rPr>
+        <w:t xml:space="preserve"># Biologic noise (nu)</w:t>
+      </w:r>
+      <w:r>
+        <w:br/>
+      </w:r>
+      <w:r>
+        <w:rPr>
+          <w:rStyle w:val="NormalTok"/>
+        </w:rPr>
+        <w:t xml:space="preserve">  </w:t>
+      </w:r>
+      <w:r>
+        <w:rPr>
+          <w:rStyle w:val="AttributeTok"/>
+        </w:rPr>
+        <w:t xml:space="preserve">eps =</w:t>
+      </w:r>
+      <w:r>
+        <w:rPr>
+          <w:rStyle w:val="NormalTok"/>
+        </w:rPr>
+        <w:t xml:space="preserve"> </w:t>
+      </w:r>
+      <w:r>
+        <w:rPr>
+          <w:rStyle w:val="FunctionTok"/>
+        </w:rPr>
+        <w:t xml:space="preserve">c</w:t>
+      </w:r>
+      <w:r>
+        <w:rPr>
+          <w:rStyle w:val="NormalTok"/>
+        </w:rPr>
+        <w:t xml:space="preserve">(</w:t>
+      </w:r>
+      <w:r>
+        <w:rPr>
+          <w:rStyle w:val="DecValTok"/>
+        </w:rPr>
+        <w:t xml:space="preserve">0</w:t>
+      </w:r>
+      <w:r>
+        <w:rPr>
+          <w:rStyle w:val="NormalTok"/>
+        </w:rPr>
+        <w:t xml:space="preserve">, </w:t>
+      </w:r>
+      <w:r>
+        <w:rPr>
+          <w:rStyle w:val="DecValTok"/>
+        </w:rPr>
+        <w:t xml:space="preserve">0</w:t>
+      </w:r>
+      <w:r>
+        <w:rPr>
+          <w:rStyle w:val="NormalTok"/>
+        </w:rPr>
+        <w:t xml:space="preserve">), </w:t>
+      </w:r>
+      <w:r>
+        <w:rPr>
+          <w:rStyle w:val="CommentTok"/>
+        </w:rPr>
+        <w:t xml:space="preserve"># M noise (eps)</w:t>
+      </w:r>
+      <w:r>
+        <w:br/>
+      </w:r>
+      <w:r>
+        <w:rPr>
+          <w:rStyle w:val="NormalTok"/>
+        </w:rPr>
+        <w:t xml:space="preserve">  </w:t>
+      </w:r>
+      <w:r>
+        <w:rPr>
+          <w:rStyle w:val="AttributeTok"/>
+        </w:rPr>
+        <w:t xml:space="preserve">y.low =</w:t>
+      </w:r>
+      <w:r>
+        <w:rPr>
+          <w:rStyle w:val="NormalTok"/>
+        </w:rPr>
+        <w:t xml:space="preserve"> </w:t>
+      </w:r>
+      <w:r>
+        <w:rPr>
+          <w:rStyle w:val="FunctionTok"/>
+        </w:rPr>
+        <w:t xml:space="preserve">c</w:t>
+      </w:r>
+      <w:r>
+        <w:rPr>
+          <w:rStyle w:val="NormalTok"/>
+        </w:rPr>
+        <w:t xml:space="preserve">(</w:t>
+      </w:r>
+      <w:r>
+        <w:rPr>
+          <w:rStyle w:val="DecValTok"/>
+        </w:rPr>
+        <w:t xml:space="preserve">1</w:t>
+      </w:r>
+      <w:r>
+        <w:rPr>
+          <w:rStyle w:val="NormalTok"/>
+        </w:rPr>
+        <w:t xml:space="preserve">, </w:t>
+      </w:r>
+      <w:r>
+        <w:rPr>
+          <w:rStyle w:val="DecValTok"/>
+        </w:rPr>
+        <w:t xml:space="preserve">1</w:t>
+      </w:r>
+      <w:r>
+        <w:rPr>
+          <w:rStyle w:val="NormalTok"/>
+        </w:rPr>
+        <w:t xml:space="preserve">), </w:t>
+      </w:r>
+      <w:r>
+        <w:rPr>
+          <w:rStyle w:val="CommentTok"/>
+        </w:rPr>
+        <w:t xml:space="preserve"># low cutoff (llod)</w:t>
+      </w:r>
+      <w:r>
+        <w:br/>
+      </w:r>
+      <w:r>
+        <w:rPr>
+          <w:rStyle w:val="NormalTok"/>
+        </w:rPr>
+        <w:t xml:space="preserve">  </w:t>
+      </w:r>
+      <w:r>
+        <w:rPr>
+          <w:rStyle w:val="AttributeTok"/>
+        </w:rPr>
+        <w:t xml:space="preserve">y.high =</w:t>
+      </w:r>
+      <w:r>
+        <w:rPr>
+          <w:rStyle w:val="NormalTok"/>
+        </w:rPr>
+        <w:t xml:space="preserve"> </w:t>
+      </w:r>
+      <w:r>
+        <w:rPr>
+          <w:rStyle w:val="FunctionTok"/>
+        </w:rPr>
+        <w:t xml:space="preserve">c</w:t>
+      </w:r>
+      <w:r>
+        <w:rPr>
+          <w:rStyle w:val="NormalTok"/>
+        </w:rPr>
+        <w:t xml:space="preserve">(</w:t>
+      </w:r>
+      <w:r>
+        <w:rPr>
+          <w:rStyle w:val="FloatTok"/>
+        </w:rPr>
+        <w:t xml:space="preserve">5e6</w:t>
+      </w:r>
+      <w:r>
+        <w:rPr>
+          <w:rStyle w:val="NormalTok"/>
+        </w:rPr>
+        <w:t xml:space="preserve">, </w:t>
+      </w:r>
+      <w:r>
+        <w:rPr>
+          <w:rStyle w:val="FloatTok"/>
+        </w:rPr>
+        <w:t xml:space="preserve">5e6</w:t>
+      </w:r>
+      <w:r>
+        <w:rPr>
+          <w:rStyle w:val="NormalTok"/>
+        </w:rPr>
+        <w:t xml:space="preserve">)</w:t>
+      </w:r>
+      <w:r>
+        <w:br/>
+      </w:r>
+      <w:r>
+        <w:rPr>
+          <w:rStyle w:val="NormalTok"/>
+        </w:rPr>
+        <w:t xml:space="preserve">) </w:t>
+      </w:r>
+      <w:r>
+        <w:rPr>
+          <w:rStyle w:val="CommentTok"/>
+        </w:rPr>
+        <w:t xml:space="preserve"># high cutoff (y.high)</w:t>
       </w:r>
     </w:p>
     <w:bookmarkEnd w:id="21"/>
@@ -706,7 +2399,459 @@
     </w:p>
     <w:p>
       <w:pPr>
-        <w:pStyle w:val="BodyText"/>
+        <w:pStyle w:val="SourceCode"/>
+      </w:pPr>
+      <w:r>
+        <w:rPr>
+          <w:rStyle w:val="NormalTok"/>
+        </w:rPr>
+        <w:t xml:space="preserve">csdata </w:t>
+      </w:r>
+      <w:r>
+        <w:rPr>
+          <w:rStyle w:val="SpecialCharTok"/>
+        </w:rPr>
+        <w:t xml:space="preserve">|&gt;</w:t>
+      </w:r>
+      <w:r>
+        <w:br/>
+      </w:r>
+      <w:r>
+        <w:rPr>
+          <w:rStyle w:val="NormalTok"/>
+        </w:rPr>
+        <w:t xml:space="preserve">  </w:t>
+      </w:r>
+      <w:r>
+        <w:rPr>
+          <w:rStyle w:val="FunctionTok"/>
+        </w:rPr>
+        <w:t xml:space="preserve">ggplot</w:t>
+      </w:r>
+      <w:r>
+        <w:rPr>
+          <w:rStyle w:val="NormalTok"/>
+        </w:rPr>
+        <w:t xml:space="preserve">() </w:t>
+      </w:r>
+      <w:r>
+        <w:rPr>
+          <w:rStyle w:val="SpecialCharTok"/>
+        </w:rPr>
+        <w:t xml:space="preserve">+</w:t>
+      </w:r>
+      <w:r>
+        <w:br/>
+      </w:r>
+      <w:r>
+        <w:rPr>
+          <w:rStyle w:val="NormalTok"/>
+        </w:rPr>
+        <w:t xml:space="preserve">  </w:t>
+      </w:r>
+      <w:r>
+        <w:rPr>
+          <w:rStyle w:val="FunctionTok"/>
+        </w:rPr>
+        <w:t xml:space="preserve">aes</w:t>
+      </w:r>
+      <w:r>
+        <w:rPr>
+          <w:rStyle w:val="NormalTok"/>
+        </w:rPr>
+        <w:t xml:space="preserve">(</w:t>
+      </w:r>
+      <w:r>
+        <w:rPr>
+          <w:rStyle w:val="AttributeTok"/>
+        </w:rPr>
+        <w:t xml:space="preserve">x =</w:t>
+      </w:r>
+      <w:r>
+        <w:rPr>
+          <w:rStyle w:val="NormalTok"/>
+        </w:rPr>
+        <w:t xml:space="preserve"> </w:t>
+      </w:r>
+      <w:r>
+        <w:rPr>
+          <w:rStyle w:val="FunctionTok"/>
+        </w:rPr>
+        <w:t xml:space="preserve">as.factor</w:t>
+      </w:r>
+      <w:r>
+        <w:rPr>
+          <w:rStyle w:val="NormalTok"/>
+        </w:rPr>
+        <w:t xml:space="preserve">(antigen_iso),</w:t>
+      </w:r>
+      <w:r>
+        <w:br/>
+      </w:r>
+      <w:r>
+        <w:rPr>
+          <w:rStyle w:val="NormalTok"/>
+        </w:rPr>
+        <w:t xml:space="preserve">      </w:t>
+      </w:r>
+      <w:r>
+        <w:rPr>
+          <w:rStyle w:val="AttributeTok"/>
+        </w:rPr>
+        <w:t xml:space="preserve">y =</w:t>
+      </w:r>
+      <w:r>
+        <w:rPr>
+          <w:rStyle w:val="NormalTok"/>
+        </w:rPr>
+        <w:t xml:space="preserve"> value) </w:t>
+      </w:r>
+      <w:r>
+        <w:rPr>
+          <w:rStyle w:val="SpecialCharTok"/>
+        </w:rPr>
+        <w:t xml:space="preserve">+</w:t>
+      </w:r>
+      <w:r>
+        <w:br/>
+      </w:r>
+      <w:r>
+        <w:rPr>
+          <w:rStyle w:val="NormalTok"/>
+        </w:rPr>
+        <w:t xml:space="preserve">  </w:t>
+      </w:r>
+      <w:r>
+        <w:rPr>
+          <w:rStyle w:val="FunctionTok"/>
+        </w:rPr>
+        <w:t xml:space="preserve">geom_beeswarm</w:t>
+      </w:r>
+      <w:r>
+        <w:rPr>
+          <w:rStyle w:val="NormalTok"/>
+        </w:rPr>
+        <w:t xml:space="preserve">(</w:t>
+      </w:r>
+      <w:r>
+        <w:br/>
+      </w:r>
+      <w:r>
+        <w:rPr>
+          <w:rStyle w:val="NormalTok"/>
+        </w:rPr>
+        <w:t xml:space="preserve">    </w:t>
+      </w:r>
+      <w:r>
+        <w:rPr>
+          <w:rStyle w:val="AttributeTok"/>
+        </w:rPr>
+        <w:t xml:space="preserve">size =</w:t>
+      </w:r>
+      <w:r>
+        <w:rPr>
+          <w:rStyle w:val="NormalTok"/>
+        </w:rPr>
+        <w:t xml:space="preserve"> .</w:t>
+      </w:r>
+      <w:r>
+        <w:rPr>
+          <w:rStyle w:val="DecValTok"/>
+        </w:rPr>
+        <w:t xml:space="preserve">5</w:t>
+      </w:r>
+      <w:r>
+        <w:rPr>
+          <w:rStyle w:val="NormalTok"/>
+        </w:rPr>
+        <w:t xml:space="preserve">,</w:t>
+      </w:r>
+      <w:r>
+        <w:br/>
+      </w:r>
+      <w:r>
+        <w:rPr>
+          <w:rStyle w:val="NormalTok"/>
+        </w:rPr>
+        <w:t xml:space="preserve">    </w:t>
+      </w:r>
+      <w:r>
+        <w:rPr>
+          <w:rStyle w:val="AttributeTok"/>
+        </w:rPr>
+        <w:t xml:space="preserve">alpha =</w:t>
+      </w:r>
+      <w:r>
+        <w:rPr>
+          <w:rStyle w:val="NormalTok"/>
+        </w:rPr>
+        <w:t xml:space="preserve"> .</w:t>
+      </w:r>
+      <w:r>
+        <w:rPr>
+          <w:rStyle w:val="DecValTok"/>
+        </w:rPr>
+        <w:t xml:space="preserve">5</w:t>
+      </w:r>
+      <w:r>
+        <w:rPr>
+          <w:rStyle w:val="NormalTok"/>
+        </w:rPr>
+        <w:t xml:space="preserve">,</w:t>
+      </w:r>
+      <w:r>
+        <w:br/>
+      </w:r>
+      <w:r>
+        <w:rPr>
+          <w:rStyle w:val="NormalTok"/>
+        </w:rPr>
+        <w:t xml:space="preserve">    </w:t>
+      </w:r>
+      <w:r>
+        <w:rPr>
+          <w:rStyle w:val="FunctionTok"/>
+        </w:rPr>
+        <w:t xml:space="preserve">aes</w:t>
+      </w:r>
+      <w:r>
+        <w:rPr>
+          <w:rStyle w:val="NormalTok"/>
+        </w:rPr>
+        <w:t xml:space="preserve">(</w:t>
+      </w:r>
+      <w:r>
+        <w:rPr>
+          <w:rStyle w:val="AttributeTok"/>
+        </w:rPr>
+        <w:t xml:space="preserve">color =</w:t>
+      </w:r>
+      <w:r>
+        <w:rPr>
+          <w:rStyle w:val="NormalTok"/>
+        </w:rPr>
+        <w:t xml:space="preserve"> antigen_iso),</w:t>
+      </w:r>
+      <w:r>
+        <w:br/>
+      </w:r>
+      <w:r>
+        <w:rPr>
+          <w:rStyle w:val="NormalTok"/>
+        </w:rPr>
+        <w:t xml:space="preserve">    </w:t>
+      </w:r>
+      <w:r>
+        <w:rPr>
+          <w:rStyle w:val="AttributeTok"/>
+        </w:rPr>
+        <w:t xml:space="preserve">show.legend =</w:t>
+      </w:r>
+      <w:r>
+        <w:rPr>
+          <w:rStyle w:val="NormalTok"/>
+        </w:rPr>
+        <w:t xml:space="preserve"> </w:t>
+      </w:r>
+      <w:r>
+        <w:rPr>
+          <w:rStyle w:val="ConstantTok"/>
+        </w:rPr>
+        <w:t xml:space="preserve">FALSE</w:t>
+      </w:r>
+      <w:r>
+        <w:br/>
+      </w:r>
+      <w:r>
+        <w:rPr>
+          <w:rStyle w:val="NormalTok"/>
+        </w:rPr>
+        <w:t xml:space="preserve">  ) </w:t>
+      </w:r>
+      <w:r>
+        <w:rPr>
+          <w:rStyle w:val="SpecialCharTok"/>
+        </w:rPr>
+        <w:t xml:space="preserve">+</w:t>
+      </w:r>
+      <w:r>
+        <w:br/>
+      </w:r>
+      <w:r>
+        <w:rPr>
+          <w:rStyle w:val="NormalTok"/>
+        </w:rPr>
+        <w:t xml:space="preserve">  </w:t>
+      </w:r>
+      <w:r>
+        <w:rPr>
+          <w:rStyle w:val="FunctionTok"/>
+        </w:rPr>
+        <w:t xml:space="preserve">geom_boxplot</w:t>
+      </w:r>
+      <w:r>
+        <w:rPr>
+          <w:rStyle w:val="NormalTok"/>
+        </w:rPr>
+        <w:t xml:space="preserve">(</w:t>
+      </w:r>
+      <w:r>
+        <w:rPr>
+          <w:rStyle w:val="AttributeTok"/>
+        </w:rPr>
+        <w:t xml:space="preserve">outlier.colour =</w:t>
+      </w:r>
+      <w:r>
+        <w:rPr>
+          <w:rStyle w:val="NormalTok"/>
+        </w:rPr>
+        <w:t xml:space="preserve"> </w:t>
+      </w:r>
+      <w:r>
+        <w:rPr>
+          <w:rStyle w:val="ConstantTok"/>
+        </w:rPr>
+        <w:t xml:space="preserve">NA</w:t>
+      </w:r>
+      <w:r>
+        <w:rPr>
+          <w:rStyle w:val="NormalTok"/>
+        </w:rPr>
+        <w:t xml:space="preserve">, </w:t>
+      </w:r>
+      <w:r>
+        <w:rPr>
+          <w:rStyle w:val="AttributeTok"/>
+        </w:rPr>
+        <w:t xml:space="preserve">fill =</w:t>
+      </w:r>
+      <w:r>
+        <w:rPr>
+          <w:rStyle w:val="NormalTok"/>
+        </w:rPr>
+        <w:t xml:space="preserve"> </w:t>
+      </w:r>
+      <w:r>
+        <w:rPr>
+          <w:rStyle w:val="ConstantTok"/>
+        </w:rPr>
+        <w:t xml:space="preserve">NA</w:t>
+      </w:r>
+      <w:r>
+        <w:rPr>
+          <w:rStyle w:val="NormalTok"/>
+        </w:rPr>
+        <w:t xml:space="preserve">) </w:t>
+      </w:r>
+      <w:r>
+        <w:rPr>
+          <w:rStyle w:val="SpecialCharTok"/>
+        </w:rPr>
+        <w:t xml:space="preserve">+</w:t>
+      </w:r>
+      <w:r>
+        <w:br/>
+      </w:r>
+      <w:r>
+        <w:rPr>
+          <w:rStyle w:val="NormalTok"/>
+        </w:rPr>
+        <w:t xml:space="preserve">  </w:t>
+      </w:r>
+      <w:r>
+        <w:rPr>
+          <w:rStyle w:val="FunctionTok"/>
+        </w:rPr>
+        <w:t xml:space="preserve">scale_y_log10</w:t>
+      </w:r>
+      <w:r>
+        <w:rPr>
+          <w:rStyle w:val="NormalTok"/>
+        </w:rPr>
+        <w:t xml:space="preserve">() </w:t>
+      </w:r>
+      <w:r>
+        <w:rPr>
+          <w:rStyle w:val="SpecialCharTok"/>
+        </w:rPr>
+        <w:t xml:space="preserve">+</w:t>
+      </w:r>
+      <w:r>
+        <w:br/>
+      </w:r>
+      <w:r>
+        <w:rPr>
+          <w:rStyle w:val="NormalTok"/>
+        </w:rPr>
+        <w:t xml:space="preserve">  </w:t>
+      </w:r>
+      <w:r>
+        <w:rPr>
+          <w:rStyle w:val="FunctionTok"/>
+        </w:rPr>
+        <w:t xml:space="preserve">theme_linedraw</w:t>
+      </w:r>
+      <w:r>
+        <w:rPr>
+          <w:rStyle w:val="NormalTok"/>
+        </w:rPr>
+        <w:t xml:space="preserve">() </w:t>
+      </w:r>
+      <w:r>
+        <w:rPr>
+          <w:rStyle w:val="SpecialCharTok"/>
+        </w:rPr>
+        <w:t xml:space="preserve">+</w:t>
+      </w:r>
+      <w:r>
+        <w:br/>
+      </w:r>
+      <w:r>
+        <w:rPr>
+          <w:rStyle w:val="NormalTok"/>
+        </w:rPr>
+        <w:t xml:space="preserve">  </w:t>
+      </w:r>
+      <w:r>
+        <w:rPr>
+          <w:rStyle w:val="FunctionTok"/>
+        </w:rPr>
+        <w:t xml:space="preserve">labs</w:t>
+      </w:r>
+      <w:r>
+        <w:rPr>
+          <w:rStyle w:val="NormalTok"/>
+        </w:rPr>
+        <w:t xml:space="preserve">(</w:t>
+      </w:r>
+      <w:r>
+        <w:rPr>
+          <w:rStyle w:val="AttributeTok"/>
+        </w:rPr>
+        <w:t xml:space="preserve">x =</w:t>
+      </w:r>
+      <w:r>
+        <w:rPr>
+          <w:rStyle w:val="NormalTok"/>
+        </w:rPr>
+        <w:t xml:space="preserve"> </w:t>
+      </w:r>
+      <w:r>
+        <w:rPr>
+          <w:rStyle w:val="StringTok"/>
+        </w:rPr>
+        <w:t xml:space="preserve">"antigen - isotype"</w:t>
+      </w:r>
+      <w:r>
+        <w:rPr>
+          <w:rStyle w:val="NormalTok"/>
+        </w:rPr>
+        <w:t xml:space="preserve">)</w:t>
+      </w:r>
+    </w:p>
+    <w:p>
+      <w:pPr>
+        <w:pStyle w:val="FirstParagraph"/>
       </w:pPr>
       <w:r>
         <w:drawing>
@@ -775,7 +2920,202 @@
       </w:pPr>
       <w:r>
         <w:rPr>
-          <w:rStyle w:val="VerbatimChar"/>
+          <w:rStyle w:val="NormalTok"/>
+        </w:rPr>
+        <w:t xml:space="preserve">ll_a </w:t>
+      </w:r>
+      <w:r>
+        <w:rPr>
+          <w:rStyle w:val="OtherTok"/>
+        </w:rPr>
+        <w:t xml:space="preserve">&lt;-</w:t>
+      </w:r>
+      <w:r>
+        <w:br/>
+      </w:r>
+      <w:r>
+        <w:rPr>
+          <w:rStyle w:val="NormalTok"/>
+        </w:rPr>
+        <w:t xml:space="preserve">  </w:t>
+      </w:r>
+      <w:r>
+        <w:rPr>
+          <w:rStyle w:val="FunctionTok"/>
+        </w:rPr>
+        <w:t xml:space="preserve">log_likelihood</w:t>
+      </w:r>
+      <w:r>
+        <w:rPr>
+          <w:rStyle w:val="NormalTok"/>
+        </w:rPr>
+        <w:t xml:space="preserve">(</w:t>
+      </w:r>
+      <w:r>
+        <w:br/>
+      </w:r>
+      <w:r>
+        <w:rPr>
+          <w:rStyle w:val="NormalTok"/>
+        </w:rPr>
+        <w:t xml:space="preserve">    </w:t>
+      </w:r>
+      <w:r>
+        <w:rPr>
+          <w:rStyle w:val="AttributeTok"/>
+        </w:rPr>
+        <w:t xml:space="preserve">pop_data =</w:t>
+      </w:r>
+      <w:r>
+        <w:rPr>
+          <w:rStyle w:val="NormalTok"/>
+        </w:rPr>
+        <w:t xml:space="preserve"> csdata,</w:t>
+      </w:r>
+      <w:r>
+        <w:br/>
+      </w:r>
+      <w:r>
+        <w:rPr>
+          <w:rStyle w:val="NormalTok"/>
+        </w:rPr>
+        <w:t xml:space="preserve">    </w:t>
+      </w:r>
+      <w:r>
+        <w:rPr>
+          <w:rStyle w:val="AttributeTok"/>
+        </w:rPr>
+        <w:t xml:space="preserve">curve_params =</w:t>
+      </w:r>
+      <w:r>
+        <w:rPr>
+          <w:rStyle w:val="NormalTok"/>
+        </w:rPr>
+        <w:t xml:space="preserve"> dmcmc,</w:t>
+      </w:r>
+      <w:r>
+        <w:br/>
+      </w:r>
+      <w:r>
+        <w:rPr>
+          <w:rStyle w:val="NormalTok"/>
+        </w:rPr>
+        <w:t xml:space="preserve">    </w:t>
+      </w:r>
+      <w:r>
+        <w:rPr>
+          <w:rStyle w:val="AttributeTok"/>
+        </w:rPr>
+        <w:t xml:space="preserve">noise_params =</w:t>
+      </w:r>
+      <w:r>
+        <w:rPr>
+          <w:rStyle w:val="NormalTok"/>
+        </w:rPr>
+        <w:t xml:space="preserve"> cond,</w:t>
+      </w:r>
+      <w:r>
+        <w:br/>
+      </w:r>
+      <w:r>
+        <w:rPr>
+          <w:rStyle w:val="NormalTok"/>
+        </w:rPr>
+        <w:t xml:space="preserve">    </w:t>
+      </w:r>
+      <w:r>
+        <w:rPr>
+          <w:rStyle w:val="AttributeTok"/>
+        </w:rPr>
+        <w:t xml:space="preserve">antigen_isos =</w:t>
+      </w:r>
+      <w:r>
+        <w:rPr>
+          <w:rStyle w:val="NormalTok"/>
+        </w:rPr>
+        <w:t xml:space="preserve"> </w:t>
+      </w:r>
+      <w:r>
+        <w:rPr>
+          <w:rStyle w:val="StringTok"/>
+        </w:rPr>
+        <w:t xml:space="preserve">"HlyE_IgA"</w:t>
+      </w:r>
+      <w:r>
+        <w:rPr>
+          <w:rStyle w:val="NormalTok"/>
+        </w:rPr>
+        <w:t xml:space="preserve">,</w:t>
+      </w:r>
+      <w:r>
+        <w:br/>
+      </w:r>
+      <w:r>
+        <w:rPr>
+          <w:rStyle w:val="NormalTok"/>
+        </w:rPr>
+        <w:t xml:space="preserve">    </w:t>
+      </w:r>
+      <w:r>
+        <w:rPr>
+          <w:rStyle w:val="AttributeTok"/>
+        </w:rPr>
+        <w:t xml:space="preserve">lambda =</w:t>
+      </w:r>
+      <w:r>
+        <w:rPr>
+          <w:rStyle w:val="NormalTok"/>
+        </w:rPr>
+        <w:t xml:space="preserve"> </w:t>
+      </w:r>
+      <w:r>
+        <w:rPr>
+          <w:rStyle w:val="FloatTok"/>
+        </w:rPr>
+        <w:t xml:space="preserve">0.1</w:t>
+      </w:r>
+      <w:r>
+        <w:br/>
+      </w:r>
+      <w:r>
+        <w:rPr>
+          <w:rStyle w:val="NormalTok"/>
+        </w:rPr>
+        <w:t xml:space="preserve">  ) </w:t>
+      </w:r>
+      <w:r>
+        <w:rPr>
+          <w:rStyle w:val="SpecialCharTok"/>
+        </w:rPr>
+        <w:t xml:space="preserve">|&gt;</w:t>
+      </w:r>
+      <w:r>
+        <w:br/>
+      </w:r>
+      <w:r>
+        <w:rPr>
+          <w:rStyle w:val="NormalTok"/>
+        </w:rPr>
+        <w:t xml:space="preserve">  </w:t>
+      </w:r>
+      <w:r>
+        <w:rPr>
+          <w:rStyle w:val="FunctionTok"/>
+        </w:rPr>
+        <w:t xml:space="preserve">print</w:t>
+      </w:r>
+      <w:r>
+        <w:rPr>
+          <w:rStyle w:val="NormalTok"/>
+        </w:rPr>
+        <w:t xml:space="preserve">()</w:t>
+      </w:r>
+      <w:r>
+        <w:br/>
+      </w:r>
+      <w:r>
+        <w:rPr>
+          <w:rStyle w:val="CommentTok"/>
         </w:rPr>
         <w:t xml:space="preserve">#&gt; [1] -225.6862</w:t>
       </w:r>
@@ -783,8 +3123,206 @@
         <w:br/>
       </w:r>
       <w:r>
-        <w:rPr>
-          <w:rStyle w:val="VerbatimChar"/>
+        <w:br/>
+      </w:r>
+      <w:r>
+        <w:rPr>
+          <w:rStyle w:val="NormalTok"/>
+        </w:rPr>
+        <w:t xml:space="preserve">ll_g </w:t>
+      </w:r>
+      <w:r>
+        <w:rPr>
+          <w:rStyle w:val="OtherTok"/>
+        </w:rPr>
+        <w:t xml:space="preserve">&lt;-</w:t>
+      </w:r>
+      <w:r>
+        <w:br/>
+      </w:r>
+      <w:r>
+        <w:rPr>
+          <w:rStyle w:val="NormalTok"/>
+        </w:rPr>
+        <w:t xml:space="preserve">  </w:t>
+      </w:r>
+      <w:r>
+        <w:rPr>
+          <w:rStyle w:val="FunctionTok"/>
+        </w:rPr>
+        <w:t xml:space="preserve">log_likelihood</w:t>
+      </w:r>
+      <w:r>
+        <w:rPr>
+          <w:rStyle w:val="NormalTok"/>
+        </w:rPr>
+        <w:t xml:space="preserve">(</w:t>
+      </w:r>
+      <w:r>
+        <w:br/>
+      </w:r>
+      <w:r>
+        <w:rPr>
+          <w:rStyle w:val="NormalTok"/>
+        </w:rPr>
+        <w:t xml:space="preserve">    </w:t>
+      </w:r>
+      <w:r>
+        <w:rPr>
+          <w:rStyle w:val="AttributeTok"/>
+        </w:rPr>
+        <w:t xml:space="preserve">pop_data =</w:t>
+      </w:r>
+      <w:r>
+        <w:rPr>
+          <w:rStyle w:val="NormalTok"/>
+        </w:rPr>
+        <w:t xml:space="preserve"> csdata,</w:t>
+      </w:r>
+      <w:r>
+        <w:br/>
+      </w:r>
+      <w:r>
+        <w:rPr>
+          <w:rStyle w:val="NormalTok"/>
+        </w:rPr>
+        <w:t xml:space="preserve">    </w:t>
+      </w:r>
+      <w:r>
+        <w:rPr>
+          <w:rStyle w:val="AttributeTok"/>
+        </w:rPr>
+        <w:t xml:space="preserve">curve_params =</w:t>
+      </w:r>
+      <w:r>
+        <w:rPr>
+          <w:rStyle w:val="NormalTok"/>
+        </w:rPr>
+        <w:t xml:space="preserve"> dmcmc,</w:t>
+      </w:r>
+      <w:r>
+        <w:br/>
+      </w:r>
+      <w:r>
+        <w:rPr>
+          <w:rStyle w:val="NormalTok"/>
+        </w:rPr>
+        <w:t xml:space="preserve">    </w:t>
+      </w:r>
+      <w:r>
+        <w:rPr>
+          <w:rStyle w:val="AttributeTok"/>
+        </w:rPr>
+        <w:t xml:space="preserve">noise_params =</w:t>
+      </w:r>
+      <w:r>
+        <w:rPr>
+          <w:rStyle w:val="NormalTok"/>
+        </w:rPr>
+        <w:t xml:space="preserve"> cond,</w:t>
+      </w:r>
+      <w:r>
+        <w:br/>
+      </w:r>
+      <w:r>
+        <w:rPr>
+          <w:rStyle w:val="NormalTok"/>
+        </w:rPr>
+        <w:t xml:space="preserve">    </w:t>
+      </w:r>
+      <w:r>
+        <w:rPr>
+          <w:rStyle w:val="AttributeTok"/>
+        </w:rPr>
+        <w:t xml:space="preserve">antigen_isos =</w:t>
+      </w:r>
+      <w:r>
+        <w:rPr>
+          <w:rStyle w:val="NormalTok"/>
+        </w:rPr>
+        <w:t xml:space="preserve"> </w:t>
+      </w:r>
+      <w:r>
+        <w:rPr>
+          <w:rStyle w:val="StringTok"/>
+        </w:rPr>
+        <w:t xml:space="preserve">"HlyE_IgG"</w:t>
+      </w:r>
+      <w:r>
+        <w:rPr>
+          <w:rStyle w:val="NormalTok"/>
+        </w:rPr>
+        <w:t xml:space="preserve">,</w:t>
+      </w:r>
+      <w:r>
+        <w:br/>
+      </w:r>
+      <w:r>
+        <w:rPr>
+          <w:rStyle w:val="NormalTok"/>
+        </w:rPr>
+        <w:t xml:space="preserve">    </w:t>
+      </w:r>
+      <w:r>
+        <w:rPr>
+          <w:rStyle w:val="AttributeTok"/>
+        </w:rPr>
+        <w:t xml:space="preserve">lambda =</w:t>
+      </w:r>
+      <w:r>
+        <w:rPr>
+          <w:rStyle w:val="NormalTok"/>
+        </w:rPr>
+        <w:t xml:space="preserve"> </w:t>
+      </w:r>
+      <w:r>
+        <w:rPr>
+          <w:rStyle w:val="FloatTok"/>
+        </w:rPr>
+        <w:t xml:space="preserve">0.1</w:t>
+      </w:r>
+      <w:r>
+        <w:br/>
+      </w:r>
+      <w:r>
+        <w:rPr>
+          <w:rStyle w:val="NormalTok"/>
+        </w:rPr>
+        <w:t xml:space="preserve">  ) </w:t>
+      </w:r>
+      <w:r>
+        <w:rPr>
+          <w:rStyle w:val="SpecialCharTok"/>
+        </w:rPr>
+        <w:t xml:space="preserve">|&gt;</w:t>
+      </w:r>
+      <w:r>
+        <w:br/>
+      </w:r>
+      <w:r>
+        <w:rPr>
+          <w:rStyle w:val="NormalTok"/>
+        </w:rPr>
+        <w:t xml:space="preserve">  </w:t>
+      </w:r>
+      <w:r>
+        <w:rPr>
+          <w:rStyle w:val="FunctionTok"/>
+        </w:rPr>
+        <w:t xml:space="preserve">print</w:t>
+      </w:r>
+      <w:r>
+        <w:rPr>
+          <w:rStyle w:val="NormalTok"/>
+        </w:rPr>
+        <w:t xml:space="preserve">()</w:t>
+      </w:r>
+      <w:r>
+        <w:br/>
+      </w:r>
+      <w:r>
+        <w:rPr>
+          <w:rStyle w:val="CommentTok"/>
         </w:rPr>
         <w:t xml:space="preserve">#&gt; [1] -258.0572</w:t>
       </w:r>
@@ -792,8 +3330,230 @@
         <w:br/>
       </w:r>
       <w:r>
-        <w:rPr>
-          <w:rStyle w:val="VerbatimChar"/>
+        <w:br/>
+      </w:r>
+      <w:r>
+        <w:rPr>
+          <w:rStyle w:val="NormalTok"/>
+        </w:rPr>
+        <w:t xml:space="preserve">ll_ag </w:t>
+      </w:r>
+      <w:r>
+        <w:rPr>
+          <w:rStyle w:val="OtherTok"/>
+        </w:rPr>
+        <w:t xml:space="preserve">&lt;-</w:t>
+      </w:r>
+      <w:r>
+        <w:br/>
+      </w:r>
+      <w:r>
+        <w:rPr>
+          <w:rStyle w:val="NormalTok"/>
+        </w:rPr>
+        <w:t xml:space="preserve">  </w:t>
+      </w:r>
+      <w:r>
+        <w:rPr>
+          <w:rStyle w:val="FunctionTok"/>
+        </w:rPr>
+        <w:t xml:space="preserve">log_likelihood</w:t>
+      </w:r>
+      <w:r>
+        <w:rPr>
+          <w:rStyle w:val="NormalTok"/>
+        </w:rPr>
+        <w:t xml:space="preserve">(</w:t>
+      </w:r>
+      <w:r>
+        <w:br/>
+      </w:r>
+      <w:r>
+        <w:rPr>
+          <w:rStyle w:val="NormalTok"/>
+        </w:rPr>
+        <w:t xml:space="preserve">    </w:t>
+      </w:r>
+      <w:r>
+        <w:rPr>
+          <w:rStyle w:val="AttributeTok"/>
+        </w:rPr>
+        <w:t xml:space="preserve">pop_data =</w:t>
+      </w:r>
+      <w:r>
+        <w:rPr>
+          <w:rStyle w:val="NormalTok"/>
+        </w:rPr>
+        <w:t xml:space="preserve"> csdata,</w:t>
+      </w:r>
+      <w:r>
+        <w:br/>
+      </w:r>
+      <w:r>
+        <w:rPr>
+          <w:rStyle w:val="NormalTok"/>
+        </w:rPr>
+        <w:t xml:space="preserve">    </w:t>
+      </w:r>
+      <w:r>
+        <w:rPr>
+          <w:rStyle w:val="AttributeTok"/>
+        </w:rPr>
+        <w:t xml:space="preserve">curve_params =</w:t>
+      </w:r>
+      <w:r>
+        <w:rPr>
+          <w:rStyle w:val="NormalTok"/>
+        </w:rPr>
+        <w:t xml:space="preserve"> dmcmc,</w:t>
+      </w:r>
+      <w:r>
+        <w:br/>
+      </w:r>
+      <w:r>
+        <w:rPr>
+          <w:rStyle w:val="NormalTok"/>
+        </w:rPr>
+        <w:t xml:space="preserve">    </w:t>
+      </w:r>
+      <w:r>
+        <w:rPr>
+          <w:rStyle w:val="AttributeTok"/>
+        </w:rPr>
+        <w:t xml:space="preserve">noise_params =</w:t>
+      </w:r>
+      <w:r>
+        <w:rPr>
+          <w:rStyle w:val="NormalTok"/>
+        </w:rPr>
+        <w:t xml:space="preserve"> cond,</w:t>
+      </w:r>
+      <w:r>
+        <w:br/>
+      </w:r>
+      <w:r>
+        <w:rPr>
+          <w:rStyle w:val="NormalTok"/>
+        </w:rPr>
+        <w:t xml:space="preserve">    </w:t>
+      </w:r>
+      <w:r>
+        <w:rPr>
+          <w:rStyle w:val="AttributeTok"/>
+        </w:rPr>
+        <w:t xml:space="preserve">antigen_isos =</w:t>
+      </w:r>
+      <w:r>
+        <w:rPr>
+          <w:rStyle w:val="NormalTok"/>
+        </w:rPr>
+        <w:t xml:space="preserve"> </w:t>
+      </w:r>
+      <w:r>
+        <w:rPr>
+          <w:rStyle w:val="FunctionTok"/>
+        </w:rPr>
+        <w:t xml:space="preserve">c</w:t>
+      </w:r>
+      <w:r>
+        <w:rPr>
+          <w:rStyle w:val="NormalTok"/>
+        </w:rPr>
+        <w:t xml:space="preserve">(</w:t>
+      </w:r>
+      <w:r>
+        <w:rPr>
+          <w:rStyle w:val="StringTok"/>
+        </w:rPr>
+        <w:t xml:space="preserve">"HlyE_IgG"</w:t>
+      </w:r>
+      <w:r>
+        <w:rPr>
+          <w:rStyle w:val="NormalTok"/>
+        </w:rPr>
+        <w:t xml:space="preserve">, </w:t>
+      </w:r>
+      <w:r>
+        <w:rPr>
+          <w:rStyle w:val="StringTok"/>
+        </w:rPr>
+        <w:t xml:space="preserve">"HlyE_IgA"</w:t>
+      </w:r>
+      <w:r>
+        <w:rPr>
+          <w:rStyle w:val="NormalTok"/>
+        </w:rPr>
+        <w:t xml:space="preserve">),</w:t>
+      </w:r>
+      <w:r>
+        <w:br/>
+      </w:r>
+      <w:r>
+        <w:rPr>
+          <w:rStyle w:val="NormalTok"/>
+        </w:rPr>
+        <w:t xml:space="preserve">    </w:t>
+      </w:r>
+      <w:r>
+        <w:rPr>
+          <w:rStyle w:val="AttributeTok"/>
+        </w:rPr>
+        <w:t xml:space="preserve">lambda =</w:t>
+      </w:r>
+      <w:r>
+        <w:rPr>
+          <w:rStyle w:val="NormalTok"/>
+        </w:rPr>
+        <w:t xml:space="preserve"> </w:t>
+      </w:r>
+      <w:r>
+        <w:rPr>
+          <w:rStyle w:val="FloatTok"/>
+        </w:rPr>
+        <w:t xml:space="preserve">0.1</w:t>
+      </w:r>
+      <w:r>
+        <w:br/>
+      </w:r>
+      <w:r>
+        <w:rPr>
+          <w:rStyle w:val="NormalTok"/>
+        </w:rPr>
+        <w:t xml:space="preserve">  ) </w:t>
+      </w:r>
+      <w:r>
+        <w:rPr>
+          <w:rStyle w:val="SpecialCharTok"/>
+        </w:rPr>
+        <w:t xml:space="preserve">|&gt;</w:t>
+      </w:r>
+      <w:r>
+        <w:br/>
+      </w:r>
+      <w:r>
+        <w:rPr>
+          <w:rStyle w:val="NormalTok"/>
+        </w:rPr>
+        <w:t xml:space="preserve">  </w:t>
+      </w:r>
+      <w:r>
+        <w:rPr>
+          <w:rStyle w:val="FunctionTok"/>
+        </w:rPr>
+        <w:t xml:space="preserve">print</w:t>
+      </w:r>
+      <w:r>
+        <w:rPr>
+          <w:rStyle w:val="NormalTok"/>
+        </w:rPr>
+        <w:t xml:space="preserve">()</w:t>
+      </w:r>
+      <w:r>
+        <w:br/>
+      </w:r>
+      <w:r>
+        <w:rPr>
+          <w:rStyle w:val="CommentTok"/>
         </w:rPr>
         <w:t xml:space="preserve">#&gt; [1] -483.7434</w:t>
       </w:r>
@@ -801,8 +3561,38 @@
         <w:br/>
       </w:r>
       <w:r>
-        <w:rPr>
-          <w:rStyle w:val="VerbatimChar"/>
+        <w:br/>
+      </w:r>
+      <w:r>
+        <w:rPr>
+          <w:rStyle w:val="FunctionTok"/>
+        </w:rPr>
+        <w:t xml:space="preserve">print</w:t>
+      </w:r>
+      <w:r>
+        <w:rPr>
+          <w:rStyle w:val="NormalTok"/>
+        </w:rPr>
+        <w:t xml:space="preserve">(ll_a </w:t>
+      </w:r>
+      <w:r>
+        <w:rPr>
+          <w:rStyle w:val="SpecialCharTok"/>
+        </w:rPr>
+        <w:t xml:space="preserve">+</w:t>
+      </w:r>
+      <w:r>
+        <w:rPr>
+          <w:rStyle w:val="NormalTok"/>
+        </w:rPr>
+        <w:t xml:space="preserve"> ll_g)</w:t>
+      </w:r>
+      <w:r>
+        <w:br/>
+      </w:r>
+      <w:r>
+        <w:rPr>
+          <w:rStyle w:val="CommentTok"/>
         </w:rPr>
         <w:t xml:space="preserve">#&gt; [1] -483.7434</w:t>
       </w:r>
@@ -839,7 +3629,597 @@
     </w:p>
     <w:p>
       <w:pPr>
-        <w:pStyle w:val="BodyText"/>
+        <w:pStyle w:val="SourceCode"/>
+      </w:pPr>
+      <w:r>
+        <w:rPr>
+          <w:rStyle w:val="NormalTok"/>
+        </w:rPr>
+        <w:t xml:space="preserve">lik_HlyE_IgA </w:t>
+      </w:r>
+      <w:r>
+        <w:rPr>
+          <w:rStyle w:val="OtherTok"/>
+        </w:rPr>
+        <w:t xml:space="preserve">&lt;-</w:t>
+      </w:r>
+      <w:r>
+        <w:br/>
+      </w:r>
+      <w:r>
+        <w:rPr>
+          <w:rStyle w:val="NormalTok"/>
+        </w:rPr>
+        <w:t xml:space="preserve">  </w:t>
+      </w:r>
+      <w:r>
+        <w:rPr>
+          <w:rStyle w:val="FunctionTok"/>
+        </w:rPr>
+        <w:t xml:space="preserve">graph_loglik</w:t>
+      </w:r>
+      <w:r>
+        <w:rPr>
+          <w:rStyle w:val="NormalTok"/>
+        </w:rPr>
+        <w:t xml:space="preserve">(</w:t>
+      </w:r>
+      <w:r>
+        <w:br/>
+      </w:r>
+      <w:r>
+        <w:rPr>
+          <w:rStyle w:val="NormalTok"/>
+        </w:rPr>
+        <w:t xml:space="preserve">    </w:t>
+      </w:r>
+      <w:r>
+        <w:rPr>
+          <w:rStyle w:val="AttributeTok"/>
+        </w:rPr>
+        <w:t xml:space="preserve">pop_data =</w:t>
+      </w:r>
+      <w:r>
+        <w:rPr>
+          <w:rStyle w:val="NormalTok"/>
+        </w:rPr>
+        <w:t xml:space="preserve"> csdata,</w:t>
+      </w:r>
+      <w:r>
+        <w:br/>
+      </w:r>
+      <w:r>
+        <w:rPr>
+          <w:rStyle w:val="NormalTok"/>
+        </w:rPr>
+        <w:t xml:space="preserve">    </w:t>
+      </w:r>
+      <w:r>
+        <w:rPr>
+          <w:rStyle w:val="AttributeTok"/>
+        </w:rPr>
+        <w:t xml:space="preserve">curve_params =</w:t>
+      </w:r>
+      <w:r>
+        <w:rPr>
+          <w:rStyle w:val="NormalTok"/>
+        </w:rPr>
+        <w:t xml:space="preserve"> dmcmc,</w:t>
+      </w:r>
+      <w:r>
+        <w:br/>
+      </w:r>
+      <w:r>
+        <w:rPr>
+          <w:rStyle w:val="NormalTok"/>
+        </w:rPr>
+        <w:t xml:space="preserve">    </w:t>
+      </w:r>
+      <w:r>
+        <w:rPr>
+          <w:rStyle w:val="AttributeTok"/>
+        </w:rPr>
+        <w:t xml:space="preserve">noise_params =</w:t>
+      </w:r>
+      <w:r>
+        <w:rPr>
+          <w:rStyle w:val="NormalTok"/>
+        </w:rPr>
+        <w:t xml:space="preserve"> cond,</w:t>
+      </w:r>
+      <w:r>
+        <w:br/>
+      </w:r>
+      <w:r>
+        <w:rPr>
+          <w:rStyle w:val="NormalTok"/>
+        </w:rPr>
+        <w:t xml:space="preserve">    </w:t>
+      </w:r>
+      <w:r>
+        <w:rPr>
+          <w:rStyle w:val="AttributeTok"/>
+        </w:rPr>
+        <w:t xml:space="preserve">antigen_isos =</w:t>
+      </w:r>
+      <w:r>
+        <w:rPr>
+          <w:rStyle w:val="NormalTok"/>
+        </w:rPr>
+        <w:t xml:space="preserve"> </w:t>
+      </w:r>
+      <w:r>
+        <w:rPr>
+          <w:rStyle w:val="StringTok"/>
+        </w:rPr>
+        <w:t xml:space="preserve">"HlyE_IgA"</w:t>
+      </w:r>
+      <w:r>
+        <w:rPr>
+          <w:rStyle w:val="NormalTok"/>
+        </w:rPr>
+        <w:t xml:space="preserve">,</w:t>
+      </w:r>
+      <w:r>
+        <w:br/>
+      </w:r>
+      <w:r>
+        <w:rPr>
+          <w:rStyle w:val="NormalTok"/>
+        </w:rPr>
+        <w:t xml:space="preserve">    </w:t>
+      </w:r>
+      <w:r>
+        <w:rPr>
+          <w:rStyle w:val="AttributeTok"/>
+        </w:rPr>
+        <w:t xml:space="preserve">log_x =</w:t>
+      </w:r>
+      <w:r>
+        <w:rPr>
+          <w:rStyle w:val="NormalTok"/>
+        </w:rPr>
+        <w:t xml:space="preserve"> </w:t>
+      </w:r>
+      <w:r>
+        <w:rPr>
+          <w:rStyle w:val="ConstantTok"/>
+        </w:rPr>
+        <w:t xml:space="preserve">TRUE</w:t>
+      </w:r>
+      <w:r>
+        <w:br/>
+      </w:r>
+      <w:r>
+        <w:rPr>
+          <w:rStyle w:val="NormalTok"/>
+        </w:rPr>
+        <w:t xml:space="preserve">  )</w:t>
+      </w:r>
+      <w:r>
+        <w:br/>
+      </w:r>
+      <w:r>
+        <w:br/>
+      </w:r>
+      <w:r>
+        <w:rPr>
+          <w:rStyle w:val="NormalTok"/>
+        </w:rPr>
+        <w:t xml:space="preserve">lik_HlyE_IgG </w:t>
+      </w:r>
+      <w:r>
+        <w:rPr>
+          <w:rStyle w:val="OtherTok"/>
+        </w:rPr>
+        <w:t xml:space="preserve">&lt;-</w:t>
+      </w:r>
+      <w:r>
+        <w:rPr>
+          <w:rStyle w:val="NormalTok"/>
+        </w:rPr>
+        <w:t xml:space="preserve"> </w:t>
+      </w:r>
+      <w:r>
+        <w:rPr>
+          <w:rStyle w:val="FunctionTok"/>
+        </w:rPr>
+        <w:t xml:space="preserve">graph_loglik</w:t>
+      </w:r>
+      <w:r>
+        <w:rPr>
+          <w:rStyle w:val="NormalTok"/>
+        </w:rPr>
+        <w:t xml:space="preserve">(</w:t>
+      </w:r>
+      <w:r>
+        <w:br/>
+      </w:r>
+      <w:r>
+        <w:rPr>
+          <w:rStyle w:val="NormalTok"/>
+        </w:rPr>
+        <w:t xml:space="preserve">  </w:t>
+      </w:r>
+      <w:r>
+        <w:rPr>
+          <w:rStyle w:val="AttributeTok"/>
+        </w:rPr>
+        <w:t xml:space="preserve">previous_plot =</w:t>
+      </w:r>
+      <w:r>
+        <w:rPr>
+          <w:rStyle w:val="NormalTok"/>
+        </w:rPr>
+        <w:t xml:space="preserve"> lik_HlyE_IgA,</w:t>
+      </w:r>
+      <w:r>
+        <w:br/>
+      </w:r>
+      <w:r>
+        <w:rPr>
+          <w:rStyle w:val="NormalTok"/>
+        </w:rPr>
+        <w:t xml:space="preserve">  </w:t>
+      </w:r>
+      <w:r>
+        <w:rPr>
+          <w:rStyle w:val="AttributeTok"/>
+        </w:rPr>
+        <w:t xml:space="preserve">pop_data =</w:t>
+      </w:r>
+      <w:r>
+        <w:rPr>
+          <w:rStyle w:val="NormalTok"/>
+        </w:rPr>
+        <w:t xml:space="preserve"> csdata,</w:t>
+      </w:r>
+      <w:r>
+        <w:br/>
+      </w:r>
+      <w:r>
+        <w:rPr>
+          <w:rStyle w:val="NormalTok"/>
+        </w:rPr>
+        <w:t xml:space="preserve">  </w:t>
+      </w:r>
+      <w:r>
+        <w:rPr>
+          <w:rStyle w:val="AttributeTok"/>
+        </w:rPr>
+        <w:t xml:space="preserve">curve_params =</w:t>
+      </w:r>
+      <w:r>
+        <w:rPr>
+          <w:rStyle w:val="NormalTok"/>
+        </w:rPr>
+        <w:t xml:space="preserve"> dmcmc,</w:t>
+      </w:r>
+      <w:r>
+        <w:br/>
+      </w:r>
+      <w:r>
+        <w:rPr>
+          <w:rStyle w:val="NormalTok"/>
+        </w:rPr>
+        <w:t xml:space="preserve">  </w:t>
+      </w:r>
+      <w:r>
+        <w:rPr>
+          <w:rStyle w:val="AttributeTok"/>
+        </w:rPr>
+        <w:t xml:space="preserve">noise_params =</w:t>
+      </w:r>
+      <w:r>
+        <w:rPr>
+          <w:rStyle w:val="NormalTok"/>
+        </w:rPr>
+        <w:t xml:space="preserve"> cond,</w:t>
+      </w:r>
+      <w:r>
+        <w:br/>
+      </w:r>
+      <w:r>
+        <w:rPr>
+          <w:rStyle w:val="NormalTok"/>
+        </w:rPr>
+        <w:t xml:space="preserve">  </w:t>
+      </w:r>
+      <w:r>
+        <w:rPr>
+          <w:rStyle w:val="AttributeTok"/>
+        </w:rPr>
+        <w:t xml:space="preserve">antigen_isos =</w:t>
+      </w:r>
+      <w:r>
+        <w:rPr>
+          <w:rStyle w:val="NormalTok"/>
+        </w:rPr>
+        <w:t xml:space="preserve"> </w:t>
+      </w:r>
+      <w:r>
+        <w:rPr>
+          <w:rStyle w:val="StringTok"/>
+        </w:rPr>
+        <w:t xml:space="preserve">"HlyE_IgG"</w:t>
+      </w:r>
+      <w:r>
+        <w:rPr>
+          <w:rStyle w:val="NormalTok"/>
+        </w:rPr>
+        <w:t xml:space="preserve">,</w:t>
+      </w:r>
+      <w:r>
+        <w:br/>
+      </w:r>
+      <w:r>
+        <w:rPr>
+          <w:rStyle w:val="NormalTok"/>
+        </w:rPr>
+        <w:t xml:space="preserve">  </w:t>
+      </w:r>
+      <w:r>
+        <w:rPr>
+          <w:rStyle w:val="AttributeTok"/>
+        </w:rPr>
+        <w:t xml:space="preserve">log_x =</w:t>
+      </w:r>
+      <w:r>
+        <w:rPr>
+          <w:rStyle w:val="NormalTok"/>
+        </w:rPr>
+        <w:t xml:space="preserve"> </w:t>
+      </w:r>
+      <w:r>
+        <w:rPr>
+          <w:rStyle w:val="ConstantTok"/>
+        </w:rPr>
+        <w:t xml:space="preserve">TRUE</w:t>
+      </w:r>
+      <w:r>
+        <w:br/>
+      </w:r>
+      <w:r>
+        <w:rPr>
+          <w:rStyle w:val="NormalTok"/>
+        </w:rPr>
+        <w:t xml:space="preserve">)</w:t>
+      </w:r>
+      <w:r>
+        <w:br/>
+      </w:r>
+      <w:r>
+        <w:br/>
+      </w:r>
+      <w:r>
+        <w:rPr>
+          <w:rStyle w:val="NormalTok"/>
+        </w:rPr>
+        <w:t xml:space="preserve">lik_both </w:t>
+      </w:r>
+      <w:r>
+        <w:rPr>
+          <w:rStyle w:val="OtherTok"/>
+        </w:rPr>
+        <w:t xml:space="preserve">&lt;-</w:t>
+      </w:r>
+      <w:r>
+        <w:rPr>
+          <w:rStyle w:val="NormalTok"/>
+        </w:rPr>
+        <w:t xml:space="preserve"> </w:t>
+      </w:r>
+      <w:r>
+        <w:rPr>
+          <w:rStyle w:val="FunctionTok"/>
+        </w:rPr>
+        <w:t xml:space="preserve">graph_loglik</w:t>
+      </w:r>
+      <w:r>
+        <w:rPr>
+          <w:rStyle w:val="NormalTok"/>
+        </w:rPr>
+        <w:t xml:space="preserve">(</w:t>
+      </w:r>
+      <w:r>
+        <w:br/>
+      </w:r>
+      <w:r>
+        <w:rPr>
+          <w:rStyle w:val="NormalTok"/>
+        </w:rPr>
+        <w:t xml:space="preserve">  </w:t>
+      </w:r>
+      <w:r>
+        <w:rPr>
+          <w:rStyle w:val="AttributeTok"/>
+        </w:rPr>
+        <w:t xml:space="preserve">previous_plot =</w:t>
+      </w:r>
+      <w:r>
+        <w:rPr>
+          <w:rStyle w:val="NormalTok"/>
+        </w:rPr>
+        <w:t xml:space="preserve"> lik_HlyE_IgG,</w:t>
+      </w:r>
+      <w:r>
+        <w:br/>
+      </w:r>
+      <w:r>
+        <w:rPr>
+          <w:rStyle w:val="NormalTok"/>
+        </w:rPr>
+        <w:t xml:space="preserve">  </w:t>
+      </w:r>
+      <w:r>
+        <w:rPr>
+          <w:rStyle w:val="AttributeTok"/>
+        </w:rPr>
+        <w:t xml:space="preserve">pop_data =</w:t>
+      </w:r>
+      <w:r>
+        <w:rPr>
+          <w:rStyle w:val="NormalTok"/>
+        </w:rPr>
+        <w:t xml:space="preserve"> csdata,</w:t>
+      </w:r>
+      <w:r>
+        <w:br/>
+      </w:r>
+      <w:r>
+        <w:rPr>
+          <w:rStyle w:val="NormalTok"/>
+        </w:rPr>
+        <w:t xml:space="preserve">  </w:t>
+      </w:r>
+      <w:r>
+        <w:rPr>
+          <w:rStyle w:val="AttributeTok"/>
+        </w:rPr>
+        <w:t xml:space="preserve">curve_params =</w:t>
+      </w:r>
+      <w:r>
+        <w:rPr>
+          <w:rStyle w:val="NormalTok"/>
+        </w:rPr>
+        <w:t xml:space="preserve"> dmcmc,</w:t>
+      </w:r>
+      <w:r>
+        <w:br/>
+      </w:r>
+      <w:r>
+        <w:rPr>
+          <w:rStyle w:val="NormalTok"/>
+        </w:rPr>
+        <w:t xml:space="preserve">  </w:t>
+      </w:r>
+      <w:r>
+        <w:rPr>
+          <w:rStyle w:val="AttributeTok"/>
+        </w:rPr>
+        <w:t xml:space="preserve">noise_params =</w:t>
+      </w:r>
+      <w:r>
+        <w:rPr>
+          <w:rStyle w:val="NormalTok"/>
+        </w:rPr>
+        <w:t xml:space="preserve"> cond,</w:t>
+      </w:r>
+      <w:r>
+        <w:br/>
+      </w:r>
+      <w:r>
+        <w:rPr>
+          <w:rStyle w:val="NormalTok"/>
+        </w:rPr>
+        <w:t xml:space="preserve">  </w:t>
+      </w:r>
+      <w:r>
+        <w:rPr>
+          <w:rStyle w:val="AttributeTok"/>
+        </w:rPr>
+        <w:t xml:space="preserve">antigen_isos =</w:t>
+      </w:r>
+      <w:r>
+        <w:rPr>
+          <w:rStyle w:val="NormalTok"/>
+        </w:rPr>
+        <w:t xml:space="preserve"> </w:t>
+      </w:r>
+      <w:r>
+        <w:rPr>
+          <w:rStyle w:val="FunctionTok"/>
+        </w:rPr>
+        <w:t xml:space="preserve">c</w:t>
+      </w:r>
+      <w:r>
+        <w:rPr>
+          <w:rStyle w:val="NormalTok"/>
+        </w:rPr>
+        <w:t xml:space="preserve">(</w:t>
+      </w:r>
+      <w:r>
+        <w:rPr>
+          <w:rStyle w:val="StringTok"/>
+        </w:rPr>
+        <w:t xml:space="preserve">"HlyE_IgG"</w:t>
+      </w:r>
+      <w:r>
+        <w:rPr>
+          <w:rStyle w:val="NormalTok"/>
+        </w:rPr>
+        <w:t xml:space="preserve">, </w:t>
+      </w:r>
+      <w:r>
+        <w:rPr>
+          <w:rStyle w:val="StringTok"/>
+        </w:rPr>
+        <w:t xml:space="preserve">"HlyE_IgA"</w:t>
+      </w:r>
+      <w:r>
+        <w:rPr>
+          <w:rStyle w:val="NormalTok"/>
+        </w:rPr>
+        <w:t xml:space="preserve">),</w:t>
+      </w:r>
+      <w:r>
+        <w:br/>
+      </w:r>
+      <w:r>
+        <w:rPr>
+          <w:rStyle w:val="NormalTok"/>
+        </w:rPr>
+        <w:t xml:space="preserve">  </w:t>
+      </w:r>
+      <w:r>
+        <w:rPr>
+          <w:rStyle w:val="AttributeTok"/>
+        </w:rPr>
+        <w:t xml:space="preserve">log_x =</w:t>
+      </w:r>
+      <w:r>
+        <w:rPr>
+          <w:rStyle w:val="NormalTok"/>
+        </w:rPr>
+        <w:t xml:space="preserve"> </w:t>
+      </w:r>
+      <w:r>
+        <w:rPr>
+          <w:rStyle w:val="ConstantTok"/>
+        </w:rPr>
+        <w:t xml:space="preserve">TRUE</w:t>
+      </w:r>
+      <w:r>
+        <w:br/>
+      </w:r>
+      <w:r>
+        <w:rPr>
+          <w:rStyle w:val="NormalTok"/>
+        </w:rPr>
+        <w:t xml:space="preserve">)</w:t>
+      </w:r>
+      <w:r>
+        <w:br/>
+      </w:r>
+      <w:r>
+        <w:br/>
+      </w:r>
+      <w:r>
+        <w:rPr>
+          <w:rStyle w:val="FunctionTok"/>
+        </w:rPr>
+        <w:t xml:space="preserve">print</w:t>
+      </w:r>
+      <w:r>
+        <w:rPr>
+          <w:rStyle w:val="NormalTok"/>
+        </w:rPr>
+        <w:t xml:space="preserve">(lik_both)</w:t>
+      </w:r>
+    </w:p>
+    <w:p>
+      <w:pPr>
+        <w:pStyle w:val="FirstParagraph"/>
       </w:pPr>
       <w:r>
         <w:drawing>
@@ -916,103 +4296,404 @@
     </w:p>
     <w:p>
       <w:pPr>
-        <w:pStyle w:val="BodyText"/>
-      </w:pPr>
-      <w:r>
-        <w:t xml:space="preserve">We can extract summary statistics with</w:t>
-      </w:r>
-      <w:r>
-        <w:t xml:space="preserve"> </w:t>
-      </w:r>
-      <w:r>
-        <w:rPr>
-          <w:rStyle w:val="VerbatimChar"/>
-        </w:rPr>
-        <w:t xml:space="preserve">summary()</w:t>
-      </w:r>
-      <w:r>
-        <w:t xml:space="preserve">:</w:t>
+        <w:pStyle w:val="SourceCode"/>
+      </w:pPr>
+      <w:r>
+        <w:rPr>
+          <w:rStyle w:val="NormalTok"/>
+        </w:rPr>
+        <w:t xml:space="preserve">est1 </w:t>
+      </w:r>
+      <w:r>
+        <w:rPr>
+          <w:rStyle w:val="OtherTok"/>
+        </w:rPr>
+        <w:t xml:space="preserve">&lt;-</w:t>
+      </w:r>
+      <w:r>
+        <w:rPr>
+          <w:rStyle w:val="NormalTok"/>
+        </w:rPr>
+        <w:t xml:space="preserve"> </w:t>
+      </w:r>
+      <w:r>
+        <w:rPr>
+          <w:rStyle w:val="FunctionTok"/>
+        </w:rPr>
+        <w:t xml:space="preserve">est_seroincidence</w:t>
+      </w:r>
+      <w:r>
+        <w:rPr>
+          <w:rStyle w:val="NormalTok"/>
+        </w:rPr>
+        <w:t xml:space="preserve">(</w:t>
+      </w:r>
+      <w:r>
+        <w:br/>
+      </w:r>
+      <w:r>
+        <w:rPr>
+          <w:rStyle w:val="NormalTok"/>
+        </w:rPr>
+        <w:t xml:space="preserve">  </w:t>
+      </w:r>
+      <w:r>
+        <w:rPr>
+          <w:rStyle w:val="AttributeTok"/>
+        </w:rPr>
+        <w:t xml:space="preserve">pop_data =</w:t>
+      </w:r>
+      <w:r>
+        <w:rPr>
+          <w:rStyle w:val="NormalTok"/>
+        </w:rPr>
+        <w:t xml:space="preserve"> csdata,</w:t>
+      </w:r>
+      <w:r>
+        <w:br/>
+      </w:r>
+      <w:r>
+        <w:rPr>
+          <w:rStyle w:val="NormalTok"/>
+        </w:rPr>
+        <w:t xml:space="preserve">  </w:t>
+      </w:r>
+      <w:r>
+        <w:rPr>
+          <w:rStyle w:val="AttributeTok"/>
+        </w:rPr>
+        <w:t xml:space="preserve">sr_params =</w:t>
+      </w:r>
+      <w:r>
+        <w:rPr>
+          <w:rStyle w:val="NormalTok"/>
+        </w:rPr>
+        <w:t xml:space="preserve"> dmcmc,</w:t>
+      </w:r>
+      <w:r>
+        <w:br/>
+      </w:r>
+      <w:r>
+        <w:rPr>
+          <w:rStyle w:val="NormalTok"/>
+        </w:rPr>
+        <w:t xml:space="preserve">  </w:t>
+      </w:r>
+      <w:r>
+        <w:rPr>
+          <w:rStyle w:val="AttributeTok"/>
+        </w:rPr>
+        <w:t xml:space="preserve">noise_params =</w:t>
+      </w:r>
+      <w:r>
+        <w:rPr>
+          <w:rStyle w:val="NormalTok"/>
+        </w:rPr>
+        <w:t xml:space="preserve"> cond,</w:t>
+      </w:r>
+      <w:r>
+        <w:br/>
+      </w:r>
+      <w:r>
+        <w:rPr>
+          <w:rStyle w:val="NormalTok"/>
+        </w:rPr>
+        <w:t xml:space="preserve">  </w:t>
+      </w:r>
+      <w:r>
+        <w:rPr>
+          <w:rStyle w:val="AttributeTok"/>
+        </w:rPr>
+        <w:t xml:space="preserve">lambda_start =</w:t>
+      </w:r>
+      <w:r>
+        <w:rPr>
+          <w:rStyle w:val="NormalTok"/>
+        </w:rPr>
+        <w:t xml:space="preserve"> .</w:t>
+      </w:r>
+      <w:r>
+        <w:rPr>
+          <w:rStyle w:val="DecValTok"/>
+        </w:rPr>
+        <w:t xml:space="preserve">1</w:t>
+      </w:r>
+      <w:r>
+        <w:rPr>
+          <w:rStyle w:val="NormalTok"/>
+        </w:rPr>
+        <w:t xml:space="preserve">,</w:t>
+      </w:r>
+      <w:r>
+        <w:br/>
+      </w:r>
+      <w:r>
+        <w:rPr>
+          <w:rStyle w:val="NormalTok"/>
+        </w:rPr>
+        <w:t xml:space="preserve">  </w:t>
+      </w:r>
+      <w:r>
+        <w:rPr>
+          <w:rStyle w:val="AttributeTok"/>
+        </w:rPr>
+        <w:t xml:space="preserve">build_graph =</w:t>
+      </w:r>
+      <w:r>
+        <w:rPr>
+          <w:rStyle w:val="NormalTok"/>
+        </w:rPr>
+        <w:t xml:space="preserve"> </w:t>
+      </w:r>
+      <w:r>
+        <w:rPr>
+          <w:rStyle w:val="ConstantTok"/>
+        </w:rPr>
+        <w:t xml:space="preserve">TRUE</w:t>
+      </w:r>
+      <w:r>
+        <w:rPr>
+          <w:rStyle w:val="NormalTok"/>
+        </w:rPr>
+        <w:t xml:space="preserve">,</w:t>
+      </w:r>
+      <w:r>
+        <w:br/>
+      </w:r>
+      <w:r>
+        <w:rPr>
+          <w:rStyle w:val="NormalTok"/>
+        </w:rPr>
+        <w:t xml:space="preserve">  </w:t>
+      </w:r>
+      <w:r>
+        <w:rPr>
+          <w:rStyle w:val="AttributeTok"/>
+        </w:rPr>
+        <w:t xml:space="preserve">verbose =</w:t>
+      </w:r>
+      <w:r>
+        <w:rPr>
+          <w:rStyle w:val="NormalTok"/>
+        </w:rPr>
+        <w:t xml:space="preserve"> verbose,</w:t>
+      </w:r>
+      <w:r>
+        <w:br/>
+      </w:r>
+      <w:r>
+        <w:rPr>
+          <w:rStyle w:val="NormalTok"/>
+        </w:rPr>
+        <w:t xml:space="preserve">  </w:t>
+      </w:r>
+      <w:r>
+        <w:rPr>
+          <w:rStyle w:val="AttributeTok"/>
+        </w:rPr>
+        <w:t xml:space="preserve">print_graph =</w:t>
+      </w:r>
+      <w:r>
+        <w:rPr>
+          <w:rStyle w:val="NormalTok"/>
+        </w:rPr>
+        <w:t xml:space="preserve"> </w:t>
+      </w:r>
+      <w:r>
+        <w:rPr>
+          <w:rStyle w:val="ConstantTok"/>
+        </w:rPr>
+        <w:t xml:space="preserve">FALSE</w:t>
+      </w:r>
+      <w:r>
+        <w:rPr>
+          <w:rStyle w:val="NormalTok"/>
+        </w:rPr>
+        <w:t xml:space="preserve">, </w:t>
+      </w:r>
+      <w:r>
+        <w:rPr>
+          <w:rStyle w:val="CommentTok"/>
+        </w:rPr>
+        <w:t xml:space="preserve"># display the log-likelihood curve while</w:t>
+      </w:r>
+      <w:r>
+        <w:br/>
+      </w:r>
+      <w:r>
+        <w:rPr>
+          <w:rStyle w:val="NormalTok"/>
+        </w:rPr>
+        <w:t xml:space="preserve">  </w:t>
+      </w:r>
+      <w:r>
+        <w:rPr>
+          <w:rStyle w:val="CommentTok"/>
+        </w:rPr>
+        <w:t xml:space="preserve">#`est_seroincidence()` is running</w:t>
+      </w:r>
+      <w:r>
+        <w:br/>
+      </w:r>
+      <w:r>
+        <w:rPr>
+          <w:rStyle w:val="NormalTok"/>
+        </w:rPr>
+        <w:t xml:space="preserve">  </w:t>
+      </w:r>
+      <w:r>
+        <w:rPr>
+          <w:rStyle w:val="AttributeTok"/>
+        </w:rPr>
+        <w:t xml:space="preserve">antigen_isos =</w:t>
+      </w:r>
+      <w:r>
+        <w:rPr>
+          <w:rStyle w:val="NormalTok"/>
+        </w:rPr>
+        <w:t xml:space="preserve"> antibodies</w:t>
+      </w:r>
+      <w:r>
+        <w:br/>
+      </w:r>
+      <w:r>
+        <w:rPr>
+          <w:rStyle w:val="NormalTok"/>
+        </w:rPr>
+        <w:t xml:space="preserve">)</w:t>
       </w:r>
     </w:p>
     <w:p>
       <w:pPr>
-        <w:pStyle w:val="SourceCode"/>
-      </w:pPr>
+        <w:pStyle w:val="FirstParagraph"/>
+      </w:pPr>
+      <w:r>
+        <w:t xml:space="preserve">We can extract summary statistics with</w:t>
+      </w:r>
+      <w:r>
+        <w:t xml:space="preserve"> </w:t>
+      </w:r>
       <w:r>
         <w:rPr>
           <w:rStyle w:val="VerbatimChar"/>
         </w:rPr>
-        <w:t xml:space="preserve">#&gt; # A tibble: 1 × 11</w:t>
-      </w:r>
-      <w:r>
-        <w:br/>
-      </w:r>
-      <w:r>
-        <w:rPr>
-          <w:rStyle w:val="VerbatimChar"/>
-        </w:rPr>
-        <w:t xml:space="preserve">#&gt;   est.start incidence.rate     SE CI.lwr CI.upr se_type  coverage log.lik</w:t>
-      </w:r>
-      <w:r>
-        <w:br/>
-      </w:r>
-      <w:r>
-        <w:rPr>
-          <w:rStyle w:val="VerbatimChar"/>
-        </w:rPr>
-        <w:t xml:space="preserve">#&gt;       &lt;dbl&gt;          &lt;dbl&gt;  &lt;dbl&gt;  &lt;dbl&gt;  &lt;dbl&gt; &lt;chr&gt;       &lt;dbl&gt;   &lt;dbl&gt;</w:t>
-      </w:r>
-      <w:r>
-        <w:br/>
-      </w:r>
-      <w:r>
-        <w:rPr>
-          <w:rStyle w:val="VerbatimChar"/>
-        </w:rPr>
-        <w:t xml:space="preserve">#&gt; 1       0.1          0.194 0.0213  0.157  0.241 standard     0.95   -469.</w:t>
-      </w:r>
-      <w:r>
-        <w:br/>
-      </w:r>
-      <w:r>
-        <w:rPr>
-          <w:rStyle w:val="VerbatimChar"/>
-        </w:rPr>
-        <w:t xml:space="preserve">#&gt; # ℹ 3 more variables: iterations &lt;int&gt;, antigen.isos &lt;chr&gt;,</w:t>
-      </w:r>
-      <w:r>
-        <w:br/>
-      </w:r>
-      <w:r>
-        <w:rPr>
-          <w:rStyle w:val="VerbatimChar"/>
-        </w:rPr>
-        <w:t xml:space="preserve">#&gt; #   nlm.convergence.code &lt;ord&gt;</w:t>
+        <w:t xml:space="preserve">summary()</w:t>
+      </w:r>
+      <w:r>
+        <w:t xml:space="preserve">:</w:t>
       </w:r>
     </w:p>
     <w:p>
       <w:pPr>
-        <w:pStyle w:val="FirstParagraph"/>
-      </w:pPr>
-      <w:r>
-        <w:t xml:space="preserve">We can plot the log-likelihood curve with</w:t>
-      </w:r>
-      <w:r>
-        <w:t xml:space="preserve"> </w:t>
-      </w:r>
-      <w:r>
-        <w:rPr>
-          <w:rStyle w:val="VerbatimChar"/>
-        </w:rPr>
-        <w:t xml:space="preserve">autoplot()</w:t>
-      </w:r>
-      <w:r>
-        <w:t xml:space="preserve">:</w:t>
+        <w:pStyle w:val="SourceCode"/>
+      </w:pPr>
+      <w:r>
+        <w:rPr>
+          <w:rStyle w:val="FunctionTok"/>
+        </w:rPr>
+        <w:t xml:space="preserve">summary</w:t>
+      </w:r>
+      <w:r>
+        <w:rPr>
+          <w:rStyle w:val="NormalTok"/>
+        </w:rPr>
+        <w:t xml:space="preserve">(est1)</w:t>
+      </w:r>
+      <w:r>
+        <w:br/>
+      </w:r>
+      <w:r>
+        <w:rPr>
+          <w:rStyle w:val="CommentTok"/>
+        </w:rPr>
+        <w:t xml:space="preserve">#&gt; # A tibble: 1 × 11</w:t>
+      </w:r>
+      <w:r>
+        <w:br/>
+      </w:r>
+      <w:r>
+        <w:rPr>
+          <w:rStyle w:val="CommentTok"/>
+        </w:rPr>
+        <w:t xml:space="preserve">#&gt;   est.start incidence.rate     SE CI.lwr CI.upr se_type  coverage log.lik</w:t>
+      </w:r>
+      <w:r>
+        <w:br/>
+      </w:r>
+      <w:r>
+        <w:rPr>
+          <w:rStyle w:val="CommentTok"/>
+        </w:rPr>
+        <w:t xml:space="preserve">#&gt;       &lt;dbl&gt;          &lt;dbl&gt;  &lt;dbl&gt;  &lt;dbl&gt;  &lt;dbl&gt; &lt;chr&gt;       &lt;dbl&gt;   &lt;dbl&gt;</w:t>
+      </w:r>
+      <w:r>
+        <w:br/>
+      </w:r>
+      <w:r>
+        <w:rPr>
+          <w:rStyle w:val="CommentTok"/>
+        </w:rPr>
+        <w:t xml:space="preserve">#&gt; 1       0.1          0.194 0.0213  0.157  0.241 standard     0.95   -469.</w:t>
+      </w:r>
+      <w:r>
+        <w:br/>
+      </w:r>
+      <w:r>
+        <w:rPr>
+          <w:rStyle w:val="CommentTok"/>
+        </w:rPr>
+        <w:t xml:space="preserve">#&gt; # ℹ 3 more variables: iterations &lt;int&gt;, antigen.isos &lt;chr&gt;,</w:t>
+      </w:r>
+      <w:r>
+        <w:br/>
+      </w:r>
+      <w:r>
+        <w:rPr>
+          <w:rStyle w:val="CommentTok"/>
+        </w:rPr>
+        <w:t xml:space="preserve">#&gt; #   nlm.convergence.code &lt;ord&gt;</w:t>
       </w:r>
     </w:p>
     <w:p>
       <w:pPr>
-        <w:pStyle w:val="BodyText"/>
+        <w:pStyle w:val="FirstParagraph"/>
+      </w:pPr>
+      <w:r>
+        <w:t xml:space="preserve">We can plot the log-likelihood curve with</w:t>
+      </w:r>
+      <w:r>
+        <w:t xml:space="preserve"> </w:t>
+      </w:r>
+      <w:r>
+        <w:rPr>
+          <w:rStyle w:val="VerbatimChar"/>
+        </w:rPr>
+        <w:t xml:space="preserve">autoplot()</w:t>
+      </w:r>
+      <w:r>
+        <w:t xml:space="preserve">:</w:t>
+      </w:r>
+    </w:p>
+    <w:p>
+      <w:pPr>
+        <w:pStyle w:val="SourceCode"/>
+      </w:pPr>
+      <w:r>
+        <w:rPr>
+          <w:rStyle w:val="FunctionTok"/>
+        </w:rPr>
+        <w:t xml:space="preserve">autoplot</w:t>
+      </w:r>
+      <w:r>
+        <w:rPr>
+          <w:rStyle w:val="NormalTok"/>
+        </w:rPr>
+        <w:t xml:space="preserve">(est1)</w:t>
+      </w:r>
+    </w:p>
+    <w:p>
+      <w:pPr>
+        <w:pStyle w:val="FirstParagraph"/>
       </w:pPr>
       <w:r>
         <w:drawing>
@@ -1067,7 +4748,48 @@
     </w:p>
     <w:p>
       <w:pPr>
-        <w:pStyle w:val="BodyText"/>
+        <w:pStyle w:val="SourceCode"/>
+      </w:pPr>
+      <w:r>
+        <w:rPr>
+          <w:rStyle w:val="FunctionTok"/>
+        </w:rPr>
+        <w:t xml:space="preserve">autoplot</w:t>
+      </w:r>
+      <w:r>
+        <w:rPr>
+          <w:rStyle w:val="NormalTok"/>
+        </w:rPr>
+        <w:t xml:space="preserve">(est1, </w:t>
+      </w:r>
+      <w:r>
+        <w:rPr>
+          <w:rStyle w:val="AttributeTok"/>
+        </w:rPr>
+        <w:t xml:space="preserve">log_x =</w:t>
+      </w:r>
+      <w:r>
+        <w:rPr>
+          <w:rStyle w:val="NormalTok"/>
+        </w:rPr>
+        <w:t xml:space="preserve"> </w:t>
+      </w:r>
+      <w:r>
+        <w:rPr>
+          <w:rStyle w:val="ConstantTok"/>
+        </w:rPr>
+        <w:t xml:space="preserve">TRUE</w:t>
+      </w:r>
+      <w:r>
+        <w:rPr>
+          <w:rStyle w:val="NormalTok"/>
+        </w:rPr>
+        <w:t xml:space="preserve">)</w:t>
+      </w:r>
+    </w:p>
+    <w:p>
+      <w:pPr>
+        <w:pStyle w:val="FirstParagraph"/>
       </w:pPr>
       <w:r>
         <w:drawing>
@@ -1129,7 +4851,124 @@
       </w:pPr>
       <w:r>
         <w:rPr>
-          <w:rStyle w:val="VerbatimChar"/>
+          <w:rStyle w:val="FunctionTok"/>
+        </w:rPr>
+        <w:t xml:space="preserve">library</w:t>
+      </w:r>
+      <w:r>
+        <w:rPr>
+          <w:rStyle w:val="NormalTok"/>
+        </w:rPr>
+        <w:t xml:space="preserve">(parallel)</w:t>
+      </w:r>
+      <w:r>
+        <w:br/>
+      </w:r>
+      <w:r>
+        <w:rPr>
+          <w:rStyle w:val="NormalTok"/>
+        </w:rPr>
+        <w:t xml:space="preserve">n_cores </w:t>
+      </w:r>
+      <w:r>
+        <w:rPr>
+          <w:rStyle w:val="OtherTok"/>
+        </w:rPr>
+        <w:t xml:space="preserve">&lt;-</w:t>
+      </w:r>
+      <w:r>
+        <w:rPr>
+          <w:rStyle w:val="NormalTok"/>
+        </w:rPr>
+        <w:t xml:space="preserve"> </w:t>
+      </w:r>
+      <w:r>
+        <w:rPr>
+          <w:rStyle w:val="FunctionTok"/>
+        </w:rPr>
+        <w:t xml:space="preserve">max</w:t>
+      </w:r>
+      <w:r>
+        <w:rPr>
+          <w:rStyle w:val="NormalTok"/>
+        </w:rPr>
+        <w:t xml:space="preserve">(</w:t>
+      </w:r>
+      <w:r>
+        <w:rPr>
+          <w:rStyle w:val="DecValTok"/>
+        </w:rPr>
+        <w:t xml:space="preserve">1</w:t>
+      </w:r>
+      <w:r>
+        <w:rPr>
+          <w:rStyle w:val="NormalTok"/>
+        </w:rPr>
+        <w:t xml:space="preserve">, parallel</w:t>
+      </w:r>
+      <w:r>
+        <w:rPr>
+          <w:rStyle w:val="SpecialCharTok"/>
+        </w:rPr>
+        <w:t xml:space="preserve">::</w:t>
+      </w:r>
+      <w:r>
+        <w:rPr>
+          <w:rStyle w:val="FunctionTok"/>
+        </w:rPr>
+        <w:t xml:space="preserve">detectCores</w:t>
+      </w:r>
+      <w:r>
+        <w:rPr>
+          <w:rStyle w:val="NormalTok"/>
+        </w:rPr>
+        <w:t xml:space="preserve">() </w:t>
+      </w:r>
+      <w:r>
+        <w:rPr>
+          <w:rStyle w:val="SpecialCharTok"/>
+        </w:rPr>
+        <w:t xml:space="preserve">-</w:t>
+      </w:r>
+      <w:r>
+        <w:rPr>
+          <w:rStyle w:val="NormalTok"/>
+        </w:rPr>
+        <w:t xml:space="preserve"> </w:t>
+      </w:r>
+      <w:r>
+        <w:rPr>
+          <w:rStyle w:val="DecValTok"/>
+        </w:rPr>
+        <w:t xml:space="preserve">1</w:t>
+      </w:r>
+      <w:r>
+        <w:rPr>
+          <w:rStyle w:val="NormalTok"/>
+        </w:rPr>
+        <w:t xml:space="preserve">)</w:t>
+      </w:r>
+      <w:r>
+        <w:br/>
+      </w:r>
+      <w:r>
+        <w:rPr>
+          <w:rStyle w:val="FunctionTok"/>
+        </w:rPr>
+        <w:t xml:space="preserve">print</w:t>
+      </w:r>
+      <w:r>
+        <w:rPr>
+          <w:rStyle w:val="NormalTok"/>
+        </w:rPr>
+        <w:t xml:space="preserve">(n_cores)</w:t>
+      </w:r>
+      <w:r>
+        <w:br/>
+      </w:r>
+      <w:r>
+        <w:rPr>
+          <w:rStyle w:val="CommentTok"/>
         </w:rPr>
         <w:t xml:space="preserve">#&gt; [1] 3</w:t>
       </w:r>
@@ -1148,7 +4987,511 @@
       </w:pPr>
       <w:r>
         <w:rPr>
-          <w:rStyle w:val="VerbatimChar"/>
+          <w:rStyle w:val="CommentTok"/>
+        </w:rPr>
+        <w:t xml:space="preserve"># number of clusters</w:t>
+      </w:r>
+      <w:r>
+        <w:br/>
+      </w:r>
+      <w:r>
+        <w:rPr>
+          <w:rStyle w:val="NormalTok"/>
+        </w:rPr>
+        <w:t xml:space="preserve">nclus </w:t>
+      </w:r>
+      <w:r>
+        <w:rPr>
+          <w:rStyle w:val="OtherTok"/>
+        </w:rPr>
+        <w:t xml:space="preserve">&lt;-</w:t>
+      </w:r>
+      <w:r>
+        <w:rPr>
+          <w:rStyle w:val="NormalTok"/>
+        </w:rPr>
+        <w:t xml:space="preserve"> </w:t>
+      </w:r>
+      <w:r>
+        <w:rPr>
+          <w:rStyle w:val="DecValTok"/>
+        </w:rPr>
+        <w:t xml:space="preserve">20</w:t>
+      </w:r>
+      <w:r>
+        <w:br/>
+      </w:r>
+      <w:r>
+        <w:rPr>
+          <w:rStyle w:val="CommentTok"/>
+        </w:rPr>
+        <w:t xml:space="preserve"># cross-sectional sample size</w:t>
+      </w:r>
+      <w:r>
+        <w:br/>
+      </w:r>
+      <w:r>
+        <w:rPr>
+          <w:rStyle w:val="NormalTok"/>
+        </w:rPr>
+        <w:t xml:space="preserve">nrep </w:t>
+      </w:r>
+      <w:r>
+        <w:rPr>
+          <w:rStyle w:val="OtherTok"/>
+        </w:rPr>
+        <w:t xml:space="preserve">&lt;-</w:t>
+      </w:r>
+      <w:r>
+        <w:rPr>
+          <w:rStyle w:val="NormalTok"/>
+        </w:rPr>
+        <w:t xml:space="preserve"> </w:t>
+      </w:r>
+      <w:r>
+        <w:rPr>
+          <w:rStyle w:val="DecValTok"/>
+        </w:rPr>
+        <w:t xml:space="preserve">100</w:t>
+      </w:r>
+      <w:r>
+        <w:br/>
+      </w:r>
+      <w:r>
+        <w:br/>
+      </w:r>
+      <w:r>
+        <w:rPr>
+          <w:rStyle w:val="CommentTok"/>
+        </w:rPr>
+        <w:t xml:space="preserve"># incidence rate in e</w:t>
+      </w:r>
+      <w:r>
+        <w:br/>
+      </w:r>
+      <w:r>
+        <w:rPr>
+          <w:rStyle w:val="NormalTok"/>
+        </w:rPr>
+        <w:t xml:space="preserve">lambdas </w:t>
+      </w:r>
+      <w:r>
+        <w:rPr>
+          <w:rStyle w:val="OtherTok"/>
+        </w:rPr>
+        <w:t xml:space="preserve">&lt;-</w:t>
+      </w:r>
+      <w:r>
+        <w:rPr>
+          <w:rStyle w:val="NormalTok"/>
+        </w:rPr>
+        <w:t xml:space="preserve"> </w:t>
+      </w:r>
+      <w:r>
+        <w:rPr>
+          <w:rStyle w:val="FunctionTok"/>
+        </w:rPr>
+        <w:t xml:space="preserve">c</w:t>
+      </w:r>
+      <w:r>
+        <w:rPr>
+          <w:rStyle w:val="NormalTok"/>
+        </w:rPr>
+        <w:t xml:space="preserve">(.</w:t>
+      </w:r>
+      <w:r>
+        <w:rPr>
+          <w:rStyle w:val="DecValTok"/>
+        </w:rPr>
+        <w:t xml:space="preserve">05</w:t>
+      </w:r>
+      <w:r>
+        <w:rPr>
+          <w:rStyle w:val="NormalTok"/>
+        </w:rPr>
+        <w:t xml:space="preserve">, .</w:t>
+      </w:r>
+      <w:r>
+        <w:rPr>
+          <w:rStyle w:val="DecValTok"/>
+        </w:rPr>
+        <w:t xml:space="preserve">1</w:t>
+      </w:r>
+      <w:r>
+        <w:rPr>
+          <w:rStyle w:val="NormalTok"/>
+        </w:rPr>
+        <w:t xml:space="preserve">, .</w:t>
+      </w:r>
+      <w:r>
+        <w:rPr>
+          <w:rStyle w:val="DecValTok"/>
+        </w:rPr>
+        <w:t xml:space="preserve">15</w:t>
+      </w:r>
+      <w:r>
+        <w:rPr>
+          <w:rStyle w:val="NormalTok"/>
+        </w:rPr>
+        <w:t xml:space="preserve">, .</w:t>
+      </w:r>
+      <w:r>
+        <w:rPr>
+          <w:rStyle w:val="DecValTok"/>
+        </w:rPr>
+        <w:t xml:space="preserve">2</w:t>
+      </w:r>
+      <w:r>
+        <w:rPr>
+          <w:rStyle w:val="NormalTok"/>
+        </w:rPr>
+        <w:t xml:space="preserve">, .</w:t>
+      </w:r>
+      <w:r>
+        <w:rPr>
+          <w:rStyle w:val="DecValTok"/>
+        </w:rPr>
+        <w:t xml:space="preserve">5</w:t>
+      </w:r>
+      <w:r>
+        <w:rPr>
+          <w:rStyle w:val="NormalTok"/>
+        </w:rPr>
+        <w:t xml:space="preserve">, .</w:t>
+      </w:r>
+      <w:r>
+        <w:rPr>
+          <w:rStyle w:val="DecValTok"/>
+        </w:rPr>
+        <w:t xml:space="preserve">8</w:t>
+      </w:r>
+      <w:r>
+        <w:rPr>
+          <w:rStyle w:val="NormalTok"/>
+        </w:rPr>
+        <w:t xml:space="preserve">)</w:t>
+      </w:r>
+      <w:r>
+        <w:br/>
+      </w:r>
+      <w:r>
+        <w:br/>
+      </w:r>
+      <w:r>
+        <w:rPr>
+          <w:rStyle w:val="NormalTok"/>
+        </w:rPr>
+        <w:t xml:space="preserve">sim_df </w:t>
+      </w:r>
+      <w:r>
+        <w:rPr>
+          <w:rStyle w:val="OtherTok"/>
+        </w:rPr>
+        <w:t xml:space="preserve">&lt;-</w:t>
+      </w:r>
+      <w:r>
+        <w:br/>
+      </w:r>
+      <w:r>
+        <w:rPr>
+          <w:rStyle w:val="NormalTok"/>
+        </w:rPr>
+        <w:t xml:space="preserve">  </w:t>
+      </w:r>
+      <w:r>
+        <w:rPr>
+          <w:rStyle w:val="FunctionTok"/>
+        </w:rPr>
+        <w:t xml:space="preserve">sim_pop_data_multi</w:t>
+      </w:r>
+      <w:r>
+        <w:rPr>
+          <w:rStyle w:val="NormalTok"/>
+        </w:rPr>
+        <w:t xml:space="preserve">(</w:t>
+      </w:r>
+      <w:r>
+        <w:br/>
+      </w:r>
+      <w:r>
+        <w:rPr>
+          <w:rStyle w:val="NormalTok"/>
+        </w:rPr>
+        <w:t xml:space="preserve">    </w:t>
+      </w:r>
+      <w:r>
+        <w:rPr>
+          <w:rStyle w:val="AttributeTok"/>
+        </w:rPr>
+        <w:t xml:space="preserve">n_cores =</w:t>
+      </w:r>
+      <w:r>
+        <w:rPr>
+          <w:rStyle w:val="NormalTok"/>
+        </w:rPr>
+        <w:t xml:space="preserve"> n_cores,</w:t>
+      </w:r>
+      <w:r>
+        <w:br/>
+      </w:r>
+      <w:r>
+        <w:rPr>
+          <w:rStyle w:val="NormalTok"/>
+        </w:rPr>
+        <w:t xml:space="preserve">    </w:t>
+      </w:r>
+      <w:r>
+        <w:rPr>
+          <w:rStyle w:val="AttributeTok"/>
+        </w:rPr>
+        <w:t xml:space="preserve">lambdas =</w:t>
+      </w:r>
+      <w:r>
+        <w:rPr>
+          <w:rStyle w:val="NormalTok"/>
+        </w:rPr>
+        <w:t xml:space="preserve"> lambdas,</w:t>
+      </w:r>
+      <w:r>
+        <w:br/>
+      </w:r>
+      <w:r>
+        <w:rPr>
+          <w:rStyle w:val="NormalTok"/>
+        </w:rPr>
+        <w:t xml:space="preserve">    </w:t>
+      </w:r>
+      <w:r>
+        <w:rPr>
+          <w:rStyle w:val="AttributeTok"/>
+        </w:rPr>
+        <w:t xml:space="preserve">nclus =</w:t>
+      </w:r>
+      <w:r>
+        <w:rPr>
+          <w:rStyle w:val="NormalTok"/>
+        </w:rPr>
+        <w:t xml:space="preserve"> nclus,</w:t>
+      </w:r>
+      <w:r>
+        <w:br/>
+      </w:r>
+      <w:r>
+        <w:rPr>
+          <w:rStyle w:val="NormalTok"/>
+        </w:rPr>
+        <w:t xml:space="preserve">    </w:t>
+      </w:r>
+      <w:r>
+        <w:rPr>
+          <w:rStyle w:val="AttributeTok"/>
+        </w:rPr>
+        <w:t xml:space="preserve">sample_sizes =</w:t>
+      </w:r>
+      <w:r>
+        <w:rPr>
+          <w:rStyle w:val="NormalTok"/>
+        </w:rPr>
+        <w:t xml:space="preserve"> nrep,</w:t>
+      </w:r>
+      <w:r>
+        <w:br/>
+      </w:r>
+      <w:r>
+        <w:rPr>
+          <w:rStyle w:val="NormalTok"/>
+        </w:rPr>
+        <w:t xml:space="preserve">    </w:t>
+      </w:r>
+      <w:r>
+        <w:rPr>
+          <w:rStyle w:val="AttributeTok"/>
+        </w:rPr>
+        <w:t xml:space="preserve">age_range =</w:t>
+      </w:r>
+      <w:r>
+        <w:rPr>
+          <w:rStyle w:val="NormalTok"/>
+        </w:rPr>
+        <w:t xml:space="preserve"> lifespan,</w:t>
+      </w:r>
+      <w:r>
+        <w:br/>
+      </w:r>
+      <w:r>
+        <w:rPr>
+          <w:rStyle w:val="NormalTok"/>
+        </w:rPr>
+        <w:t xml:space="preserve">    </w:t>
+      </w:r>
+      <w:r>
+        <w:rPr>
+          <w:rStyle w:val="AttributeTok"/>
+        </w:rPr>
+        <w:t xml:space="preserve">antigen_isos =</w:t>
+      </w:r>
+      <w:r>
+        <w:rPr>
+          <w:rStyle w:val="NormalTok"/>
+        </w:rPr>
+        <w:t xml:space="preserve"> antibodies,</w:t>
+      </w:r>
+      <w:r>
+        <w:br/>
+      </w:r>
+      <w:r>
+        <w:rPr>
+          <w:rStyle w:val="NormalTok"/>
+        </w:rPr>
+        <w:t xml:space="preserve">    </w:t>
+      </w:r>
+      <w:r>
+        <w:rPr>
+          <w:rStyle w:val="AttributeTok"/>
+        </w:rPr>
+        <w:t xml:space="preserve">renew_params =</w:t>
+      </w:r>
+      <w:r>
+        <w:rPr>
+          <w:rStyle w:val="NormalTok"/>
+        </w:rPr>
+        <w:t xml:space="preserve"> renew_params,</w:t>
+      </w:r>
+      <w:r>
+        <w:br/>
+      </w:r>
+      <w:r>
+        <w:rPr>
+          <w:rStyle w:val="NormalTok"/>
+        </w:rPr>
+        <w:t xml:space="preserve">    </w:t>
+      </w:r>
+      <w:r>
+        <w:rPr>
+          <w:rStyle w:val="AttributeTok"/>
+        </w:rPr>
+        <w:t xml:space="preserve">add_noise =</w:t>
+      </w:r>
+      <w:r>
+        <w:rPr>
+          <w:rStyle w:val="NormalTok"/>
+        </w:rPr>
+        <w:t xml:space="preserve"> </w:t>
+      </w:r>
+      <w:r>
+        <w:rPr>
+          <w:rStyle w:val="ConstantTok"/>
+        </w:rPr>
+        <w:t xml:space="preserve">TRUE</w:t>
+      </w:r>
+      <w:r>
+        <w:rPr>
+          <w:rStyle w:val="NormalTok"/>
+        </w:rPr>
+        <w:t xml:space="preserve">,</w:t>
+      </w:r>
+      <w:r>
+        <w:br/>
+      </w:r>
+      <w:r>
+        <w:rPr>
+          <w:rStyle w:val="NormalTok"/>
+        </w:rPr>
+        <w:t xml:space="preserve">    </w:t>
+      </w:r>
+      <w:r>
+        <w:rPr>
+          <w:rStyle w:val="AttributeTok"/>
+        </w:rPr>
+        <w:t xml:space="preserve">curve_params =</w:t>
+      </w:r>
+      <w:r>
+        <w:rPr>
+          <w:rStyle w:val="NormalTok"/>
+        </w:rPr>
+        <w:t xml:space="preserve"> dmcmc,</w:t>
+      </w:r>
+      <w:r>
+        <w:br/>
+      </w:r>
+      <w:r>
+        <w:rPr>
+          <w:rStyle w:val="NormalTok"/>
+        </w:rPr>
+        <w:t xml:space="preserve">    </w:t>
+      </w:r>
+      <w:r>
+        <w:rPr>
+          <w:rStyle w:val="AttributeTok"/>
+        </w:rPr>
+        <w:t xml:space="preserve">noise_limits =</w:t>
+      </w:r>
+      <w:r>
+        <w:rPr>
+          <w:rStyle w:val="NormalTok"/>
+        </w:rPr>
+        <w:t xml:space="preserve"> dlims,</w:t>
+      </w:r>
+      <w:r>
+        <w:br/>
+      </w:r>
+      <w:r>
+        <w:rPr>
+          <w:rStyle w:val="NormalTok"/>
+        </w:rPr>
+        <w:t xml:space="preserve">    </w:t>
+      </w:r>
+      <w:r>
+        <w:rPr>
+          <w:rStyle w:val="AttributeTok"/>
+        </w:rPr>
+        <w:t xml:space="preserve">format =</w:t>
+      </w:r>
+      <w:r>
+        <w:rPr>
+          <w:rStyle w:val="NormalTok"/>
+        </w:rPr>
+        <w:t xml:space="preserve"> </w:t>
+      </w:r>
+      <w:r>
+        <w:rPr>
+          <w:rStyle w:val="StringTok"/>
+        </w:rPr>
+        <w:t xml:space="preserve">"long"</w:t>
+      </w:r>
+      <w:r>
+        <w:br/>
+      </w:r>
+      <w:r>
+        <w:rPr>
+          <w:rStyle w:val="NormalTok"/>
+        </w:rPr>
+        <w:t xml:space="preserve">  )</w:t>
+      </w:r>
+      <w:r>
+        <w:br/>
+      </w:r>
+      <w:r>
+        <w:br/>
+      </w:r>
+      <w:r>
+        <w:rPr>
+          <w:rStyle w:val="FunctionTok"/>
+        </w:rPr>
+        <w:t xml:space="preserve">print</w:t>
+      </w:r>
+      <w:r>
+        <w:rPr>
+          <w:rStyle w:val="NormalTok"/>
+        </w:rPr>
+        <w:t xml:space="preserve">(sim_df)</w:t>
+      </w:r>
+      <w:r>
+        <w:br/>
+      </w:r>
+      <w:r>
+        <w:rPr>
+          <w:rStyle w:val="CommentTok"/>
         </w:rPr>
         <w:t xml:space="preserve">#&gt; # A tibble: 24,000 × 7</w:t>
       </w:r>
@@ -1157,7 +5500,7 @@
       </w:r>
       <w:r>
         <w:rPr>
-          <w:rStyle w:val="VerbatimChar"/>
+          <w:rStyle w:val="CommentTok"/>
         </w:rPr>
         <w:t xml:space="preserve">#&gt;      age id    antigen_iso value lambda.sim sample_size cluster</w:t>
       </w:r>
@@ -1166,7 +5509,7 @@
       </w:r>
       <w:r>
         <w:rPr>
-          <w:rStyle w:val="VerbatimChar"/>
+          <w:rStyle w:val="CommentTok"/>
         </w:rPr>
         <w:t xml:space="preserve">#&gt;    &lt;dbl&gt; &lt;chr&gt; &lt;chr&gt;       &lt;dbl&gt;      &lt;dbl&gt;       &lt;dbl&gt;   &lt;int&gt;</w:t>
       </w:r>
@@ -1175,7 +5518,7 @@
       </w:r>
       <w:r>
         <w:rPr>
-          <w:rStyle w:val="VerbatimChar"/>
+          <w:rStyle w:val="CommentTok"/>
         </w:rPr>
         <w:t xml:space="preserve">#&gt;  1  3.53 1     HlyE_IgA    0.853       0.05         100       1</w:t>
       </w:r>
@@ -1184,7 +5527,7 @@
       </w:r>
       <w:r>
         <w:rPr>
-          <w:rStyle w:val="VerbatimChar"/>
+          <w:rStyle w:val="CommentTok"/>
         </w:rPr>
         <w:t xml:space="preserve">#&gt;  2  3.53 1     HlyE_IgG    0.668       0.05         100       1</w:t>
       </w:r>
@@ -1193,7 +5536,7 @@
       </w:r>
       <w:r>
         <w:rPr>
-          <w:rStyle w:val="VerbatimChar"/>
+          <w:rStyle w:val="CommentTok"/>
         </w:rPr>
         <w:t xml:space="preserve">#&gt;  3  2.27 2     HlyE_IgA    0.587       0.05         100       1</w:t>
       </w:r>
@@ -1202,7 +5545,7 @@
       </w:r>
       <w:r>
         <w:rPr>
-          <w:rStyle w:val="VerbatimChar"/>
+          <w:rStyle w:val="CommentTok"/>
         </w:rPr>
         <w:t xml:space="preserve">#&gt;  4  2.27 2     HlyE_IgG    0.359       0.05         100       1</w:t>
       </w:r>
@@ -1211,7 +5554,7 @@
       </w:r>
       <w:r>
         <w:rPr>
-          <w:rStyle w:val="VerbatimChar"/>
+          <w:rStyle w:val="CommentTok"/>
         </w:rPr>
         <w:t xml:space="preserve">#&gt;  5  9.05 3     HlyE_IgA    0.367       0.05         100       1</w:t>
       </w:r>
@@ -1220,7 +5563,7 @@
       </w:r>
       <w:r>
         <w:rPr>
-          <w:rStyle w:val="VerbatimChar"/>
+          <w:rStyle w:val="CommentTok"/>
         </w:rPr>
         <w:t xml:space="preserve">#&gt;  6  9.05 3     HlyE_IgG    0.412       0.05         100       1</w:t>
       </w:r>
@@ -1229,7 +5572,7 @@
       </w:r>
       <w:r>
         <w:rPr>
-          <w:rStyle w:val="VerbatimChar"/>
+          <w:rStyle w:val="CommentTok"/>
         </w:rPr>
         <w:t xml:space="preserve">#&gt;  7  5.94 4     HlyE_IgA    0.648       0.05         100       1</w:t>
       </w:r>
@@ -1238,7 +5581,7 @@
       </w:r>
       <w:r>
         <w:rPr>
-          <w:rStyle w:val="VerbatimChar"/>
+          <w:rStyle w:val="CommentTok"/>
         </w:rPr>
         <w:t xml:space="preserve">#&gt;  8  5.94 4     HlyE_IgG    0.606       0.05         100       1</w:t>
       </w:r>
@@ -1247,7 +5590,7 @@
       </w:r>
       <w:r>
         <w:rPr>
-          <w:rStyle w:val="VerbatimChar"/>
+          <w:rStyle w:val="CommentTok"/>
         </w:rPr>
         <w:t xml:space="preserve">#&gt;  9  9.88 5     HlyE_IgA    0.363       0.05         100       1</w:t>
       </w:r>
@@ -1256,7 +5599,7 @@
       </w:r>
       <w:r>
         <w:rPr>
-          <w:rStyle w:val="VerbatimChar"/>
+          <w:rStyle w:val="CommentTok"/>
         </w:rPr>
         <w:t xml:space="preserve">#&gt; 10  9.88 5     HlyE_IgG    0.516       0.05         100       1</w:t>
       </w:r>
@@ -1265,7 +5608,7 @@
       </w:r>
       <w:r>
         <w:rPr>
-          <w:rStyle w:val="VerbatimChar"/>
+          <w:rStyle w:val="CommentTok"/>
         </w:rPr>
         <w:t xml:space="preserve">#&gt; # ℹ 23,990 more rows</w:t>
       </w:r>
@@ -1280,7 +5623,489 @@
     </w:p>
     <w:p>
       <w:pPr>
-        <w:pStyle w:val="BodyText"/>
+        <w:pStyle w:val="SourceCode"/>
+      </w:pPr>
+      <w:r>
+        <w:rPr>
+          <w:rStyle w:val="NormalTok"/>
+        </w:rPr>
+        <w:t xml:space="preserve">sim_df </w:t>
+      </w:r>
+      <w:r>
+        <w:rPr>
+          <w:rStyle w:val="SpecialCharTok"/>
+        </w:rPr>
+        <w:t xml:space="preserve">|&gt;</w:t>
+      </w:r>
+      <w:r>
+        <w:br/>
+      </w:r>
+      <w:r>
+        <w:rPr>
+          <w:rStyle w:val="NormalTok"/>
+        </w:rPr>
+        <w:t xml:space="preserve">  </w:t>
+      </w:r>
+      <w:r>
+        <w:rPr>
+          <w:rStyle w:val="FunctionTok"/>
+        </w:rPr>
+        <w:t xml:space="preserve">ggplot</w:t>
+      </w:r>
+      <w:r>
+        <w:rPr>
+          <w:rStyle w:val="NormalTok"/>
+        </w:rPr>
+        <w:t xml:space="preserve">() </w:t>
+      </w:r>
+      <w:r>
+        <w:rPr>
+          <w:rStyle w:val="SpecialCharTok"/>
+        </w:rPr>
+        <w:t xml:space="preserve">+</w:t>
+      </w:r>
+      <w:r>
+        <w:br/>
+      </w:r>
+      <w:r>
+        <w:rPr>
+          <w:rStyle w:val="NormalTok"/>
+        </w:rPr>
+        <w:t xml:space="preserve">  </w:t>
+      </w:r>
+      <w:r>
+        <w:rPr>
+          <w:rStyle w:val="FunctionTok"/>
+        </w:rPr>
+        <w:t xml:space="preserve">aes</w:t>
+      </w:r>
+      <w:r>
+        <w:rPr>
+          <w:rStyle w:val="NormalTok"/>
+        </w:rPr>
+        <w:t xml:space="preserve">(</w:t>
+      </w:r>
+      <w:r>
+        <w:br/>
+      </w:r>
+      <w:r>
+        <w:rPr>
+          <w:rStyle w:val="NormalTok"/>
+        </w:rPr>
+        <w:t xml:space="preserve">    </w:t>
+      </w:r>
+      <w:r>
+        <w:rPr>
+          <w:rStyle w:val="AttributeTok"/>
+        </w:rPr>
+        <w:t xml:space="preserve">x =</w:t>
+      </w:r>
+      <w:r>
+        <w:rPr>
+          <w:rStyle w:val="NormalTok"/>
+        </w:rPr>
+        <w:t xml:space="preserve"> </w:t>
+      </w:r>
+      <w:r>
+        <w:rPr>
+          <w:rStyle w:val="FunctionTok"/>
+        </w:rPr>
+        <w:t xml:space="preserve">as.factor</w:t>
+      </w:r>
+      <w:r>
+        <w:rPr>
+          <w:rStyle w:val="NormalTok"/>
+        </w:rPr>
+        <w:t xml:space="preserve">(cluster),</w:t>
+      </w:r>
+      <w:r>
+        <w:br/>
+      </w:r>
+      <w:r>
+        <w:rPr>
+          <w:rStyle w:val="NormalTok"/>
+        </w:rPr>
+        <w:t xml:space="preserve">    </w:t>
+      </w:r>
+      <w:r>
+        <w:rPr>
+          <w:rStyle w:val="AttributeTok"/>
+        </w:rPr>
+        <w:t xml:space="preserve">y =</w:t>
+      </w:r>
+      <w:r>
+        <w:rPr>
+          <w:rStyle w:val="NormalTok"/>
+        </w:rPr>
+        <w:t xml:space="preserve"> value</w:t>
+      </w:r>
+      <w:r>
+        <w:br/>
+      </w:r>
+      <w:r>
+        <w:rPr>
+          <w:rStyle w:val="NormalTok"/>
+        </w:rPr>
+        <w:t xml:space="preserve">  ) </w:t>
+      </w:r>
+      <w:r>
+        <w:rPr>
+          <w:rStyle w:val="SpecialCharTok"/>
+        </w:rPr>
+        <w:t xml:space="preserve">+</w:t>
+      </w:r>
+      <w:r>
+        <w:br/>
+      </w:r>
+      <w:r>
+        <w:rPr>
+          <w:rStyle w:val="NormalTok"/>
+        </w:rPr>
+        <w:t xml:space="preserve">  </w:t>
+      </w:r>
+      <w:r>
+        <w:rPr>
+          <w:rStyle w:val="FunctionTok"/>
+        </w:rPr>
+        <w:t xml:space="preserve">geom_beeswarm</w:t>
+      </w:r>
+      <w:r>
+        <w:rPr>
+          <w:rStyle w:val="NormalTok"/>
+        </w:rPr>
+        <w:t xml:space="preserve">(</w:t>
+      </w:r>
+      <w:r>
+        <w:rPr>
+          <w:rStyle w:val="AttributeTok"/>
+        </w:rPr>
+        <w:t xml:space="preserve">size =</w:t>
+      </w:r>
+      <w:r>
+        <w:rPr>
+          <w:rStyle w:val="NormalTok"/>
+        </w:rPr>
+        <w:t xml:space="preserve"> .</w:t>
+      </w:r>
+      <w:r>
+        <w:rPr>
+          <w:rStyle w:val="DecValTok"/>
+        </w:rPr>
+        <w:t xml:space="preserve">2</w:t>
+      </w:r>
+      <w:r>
+        <w:rPr>
+          <w:rStyle w:val="NormalTok"/>
+        </w:rPr>
+        <w:t xml:space="preserve">, </w:t>
+      </w:r>
+      <w:r>
+        <w:rPr>
+          <w:rStyle w:val="AttributeTok"/>
+        </w:rPr>
+        <w:t xml:space="preserve">alpha =</w:t>
+      </w:r>
+      <w:r>
+        <w:rPr>
+          <w:rStyle w:val="NormalTok"/>
+        </w:rPr>
+        <w:t xml:space="preserve"> .</w:t>
+      </w:r>
+      <w:r>
+        <w:rPr>
+          <w:rStyle w:val="DecValTok"/>
+        </w:rPr>
+        <w:t xml:space="preserve">3</w:t>
+      </w:r>
+      <w:r>
+        <w:rPr>
+          <w:rStyle w:val="NormalTok"/>
+        </w:rPr>
+        <w:t xml:space="preserve">, </w:t>
+      </w:r>
+      <w:r>
+        <w:rPr>
+          <w:rStyle w:val="FunctionTok"/>
+        </w:rPr>
+        <w:t xml:space="preserve">aes</w:t>
+      </w:r>
+      <w:r>
+        <w:rPr>
+          <w:rStyle w:val="NormalTok"/>
+        </w:rPr>
+        <w:t xml:space="preserve">(</w:t>
+      </w:r>
+      <w:r>
+        <w:rPr>
+          <w:rStyle w:val="AttributeTok"/>
+        </w:rPr>
+        <w:t xml:space="preserve">color =</w:t>
+      </w:r>
+      <w:r>
+        <w:rPr>
+          <w:rStyle w:val="NormalTok"/>
+        </w:rPr>
+        <w:t xml:space="preserve"> antigen_iso)) </w:t>
+      </w:r>
+      <w:r>
+        <w:rPr>
+          <w:rStyle w:val="SpecialCharTok"/>
+        </w:rPr>
+        <w:t xml:space="preserve">+</w:t>
+      </w:r>
+      <w:r>
+        <w:br/>
+      </w:r>
+      <w:r>
+        <w:rPr>
+          <w:rStyle w:val="NormalTok"/>
+        </w:rPr>
+        <w:t xml:space="preserve">  </w:t>
+      </w:r>
+      <w:r>
+        <w:rPr>
+          <w:rStyle w:val="FunctionTok"/>
+        </w:rPr>
+        <w:t xml:space="preserve">geom_boxplot</w:t>
+      </w:r>
+      <w:r>
+        <w:rPr>
+          <w:rStyle w:val="NormalTok"/>
+        </w:rPr>
+        <w:t xml:space="preserve">(</w:t>
+      </w:r>
+      <w:r>
+        <w:rPr>
+          <w:rStyle w:val="AttributeTok"/>
+        </w:rPr>
+        <w:t xml:space="preserve">outlier.colour =</w:t>
+      </w:r>
+      <w:r>
+        <w:rPr>
+          <w:rStyle w:val="NormalTok"/>
+        </w:rPr>
+        <w:t xml:space="preserve"> </w:t>
+      </w:r>
+      <w:r>
+        <w:rPr>
+          <w:rStyle w:val="ConstantTok"/>
+        </w:rPr>
+        <w:t xml:space="preserve">NA</w:t>
+      </w:r>
+      <w:r>
+        <w:rPr>
+          <w:rStyle w:val="NormalTok"/>
+        </w:rPr>
+        <w:t xml:space="preserve">, </w:t>
+      </w:r>
+      <w:r>
+        <w:rPr>
+          <w:rStyle w:val="AttributeTok"/>
+        </w:rPr>
+        <w:t xml:space="preserve">fill =</w:t>
+      </w:r>
+      <w:r>
+        <w:rPr>
+          <w:rStyle w:val="NormalTok"/>
+        </w:rPr>
+        <w:t xml:space="preserve"> </w:t>
+      </w:r>
+      <w:r>
+        <w:rPr>
+          <w:rStyle w:val="ConstantTok"/>
+        </w:rPr>
+        <w:t xml:space="preserve">NA</w:t>
+      </w:r>
+      <w:r>
+        <w:rPr>
+          <w:rStyle w:val="NormalTok"/>
+        </w:rPr>
+        <w:t xml:space="preserve">) </w:t>
+      </w:r>
+      <w:r>
+        <w:rPr>
+          <w:rStyle w:val="SpecialCharTok"/>
+        </w:rPr>
+        <w:t xml:space="preserve">+</w:t>
+      </w:r>
+      <w:r>
+        <w:br/>
+      </w:r>
+      <w:r>
+        <w:rPr>
+          <w:rStyle w:val="NormalTok"/>
+        </w:rPr>
+        <w:t xml:space="preserve">  </w:t>
+      </w:r>
+      <w:r>
+        <w:rPr>
+          <w:rStyle w:val="FunctionTok"/>
+        </w:rPr>
+        <w:t xml:space="preserve">scale_y_log10</w:t>
+      </w:r>
+      <w:r>
+        <w:rPr>
+          <w:rStyle w:val="NormalTok"/>
+        </w:rPr>
+        <w:t xml:space="preserve">() </w:t>
+      </w:r>
+      <w:r>
+        <w:rPr>
+          <w:rStyle w:val="SpecialCharTok"/>
+        </w:rPr>
+        <w:t xml:space="preserve">+</w:t>
+      </w:r>
+      <w:r>
+        <w:br/>
+      </w:r>
+      <w:r>
+        <w:rPr>
+          <w:rStyle w:val="NormalTok"/>
+        </w:rPr>
+        <w:t xml:space="preserve">  </w:t>
+      </w:r>
+      <w:r>
+        <w:rPr>
+          <w:rStyle w:val="FunctionTok"/>
+        </w:rPr>
+        <w:t xml:space="preserve">facet_wrap</w:t>
+      </w:r>
+      <w:r>
+        <w:rPr>
+          <w:rStyle w:val="NormalTok"/>
+        </w:rPr>
+        <w:t xml:space="preserve">(</w:t>
+      </w:r>
+      <w:r>
+        <w:rPr>
+          <w:rStyle w:val="SpecialCharTok"/>
+        </w:rPr>
+        <w:t xml:space="preserve">~</w:t>
+      </w:r>
+      <w:r>
+        <w:rPr>
+          <w:rStyle w:val="NormalTok"/>
+        </w:rPr>
+        <w:t xml:space="preserve"> antigen_iso </w:t>
+      </w:r>
+      <w:r>
+        <w:rPr>
+          <w:rStyle w:val="SpecialCharTok"/>
+        </w:rPr>
+        <w:t xml:space="preserve">+</w:t>
+      </w:r>
+      <w:r>
+        <w:rPr>
+          <w:rStyle w:val="NormalTok"/>
+        </w:rPr>
+        <w:t xml:space="preserve"> lambda.sim, </w:t>
+      </w:r>
+      <w:r>
+        <w:rPr>
+          <w:rStyle w:val="AttributeTok"/>
+        </w:rPr>
+        <w:t xml:space="preserve">nrow =</w:t>
+      </w:r>
+      <w:r>
+        <w:rPr>
+          <w:rStyle w:val="NormalTok"/>
+        </w:rPr>
+        <w:t xml:space="preserve"> </w:t>
+      </w:r>
+      <w:r>
+        <w:rPr>
+          <w:rStyle w:val="DecValTok"/>
+        </w:rPr>
+        <w:t xml:space="preserve">2</w:t>
+      </w:r>
+      <w:r>
+        <w:rPr>
+          <w:rStyle w:val="NormalTok"/>
+        </w:rPr>
+        <w:t xml:space="preserve">) </w:t>
+      </w:r>
+      <w:r>
+        <w:rPr>
+          <w:rStyle w:val="SpecialCharTok"/>
+        </w:rPr>
+        <w:t xml:space="preserve">+</w:t>
+      </w:r>
+      <w:r>
+        <w:br/>
+      </w:r>
+      <w:r>
+        <w:rPr>
+          <w:rStyle w:val="NormalTok"/>
+        </w:rPr>
+        <w:t xml:space="preserve">  </w:t>
+      </w:r>
+      <w:r>
+        <w:rPr>
+          <w:rStyle w:val="FunctionTok"/>
+        </w:rPr>
+        <w:t xml:space="preserve">theme_linedraw</w:t>
+      </w:r>
+      <w:r>
+        <w:rPr>
+          <w:rStyle w:val="NormalTok"/>
+        </w:rPr>
+        <w:t xml:space="preserve">()  </w:t>
+      </w:r>
+      <w:r>
+        <w:rPr>
+          <w:rStyle w:val="SpecialCharTok"/>
+        </w:rPr>
+        <w:t xml:space="preserve">+</w:t>
+      </w:r>
+      <w:r>
+        <w:br/>
+      </w:r>
+      <w:r>
+        <w:rPr>
+          <w:rStyle w:val="NormalTok"/>
+        </w:rPr>
+        <w:t xml:space="preserve">  </w:t>
+      </w:r>
+      <w:r>
+        <w:rPr>
+          <w:rStyle w:val="FunctionTok"/>
+        </w:rPr>
+        <w:t xml:space="preserve">theme</w:t>
+      </w:r>
+      <w:r>
+        <w:rPr>
+          <w:rStyle w:val="NormalTok"/>
+        </w:rPr>
+        <w:t xml:space="preserve">(</w:t>
+      </w:r>
+      <w:r>
+        <w:rPr>
+          <w:rStyle w:val="AttributeTok"/>
+        </w:rPr>
+        <w:t xml:space="preserve">legend.position =</w:t>
+      </w:r>
+      <w:r>
+        <w:rPr>
+          <w:rStyle w:val="NormalTok"/>
+        </w:rPr>
+        <w:t xml:space="preserve"> </w:t>
+      </w:r>
+      <w:r>
+        <w:rPr>
+          <w:rStyle w:val="StringTok"/>
+        </w:rPr>
+        <w:t xml:space="preserve">"bottom"</w:t>
+      </w:r>
+      <w:r>
+        <w:rPr>
+          <w:rStyle w:val="NormalTok"/>
+        </w:rPr>
+        <w:t xml:space="preserve">)</w:t>
+      </w:r>
+    </w:p>
+    <w:p>
+      <w:pPr>
+        <w:pStyle w:val="FirstParagraph"/>
       </w:pPr>
       <w:r>
         <w:drawing>
@@ -1336,515 +6161,1362 @@
     </w:p>
     <w:p>
       <w:pPr>
-        <w:pStyle w:val="FirstParagraph"/>
-      </w:pPr>
-      <w:r>
-        <w:rPr>
-          <w:rStyle w:val="VerbatimChar"/>
-        </w:rPr>
-        <w:t xml:space="preserve">summary(ests)</w:t>
-      </w:r>
-      <w:r>
-        <w:t xml:space="preserve"> </w:t>
-      </w:r>
-      <w:r>
-        <w:t xml:space="preserve">produces a</w:t>
-      </w:r>
-      <w:r>
-        <w:t xml:space="preserve"> </w:t>
-      </w:r>
-      <w:r>
-        <w:rPr>
-          <w:rStyle w:val="VerbatimChar"/>
-        </w:rPr>
-        <w:t xml:space="preserve">tibble()</w:t>
-      </w:r>
-      <w:r>
-        <w:t xml:space="preserve"> </w:t>
-      </w:r>
-      <w:r>
-        <w:t xml:space="preserve">with some extra meta-data:</w:t>
+        <w:pStyle w:val="SourceCode"/>
+      </w:pPr>
+      <w:r>
+        <w:rPr>
+          <w:rStyle w:val="NormalTok"/>
+        </w:rPr>
+        <w:t xml:space="preserve">ests </w:t>
+      </w:r>
+      <w:r>
+        <w:rPr>
+          <w:rStyle w:val="OtherTok"/>
+        </w:rPr>
+        <w:t xml:space="preserve">&lt;-</w:t>
+      </w:r>
+      <w:r>
+        <w:br/>
+      </w:r>
+      <w:r>
+        <w:rPr>
+          <w:rStyle w:val="NormalTok"/>
+        </w:rPr>
+        <w:t xml:space="preserve">  </w:t>
+      </w:r>
+      <w:r>
+        <w:rPr>
+          <w:rStyle w:val="FunctionTok"/>
+        </w:rPr>
+        <w:t xml:space="preserve">est_seroincidence_by</w:t>
+      </w:r>
+      <w:r>
+        <w:rPr>
+          <w:rStyle w:val="NormalTok"/>
+        </w:rPr>
+        <w:t xml:space="preserve">(</w:t>
+      </w:r>
+      <w:r>
+        <w:br/>
+      </w:r>
+      <w:r>
+        <w:rPr>
+          <w:rStyle w:val="NormalTok"/>
+        </w:rPr>
+        <w:t xml:space="preserve">    </w:t>
+      </w:r>
+      <w:r>
+        <w:rPr>
+          <w:rStyle w:val="AttributeTok"/>
+        </w:rPr>
+        <w:t xml:space="preserve">pop_data =</w:t>
+      </w:r>
+      <w:r>
+        <w:rPr>
+          <w:rStyle w:val="NormalTok"/>
+        </w:rPr>
+        <w:t xml:space="preserve"> sim_df,</w:t>
+      </w:r>
+      <w:r>
+        <w:br/>
+      </w:r>
+      <w:r>
+        <w:rPr>
+          <w:rStyle w:val="NormalTok"/>
+        </w:rPr>
+        <w:t xml:space="preserve">    </w:t>
+      </w:r>
+      <w:r>
+        <w:rPr>
+          <w:rStyle w:val="AttributeTok"/>
+        </w:rPr>
+        <w:t xml:space="preserve">sr_params =</w:t>
+      </w:r>
+      <w:r>
+        <w:rPr>
+          <w:rStyle w:val="NormalTok"/>
+        </w:rPr>
+        <w:t xml:space="preserve"> dmcmc,</w:t>
+      </w:r>
+      <w:r>
+        <w:br/>
+      </w:r>
+      <w:r>
+        <w:rPr>
+          <w:rStyle w:val="NormalTok"/>
+        </w:rPr>
+        <w:t xml:space="preserve">    </w:t>
+      </w:r>
+      <w:r>
+        <w:rPr>
+          <w:rStyle w:val="AttributeTok"/>
+        </w:rPr>
+        <w:t xml:space="preserve">noise_params =</w:t>
+      </w:r>
+      <w:r>
+        <w:rPr>
+          <w:rStyle w:val="NormalTok"/>
+        </w:rPr>
+        <w:t xml:space="preserve"> cond,</w:t>
+      </w:r>
+      <w:r>
+        <w:br/>
+      </w:r>
+      <w:r>
+        <w:rPr>
+          <w:rStyle w:val="NormalTok"/>
+        </w:rPr>
+        <w:t xml:space="preserve">    </w:t>
+      </w:r>
+      <w:r>
+        <w:rPr>
+          <w:rStyle w:val="AttributeTok"/>
+        </w:rPr>
+        <w:t xml:space="preserve">num_cores =</w:t>
+      </w:r>
+      <w:r>
+        <w:rPr>
+          <w:rStyle w:val="NormalTok"/>
+        </w:rPr>
+        <w:t xml:space="preserve"> n_cores,</w:t>
+      </w:r>
+      <w:r>
+        <w:br/>
+      </w:r>
+      <w:r>
+        <w:rPr>
+          <w:rStyle w:val="NormalTok"/>
+        </w:rPr>
+        <w:t xml:space="preserve">    </w:t>
+      </w:r>
+      <w:r>
+        <w:rPr>
+          <w:rStyle w:val="AttributeTok"/>
+        </w:rPr>
+        <w:t xml:space="preserve">strata =</w:t>
+      </w:r>
+      <w:r>
+        <w:rPr>
+          <w:rStyle w:val="NormalTok"/>
+        </w:rPr>
+        <w:t xml:space="preserve"> </w:t>
+      </w:r>
+      <w:r>
+        <w:rPr>
+          <w:rStyle w:val="FunctionTok"/>
+        </w:rPr>
+        <w:t xml:space="preserve">c</w:t>
+      </w:r>
+      <w:r>
+        <w:rPr>
+          <w:rStyle w:val="NormalTok"/>
+        </w:rPr>
+        <w:t xml:space="preserve">(</w:t>
+      </w:r>
+      <w:r>
+        <w:rPr>
+          <w:rStyle w:val="StringTok"/>
+        </w:rPr>
+        <w:t xml:space="preserve">"sample_size"</w:t>
+      </w:r>
+      <w:r>
+        <w:rPr>
+          <w:rStyle w:val="NormalTok"/>
+        </w:rPr>
+        <w:t xml:space="preserve">, </w:t>
+      </w:r>
+      <w:r>
+        <w:rPr>
+          <w:rStyle w:val="StringTok"/>
+        </w:rPr>
+        <w:t xml:space="preserve">"lambda.sim"</w:t>
+      </w:r>
+      <w:r>
+        <w:rPr>
+          <w:rStyle w:val="NormalTok"/>
+        </w:rPr>
+        <w:t xml:space="preserve">, </w:t>
+      </w:r>
+      <w:r>
+        <w:rPr>
+          <w:rStyle w:val="StringTok"/>
+        </w:rPr>
+        <w:t xml:space="preserve">"cluster"</w:t>
+      </w:r>
+      <w:r>
+        <w:rPr>
+          <w:rStyle w:val="NormalTok"/>
+        </w:rPr>
+        <w:t xml:space="preserve">),</w:t>
+      </w:r>
+      <w:r>
+        <w:br/>
+      </w:r>
+      <w:r>
+        <w:rPr>
+          <w:rStyle w:val="NormalTok"/>
+        </w:rPr>
+        <w:t xml:space="preserve">    </w:t>
+      </w:r>
+      <w:r>
+        <w:rPr>
+          <w:rStyle w:val="AttributeTok"/>
+        </w:rPr>
+        <w:t xml:space="preserve">curve_strata_varnames =</w:t>
+      </w:r>
+      <w:r>
+        <w:rPr>
+          <w:rStyle w:val="NormalTok"/>
+        </w:rPr>
+        <w:t xml:space="preserve"> </w:t>
+      </w:r>
+      <w:r>
+        <w:rPr>
+          <w:rStyle w:val="ConstantTok"/>
+        </w:rPr>
+        <w:t xml:space="preserve">NULL</w:t>
+      </w:r>
+      <w:r>
+        <w:rPr>
+          <w:rStyle w:val="NormalTok"/>
+        </w:rPr>
+        <w:t xml:space="preserve">,</w:t>
+      </w:r>
+      <w:r>
+        <w:br/>
+      </w:r>
+      <w:r>
+        <w:rPr>
+          <w:rStyle w:val="NormalTok"/>
+        </w:rPr>
+        <w:t xml:space="preserve">    </w:t>
+      </w:r>
+      <w:r>
+        <w:rPr>
+          <w:rStyle w:val="AttributeTok"/>
+        </w:rPr>
+        <w:t xml:space="preserve">noise_strata_varnames =</w:t>
+      </w:r>
+      <w:r>
+        <w:rPr>
+          <w:rStyle w:val="NormalTok"/>
+        </w:rPr>
+        <w:t xml:space="preserve"> </w:t>
+      </w:r>
+      <w:r>
+        <w:rPr>
+          <w:rStyle w:val="ConstantTok"/>
+        </w:rPr>
+        <w:t xml:space="preserve">NULL</w:t>
+      </w:r>
+      <w:r>
+        <w:rPr>
+          <w:rStyle w:val="NormalTok"/>
+        </w:rPr>
+        <w:t xml:space="preserve">,</w:t>
+      </w:r>
+      <w:r>
+        <w:br/>
+      </w:r>
+      <w:r>
+        <w:rPr>
+          <w:rStyle w:val="NormalTok"/>
+        </w:rPr>
+        <w:t xml:space="preserve">    </w:t>
+      </w:r>
+      <w:r>
+        <w:rPr>
+          <w:rStyle w:val="AttributeTok"/>
+        </w:rPr>
+        <w:t xml:space="preserve">verbose =</w:t>
+      </w:r>
+      <w:r>
+        <w:rPr>
+          <w:rStyle w:val="NormalTok"/>
+        </w:rPr>
+        <w:t xml:space="preserve"> verbose,</w:t>
+      </w:r>
+      <w:r>
+        <w:br/>
+      </w:r>
+      <w:r>
+        <w:rPr>
+          <w:rStyle w:val="NormalTok"/>
+        </w:rPr>
+        <w:t xml:space="preserve">    </w:t>
+      </w:r>
+      <w:r>
+        <w:rPr>
+          <w:rStyle w:val="AttributeTok"/>
+        </w:rPr>
+        <w:t xml:space="preserve">build_graph =</w:t>
+      </w:r>
+      <w:r>
+        <w:rPr>
+          <w:rStyle w:val="NormalTok"/>
+        </w:rPr>
+        <w:t xml:space="preserve"> </w:t>
+      </w:r>
+      <w:r>
+        <w:rPr>
+          <w:rStyle w:val="ConstantTok"/>
+        </w:rPr>
+        <w:t xml:space="preserve">TRUE</w:t>
+      </w:r>
+      <w:r>
+        <w:rPr>
+          <w:rStyle w:val="NormalTok"/>
+        </w:rPr>
+        <w:t xml:space="preserve">, </w:t>
+      </w:r>
+      <w:r>
+        <w:rPr>
+          <w:rStyle w:val="CommentTok"/>
+        </w:rPr>
+        <w:t xml:space="preserve"># slows down the function substantially</w:t>
+      </w:r>
+      <w:r>
+        <w:br/>
+      </w:r>
+      <w:r>
+        <w:rPr>
+          <w:rStyle w:val="NormalTok"/>
+        </w:rPr>
+        <w:t xml:space="preserve">    </w:t>
+      </w:r>
+      <w:r>
+        <w:rPr>
+          <w:rStyle w:val="AttributeTok"/>
+        </w:rPr>
+        <w:t xml:space="preserve">antigen_isos =</w:t>
+      </w:r>
+      <w:r>
+        <w:rPr>
+          <w:rStyle w:val="NormalTok"/>
+        </w:rPr>
+        <w:t xml:space="preserve"> </w:t>
+      </w:r>
+      <w:r>
+        <w:rPr>
+          <w:rStyle w:val="FunctionTok"/>
+        </w:rPr>
+        <w:t xml:space="preserve">c</w:t>
+      </w:r>
+      <w:r>
+        <w:rPr>
+          <w:rStyle w:val="NormalTok"/>
+        </w:rPr>
+        <w:t xml:space="preserve">(</w:t>
+      </w:r>
+      <w:r>
+        <w:rPr>
+          <w:rStyle w:val="StringTok"/>
+        </w:rPr>
+        <w:t xml:space="preserve">"HlyE_IgG"</w:t>
+      </w:r>
+      <w:r>
+        <w:rPr>
+          <w:rStyle w:val="NormalTok"/>
+        </w:rPr>
+        <w:t xml:space="preserve">, </w:t>
+      </w:r>
+      <w:r>
+        <w:rPr>
+          <w:rStyle w:val="StringTok"/>
+        </w:rPr>
+        <w:t xml:space="preserve">"HlyE_IgA"</w:t>
+      </w:r>
+      <w:r>
+        <w:rPr>
+          <w:rStyle w:val="NormalTok"/>
+        </w:rPr>
+        <w:t xml:space="preserve">)</w:t>
+      </w:r>
+      <w:r>
+        <w:br/>
+      </w:r>
+      <w:r>
+        <w:rPr>
+          <w:rStyle w:val="NormalTok"/>
+        </w:rPr>
+        <w:t xml:space="preserve">  )</w:t>
       </w:r>
     </w:p>
     <w:p>
       <w:pPr>
-        <w:pStyle w:val="SourceCode"/>
+        <w:pStyle w:val="FirstParagraph"/>
       </w:pPr>
       <w:r>
         <w:rPr>
           <w:rStyle w:val="VerbatimChar"/>
         </w:rPr>
-        <w:t xml:space="preserve">#&gt; Seroincidence estimated given the following setup:</w:t>
-      </w:r>
-      <w:r>
-        <w:br/>
+        <w:t xml:space="preserve">summary(ests)</w:t>
+      </w:r>
+      <w:r>
+        <w:t xml:space="preserve"> </w:t>
+      </w:r>
+      <w:r>
+        <w:t xml:space="preserve">produces a</w:t>
+      </w:r>
+      <w:r>
+        <w:t xml:space="preserve"> </w:t>
       </w:r>
       <w:r>
         <w:rPr>
           <w:rStyle w:val="VerbatimChar"/>
         </w:rPr>
-        <w:t xml:space="preserve">#&gt; a) Antigen isotypes   : HlyE_IgG, HlyE_IgA </w:t>
-      </w:r>
-      <w:r>
-        <w:br/>
-      </w:r>
-      <w:r>
-        <w:rPr>
-          <w:rStyle w:val="VerbatimChar"/>
-        </w:rPr>
-        <w:t xml:space="preserve">#&gt; b) Strata       : sample_size, lambda.sim, cluster </w:t>
-      </w:r>
-      <w:r>
-        <w:br/>
-      </w:r>
-      <w:r>
-        <w:rPr>
-          <w:rStyle w:val="VerbatimChar"/>
-        </w:rPr>
-        <w:t xml:space="preserve">#&gt; </w:t>
-      </w:r>
-      <w:r>
-        <w:br/>
-      </w:r>
-      <w:r>
-        <w:rPr>
-          <w:rStyle w:val="VerbatimChar"/>
-        </w:rPr>
-        <w:t xml:space="preserve">#&gt;  Seroincidence estimates:</w:t>
-      </w:r>
-      <w:r>
-        <w:br/>
-      </w:r>
-      <w:r>
-        <w:rPr>
-          <w:rStyle w:val="VerbatimChar"/>
-        </w:rPr>
-        <w:t xml:space="preserve">#&gt; # A tibble: 120 × 16</w:t>
-      </w:r>
-      <w:r>
-        <w:br/>
-      </w:r>
-      <w:r>
-        <w:rPr>
-          <w:rStyle w:val="VerbatimChar"/>
-        </w:rPr>
-        <w:t xml:space="preserve">#&gt;    Stratum sample_size lambda.sim cluster     n est.start incidence.rate      SE</w:t>
-      </w:r>
-      <w:r>
-        <w:br/>
-      </w:r>
-      <w:r>
-        <w:rPr>
-          <w:rStyle w:val="VerbatimChar"/>
-        </w:rPr>
-        <w:t xml:space="preserve">#&gt;    &lt;chr&gt;         &lt;dbl&gt;      &lt;dbl&gt;   &lt;int&gt; &lt;int&gt;     &lt;dbl&gt;          &lt;dbl&gt;   &lt;dbl&gt;</w:t>
-      </w:r>
-      <w:r>
-        <w:br/>
-      </w:r>
-      <w:r>
-        <w:rPr>
-          <w:rStyle w:val="VerbatimChar"/>
-        </w:rPr>
-        <w:t xml:space="preserve">#&gt;  1 Stratu…         100       0.05       1   100       0.1         0.0538 0.00958</w:t>
-      </w:r>
-      <w:r>
-        <w:br/>
-      </w:r>
-      <w:r>
-        <w:rPr>
-          <w:rStyle w:val="VerbatimChar"/>
-        </w:rPr>
-        <w:t xml:space="preserve">#&gt;  2 Stratu…         100       0.05       2   100       0.1         0.0462 0.00869</w:t>
-      </w:r>
-      <w:r>
-        <w:br/>
-      </w:r>
-      <w:r>
-        <w:rPr>
-          <w:rStyle w:val="VerbatimChar"/>
-        </w:rPr>
-        <w:t xml:space="preserve">#&gt;  3 Stratu…         100       0.05       3   100       0.1         0.0446 0.00801</w:t>
-      </w:r>
-      <w:r>
-        <w:br/>
-      </w:r>
-      <w:r>
-        <w:rPr>
-          <w:rStyle w:val="VerbatimChar"/>
-        </w:rPr>
-        <w:t xml:space="preserve">#&gt;  4 Stratu…         100       0.05       4   100       0.1         0.0475 0.00819</w:t>
-      </w:r>
-      <w:r>
-        <w:br/>
-      </w:r>
-      <w:r>
-        <w:rPr>
-          <w:rStyle w:val="VerbatimChar"/>
-        </w:rPr>
-        <w:t xml:space="preserve">#&gt;  5 Stratu…         100       0.05       5   100       0.1         0.0560 0.00930</w:t>
-      </w:r>
-      <w:r>
-        <w:br/>
-      </w:r>
-      <w:r>
-        <w:rPr>
-          <w:rStyle w:val="VerbatimChar"/>
-        </w:rPr>
-        <w:t xml:space="preserve">#&gt;  6 Stratu…         100       0.05       6   100       0.1         0.0569 0.00961</w:t>
-      </w:r>
-      <w:r>
-        <w:br/>
-      </w:r>
-      <w:r>
-        <w:rPr>
-          <w:rStyle w:val="VerbatimChar"/>
-        </w:rPr>
-        <w:t xml:space="preserve">#&gt;  7 Stratu…         100       0.05       7   100       0.1         0.0392 0.00743</w:t>
-      </w:r>
-      <w:r>
-        <w:br/>
-      </w:r>
-      <w:r>
-        <w:rPr>
-          <w:rStyle w:val="VerbatimChar"/>
-        </w:rPr>
-        <w:t xml:space="preserve">#&gt;  8 Stratu…         100       0.05       8   100       0.1         0.0698 0.0108 </w:t>
-      </w:r>
-      <w:r>
-        <w:br/>
-      </w:r>
-      <w:r>
-        <w:rPr>
-          <w:rStyle w:val="VerbatimChar"/>
-        </w:rPr>
-        <w:t xml:space="preserve">#&gt;  9 Stratu…         100       0.05       9   100       0.1         0.0557 0.00947</w:t>
-      </w:r>
-      <w:r>
-        <w:br/>
-      </w:r>
-      <w:r>
-        <w:rPr>
-          <w:rStyle w:val="VerbatimChar"/>
-        </w:rPr>
-        <w:t xml:space="preserve">#&gt; 10 Stratu…         100       0.05      10   100       0.1         0.0416 0.00805</w:t>
-      </w:r>
-      <w:r>
-        <w:br/>
-      </w:r>
-      <w:r>
-        <w:rPr>
-          <w:rStyle w:val="VerbatimChar"/>
-        </w:rPr>
-        <w:t xml:space="preserve">#&gt; # ℹ 110 more rows</w:t>
-      </w:r>
-      <w:r>
-        <w:br/>
-      </w:r>
-      <w:r>
-        <w:rPr>
-          <w:rStyle w:val="VerbatimChar"/>
-        </w:rPr>
-        <w:t xml:space="preserve">#&gt; # ℹ 8 more variables: CI.lwr &lt;dbl&gt;, CI.upr &lt;dbl&gt;, se_type &lt;chr&gt;,</w:t>
-      </w:r>
-      <w:r>
-        <w:br/>
-      </w:r>
-      <w:r>
-        <w:rPr>
-          <w:rStyle w:val="VerbatimChar"/>
-        </w:rPr>
-        <w:t xml:space="preserve">#&gt; #   coverage &lt;dbl&gt;, log.lik &lt;dbl&gt;, iterations &lt;int&gt;, antigen.isos &lt;chr&gt;,</w:t>
-      </w:r>
-      <w:r>
-        <w:br/>
-      </w:r>
-      <w:r>
-        <w:rPr>
-          <w:rStyle w:val="VerbatimChar"/>
-        </w:rPr>
-        <w:t xml:space="preserve">#&gt; #   nlm.convergence.code &lt;ord&gt;</w:t>
+        <w:t xml:space="preserve">tibble()</w:t>
+      </w:r>
+      <w:r>
+        <w:t xml:space="preserve"> </w:t>
+      </w:r>
+      <w:r>
+        <w:t xml:space="preserve">with some extra meta-data:</w:t>
       </w:r>
     </w:p>
     <w:p>
       <w:pPr>
-        <w:pStyle w:val="FirstParagraph"/>
-      </w:pPr>
-      <w:r>
-        <w:t xml:space="preserve">We can explore the summary table interactively using</w:t>
-      </w:r>
-      <w:r>
-        <w:t xml:space="preserve"> </w:t>
-      </w:r>
-      <w:r>
-        <w:rPr>
-          <w:rStyle w:val="VerbatimChar"/>
-        </w:rPr>
-        <w:t xml:space="preserve">DT::datatable()</w:t>
-      </w:r>
-      <w:r>
-        <w:t xml:space="preserve"> </w:t>
-      </w:r>
-      <w:r>
-        <w:t xml:space="preserve">(HTML output only; non-HTML formats print the plain summary table instead,</w:t>
-      </w:r>
-      <w:r>
-        <w:t xml:space="preserve"> </w:t>
-      </w:r>
-      <w:r>
-        <w:t xml:space="preserve">since converting the widget to a static image would require a headless</w:t>
-      </w:r>
-      <w:r>
-        <w:t xml:space="preserve"> </w:t>
-      </w:r>
-      <w:r>
-        <w:t xml:space="preserve">browser).</w:t>
+        <w:pStyle w:val="SourceCode"/>
+      </w:pPr>
+      <w:r>
+        <w:rPr>
+          <w:rStyle w:val="NormalTok"/>
+        </w:rPr>
+        <w:t xml:space="preserve">ests_summary </w:t>
+      </w:r>
+      <w:r>
+        <w:rPr>
+          <w:rStyle w:val="OtherTok"/>
+        </w:rPr>
+        <w:t xml:space="preserve">&lt;-</w:t>
+      </w:r>
+      <w:r>
+        <w:rPr>
+          <w:rStyle w:val="NormalTok"/>
+        </w:rPr>
+        <w:t xml:space="preserve"> ests </w:t>
+      </w:r>
+      <w:r>
+        <w:rPr>
+          <w:rStyle w:val="SpecialCharTok"/>
+        </w:rPr>
+        <w:t xml:space="preserve">|&gt;</w:t>
+      </w:r>
+      <w:r>
+        <w:rPr>
+          <w:rStyle w:val="NormalTok"/>
+        </w:rPr>
+        <w:t xml:space="preserve"> </w:t>
+      </w:r>
+      <w:r>
+        <w:rPr>
+          <w:rStyle w:val="FunctionTok"/>
+        </w:rPr>
+        <w:t xml:space="preserve">summary</w:t>
+      </w:r>
+      <w:r>
+        <w:rPr>
+          <w:rStyle w:val="NormalTok"/>
+        </w:rPr>
+        <w:t xml:space="preserve">() </w:t>
+      </w:r>
+      <w:r>
+        <w:rPr>
+          <w:rStyle w:val="SpecialCharTok"/>
+        </w:rPr>
+        <w:t xml:space="preserve">|&gt;</w:t>
+      </w:r>
+      <w:r>
+        <w:rPr>
+          <w:rStyle w:val="NormalTok"/>
+        </w:rPr>
+        <w:t xml:space="preserve"> </w:t>
+      </w:r>
+      <w:r>
+        <w:rPr>
+          <w:rStyle w:val="FunctionTok"/>
+        </w:rPr>
+        <w:t xml:space="preserve">print</w:t>
+      </w:r>
+      <w:r>
+        <w:rPr>
+          <w:rStyle w:val="NormalTok"/>
+        </w:rPr>
+        <w:t xml:space="preserve">()</w:t>
+      </w:r>
+      <w:r>
+        <w:br/>
+      </w:r>
+      <w:r>
+        <w:rPr>
+          <w:rStyle w:val="CommentTok"/>
+        </w:rPr>
+        <w:t xml:space="preserve">#&gt; Seroincidence estimated given the following setup:</w:t>
+      </w:r>
+      <w:r>
+        <w:br/>
+      </w:r>
+      <w:r>
+        <w:rPr>
+          <w:rStyle w:val="CommentTok"/>
+        </w:rPr>
+        <w:t xml:space="preserve">#&gt; a) Antigen isotypes   : HlyE_IgG, HlyE_IgA </w:t>
+      </w:r>
+      <w:r>
+        <w:br/>
+      </w:r>
+      <w:r>
+        <w:rPr>
+          <w:rStyle w:val="CommentTok"/>
+        </w:rPr>
+        <w:t xml:space="preserve">#&gt; b) Strata       : sample_size, lambda.sim, cluster </w:t>
+      </w:r>
+      <w:r>
+        <w:br/>
+      </w:r>
+      <w:r>
+        <w:rPr>
+          <w:rStyle w:val="CommentTok"/>
+        </w:rPr>
+        <w:t xml:space="preserve">#&gt; </w:t>
+      </w:r>
+      <w:r>
+        <w:br/>
+      </w:r>
+      <w:r>
+        <w:rPr>
+          <w:rStyle w:val="CommentTok"/>
+        </w:rPr>
+        <w:t xml:space="preserve">#&gt;  Seroincidence estimates:</w:t>
+      </w:r>
+      <w:r>
+        <w:br/>
+      </w:r>
+      <w:r>
+        <w:rPr>
+          <w:rStyle w:val="CommentTok"/>
+        </w:rPr>
+        <w:t xml:space="preserve">#&gt; # A tibble: 120 × 16</w:t>
+      </w:r>
+      <w:r>
+        <w:br/>
+      </w:r>
+      <w:r>
+        <w:rPr>
+          <w:rStyle w:val="CommentTok"/>
+        </w:rPr>
+        <w:t xml:space="preserve">#&gt;    Stratum sample_size lambda.sim cluster     n est.start incidence.rate      SE</w:t>
+      </w:r>
+      <w:r>
+        <w:br/>
+      </w:r>
+      <w:r>
+        <w:rPr>
+          <w:rStyle w:val="CommentTok"/>
+        </w:rPr>
+        <w:t xml:space="preserve">#&gt;    &lt;chr&gt;         &lt;dbl&gt;      &lt;dbl&gt;   &lt;int&gt; &lt;int&gt;     &lt;dbl&gt;          &lt;dbl&gt;   &lt;dbl&gt;</w:t>
+      </w:r>
+      <w:r>
+        <w:br/>
+      </w:r>
+      <w:r>
+        <w:rPr>
+          <w:rStyle w:val="CommentTok"/>
+        </w:rPr>
+        <w:t xml:space="preserve">#&gt;  1 Stratu…         100       0.05       1   100       0.1         0.0538 0.00958</w:t>
+      </w:r>
+      <w:r>
+        <w:br/>
+      </w:r>
+      <w:r>
+        <w:rPr>
+          <w:rStyle w:val="CommentTok"/>
+        </w:rPr>
+        <w:t xml:space="preserve">#&gt;  2 Stratu…         100       0.05       2   100       0.1         0.0462 0.00869</w:t>
+      </w:r>
+      <w:r>
+        <w:br/>
+      </w:r>
+      <w:r>
+        <w:rPr>
+          <w:rStyle w:val="CommentTok"/>
+        </w:rPr>
+        <w:t xml:space="preserve">#&gt;  3 Stratu…         100       0.05       3   100       0.1         0.0446 0.00801</w:t>
+      </w:r>
+      <w:r>
+        <w:br/>
+      </w:r>
+      <w:r>
+        <w:rPr>
+          <w:rStyle w:val="CommentTok"/>
+        </w:rPr>
+        <w:t xml:space="preserve">#&gt;  4 Stratu…         100       0.05       4   100       0.1         0.0475 0.00819</w:t>
+      </w:r>
+      <w:r>
+        <w:br/>
+      </w:r>
+      <w:r>
+        <w:rPr>
+          <w:rStyle w:val="CommentTok"/>
+        </w:rPr>
+        <w:t xml:space="preserve">#&gt;  5 Stratu…         100       0.05       5   100       0.1         0.0560 0.00930</w:t>
+      </w:r>
+      <w:r>
+        <w:br/>
+      </w:r>
+      <w:r>
+        <w:rPr>
+          <w:rStyle w:val="CommentTok"/>
+        </w:rPr>
+        <w:t xml:space="preserve">#&gt;  6 Stratu…         100       0.05       6   100       0.1         0.0569 0.00961</w:t>
+      </w:r>
+      <w:r>
+        <w:br/>
+      </w:r>
+      <w:r>
+        <w:rPr>
+          <w:rStyle w:val="CommentTok"/>
+        </w:rPr>
+        <w:t xml:space="preserve">#&gt;  7 Stratu…         100       0.05       7   100       0.1         0.0392 0.00743</w:t>
+      </w:r>
+      <w:r>
+        <w:br/>
+      </w:r>
+      <w:r>
+        <w:rPr>
+          <w:rStyle w:val="CommentTok"/>
+        </w:rPr>
+        <w:t xml:space="preserve">#&gt;  8 Stratu…         100       0.05       8   100       0.1         0.0698 0.0108 </w:t>
+      </w:r>
+      <w:r>
+        <w:br/>
+      </w:r>
+      <w:r>
+        <w:rPr>
+          <w:rStyle w:val="CommentTok"/>
+        </w:rPr>
+        <w:t xml:space="preserve">#&gt;  9 Stratu…         100       0.05       9   100       0.1         0.0557 0.00947</w:t>
+      </w:r>
+      <w:r>
+        <w:br/>
+      </w:r>
+      <w:r>
+        <w:rPr>
+          <w:rStyle w:val="CommentTok"/>
+        </w:rPr>
+        <w:t xml:space="preserve">#&gt; 10 Stratu…         100       0.05      10   100       0.1         0.0416 0.00805</w:t>
+      </w:r>
+      <w:r>
+        <w:br/>
+      </w:r>
+      <w:r>
+        <w:rPr>
+          <w:rStyle w:val="CommentTok"/>
+        </w:rPr>
+        <w:t xml:space="preserve">#&gt; # ℹ 110 more rows</w:t>
+      </w:r>
+      <w:r>
+        <w:br/>
+      </w:r>
+      <w:r>
+        <w:rPr>
+          <w:rStyle w:val="CommentTok"/>
+        </w:rPr>
+        <w:t xml:space="preserve">#&gt; # ℹ 8 more variables: CI.lwr &lt;dbl&gt;, CI.upr &lt;dbl&gt;, se_type &lt;chr&gt;,</w:t>
+      </w:r>
+      <w:r>
+        <w:br/>
+      </w:r>
+      <w:r>
+        <w:rPr>
+          <w:rStyle w:val="CommentTok"/>
+        </w:rPr>
+        <w:t xml:space="preserve">#&gt; #   coverage &lt;dbl&gt;, log.lik &lt;dbl&gt;, iterations &lt;int&gt;, antigen.isos &lt;chr&gt;,</w:t>
+      </w:r>
+      <w:r>
+        <w:br/>
+      </w:r>
+      <w:r>
+        <w:rPr>
+          <w:rStyle w:val="CommentTok"/>
+        </w:rPr>
+        <w:t xml:space="preserve">#&gt; #   nlm.convergence.code &lt;ord&gt;</w:t>
       </w:r>
     </w:p>
     <w:p>
       <w:pPr>
-        <w:pStyle w:val="SourceCode"/>
-      </w:pPr>
+        <w:pStyle w:val="FirstParagraph"/>
+      </w:pPr>
+      <w:r>
+        <w:t xml:space="preserve">We can explore the summary table interactively using</w:t>
+      </w:r>
+      <w:r>
+        <w:t xml:space="preserve"> </w:t>
+      </w:r>
       <w:r>
         <w:rPr>
           <w:rStyle w:val="VerbatimChar"/>
         </w:rPr>
-        <w:t xml:space="preserve">#&gt; Seroincidence estimated given the following setup:</w:t>
-      </w:r>
-      <w:r>
-        <w:br/>
-      </w:r>
-      <w:r>
-        <w:rPr>
-          <w:rStyle w:val="VerbatimChar"/>
-        </w:rPr>
-        <w:t xml:space="preserve">#&gt; a) Antigen isotypes   : HlyE_IgG, HlyE_IgA </w:t>
-      </w:r>
-      <w:r>
-        <w:br/>
-      </w:r>
-      <w:r>
-        <w:rPr>
-          <w:rStyle w:val="VerbatimChar"/>
-        </w:rPr>
-        <w:t xml:space="preserve">#&gt; b) Strata       : sample_size, lambda.sim, cluster </w:t>
-      </w:r>
-      <w:r>
-        <w:br/>
-      </w:r>
-      <w:r>
-        <w:rPr>
-          <w:rStyle w:val="VerbatimChar"/>
-        </w:rPr>
-        <w:t xml:space="preserve">#&gt; </w:t>
-      </w:r>
-      <w:r>
-        <w:br/>
-      </w:r>
-      <w:r>
-        <w:rPr>
-          <w:rStyle w:val="VerbatimChar"/>
-        </w:rPr>
-        <w:t xml:space="preserve">#&gt;  Seroincidence estimates:</w:t>
-      </w:r>
-      <w:r>
-        <w:br/>
-      </w:r>
-      <w:r>
-        <w:rPr>
-          <w:rStyle w:val="VerbatimChar"/>
-        </w:rPr>
-        <w:t xml:space="preserve">#&gt; # A tibble: 120 × 16</w:t>
-      </w:r>
-      <w:r>
-        <w:br/>
-      </w:r>
-      <w:r>
-        <w:rPr>
-          <w:rStyle w:val="VerbatimChar"/>
-        </w:rPr>
-        <w:t xml:space="preserve">#&gt;    Stratum sample_size lambda.sim cluster     n est.start incidence.rate      SE</w:t>
-      </w:r>
-      <w:r>
-        <w:br/>
-      </w:r>
-      <w:r>
-        <w:rPr>
-          <w:rStyle w:val="VerbatimChar"/>
-        </w:rPr>
-        <w:t xml:space="preserve">#&gt;    &lt;chr&gt;         &lt;dbl&gt;      &lt;dbl&gt;   &lt;int&gt; &lt;int&gt;     &lt;dbl&gt;          &lt;dbl&gt;   &lt;dbl&gt;</w:t>
-      </w:r>
-      <w:r>
-        <w:br/>
-      </w:r>
-      <w:r>
-        <w:rPr>
-          <w:rStyle w:val="VerbatimChar"/>
-        </w:rPr>
-        <w:t xml:space="preserve">#&gt;  1 Stratu…         100       0.05       1   100       0.1         0.0538 0.00958</w:t>
-      </w:r>
-      <w:r>
-        <w:br/>
-      </w:r>
-      <w:r>
-        <w:rPr>
-          <w:rStyle w:val="VerbatimChar"/>
-        </w:rPr>
-        <w:t xml:space="preserve">#&gt;  2 Stratu…         100       0.05       2   100       0.1         0.0462 0.00869</w:t>
-      </w:r>
-      <w:r>
-        <w:br/>
-      </w:r>
-      <w:r>
-        <w:rPr>
-          <w:rStyle w:val="VerbatimChar"/>
-        </w:rPr>
-        <w:t xml:space="preserve">#&gt;  3 Stratu…         100       0.05       3   100       0.1         0.0446 0.00801</w:t>
-      </w:r>
-      <w:r>
-        <w:br/>
-      </w:r>
-      <w:r>
-        <w:rPr>
-          <w:rStyle w:val="VerbatimChar"/>
-        </w:rPr>
-        <w:t xml:space="preserve">#&gt;  4 Stratu…         100       0.05       4   100       0.1         0.0475 0.00819</w:t>
-      </w:r>
-      <w:r>
-        <w:br/>
-      </w:r>
-      <w:r>
-        <w:rPr>
-          <w:rStyle w:val="VerbatimChar"/>
-        </w:rPr>
-        <w:t xml:space="preserve">#&gt;  5 Stratu…         100       0.05       5   100       0.1         0.0560 0.00930</w:t>
-      </w:r>
-      <w:r>
-        <w:br/>
-      </w:r>
-      <w:r>
-        <w:rPr>
-          <w:rStyle w:val="VerbatimChar"/>
-        </w:rPr>
-        <w:t xml:space="preserve">#&gt;  6 Stratu…         100       0.05       6   100       0.1         0.0569 0.00961</w:t>
-      </w:r>
-      <w:r>
-        <w:br/>
-      </w:r>
-      <w:r>
-        <w:rPr>
-          <w:rStyle w:val="VerbatimChar"/>
-        </w:rPr>
-        <w:t xml:space="preserve">#&gt;  7 Stratu…         100       0.05       7   100       0.1         0.0392 0.00743</w:t>
-      </w:r>
-      <w:r>
-        <w:br/>
-      </w:r>
-      <w:r>
-        <w:rPr>
-          <w:rStyle w:val="VerbatimChar"/>
-        </w:rPr>
-        <w:t xml:space="preserve">#&gt;  8 Stratu…         100       0.05       8   100       0.1         0.0698 0.0108 </w:t>
-      </w:r>
-      <w:r>
-        <w:br/>
-      </w:r>
-      <w:r>
-        <w:rPr>
-          <w:rStyle w:val="VerbatimChar"/>
-        </w:rPr>
-        <w:t xml:space="preserve">#&gt;  9 Stratu…         100       0.05       9   100       0.1         0.0557 0.00947</w:t>
-      </w:r>
-      <w:r>
-        <w:br/>
-      </w:r>
-      <w:r>
-        <w:rPr>
-          <w:rStyle w:val="VerbatimChar"/>
-        </w:rPr>
-        <w:t xml:space="preserve">#&gt; 10 Stratu…         100       0.05      10   100       0.1         0.0416 0.00805</w:t>
-      </w:r>
-      <w:r>
-        <w:br/>
-      </w:r>
-      <w:r>
-        <w:rPr>
-          <w:rStyle w:val="VerbatimChar"/>
-        </w:rPr>
-        <w:t xml:space="preserve">#&gt; # ℹ 110 more rows</w:t>
-      </w:r>
-      <w:r>
-        <w:br/>
-      </w:r>
-      <w:r>
-        <w:rPr>
-          <w:rStyle w:val="VerbatimChar"/>
-        </w:rPr>
-        <w:t xml:space="preserve">#&gt; # ℹ 8 more variables: CI.lwr &lt;dbl&gt;, CI.upr &lt;dbl&gt;, se_type &lt;chr&gt;,</w:t>
-      </w:r>
-      <w:r>
-        <w:br/>
-      </w:r>
-      <w:r>
-        <w:rPr>
-          <w:rStyle w:val="VerbatimChar"/>
-        </w:rPr>
-        <w:t xml:space="preserve">#&gt; #   coverage &lt;dbl&gt;, log.lik &lt;dbl&gt;, iterations &lt;int&gt;, antigen.isos &lt;chr&gt;,</w:t>
-      </w:r>
-      <w:r>
-        <w:br/>
-      </w:r>
-      <w:r>
-        <w:rPr>
-          <w:rStyle w:val="VerbatimChar"/>
-        </w:rPr>
-        <w:t xml:space="preserve">#&gt; #   nlm.convergence.code &lt;ord&gt;</w:t>
+        <w:t xml:space="preserve">DT::datatable()</w:t>
+      </w:r>
+      <w:r>
+        <w:t xml:space="preserve"> </w:t>
+      </w:r>
+      <w:r>
+        <w:t xml:space="preserve">(HTML output only; non-HTML formats print the plain summary table instead,</w:t>
+      </w:r>
+      <w:r>
+        <w:t xml:space="preserve"> </w:t>
+      </w:r>
+      <w:r>
+        <w:t xml:space="preserve">since converting the widget to a static image would require a headless</w:t>
+      </w:r>
+      <w:r>
+        <w:t xml:space="preserve"> </w:t>
+      </w:r>
+      <w:r>
+        <w:t xml:space="preserve">browser).</w:t>
       </w:r>
     </w:p>
     <w:p>
       <w:pPr>
-        <w:pStyle w:val="FirstParagraph"/>
-      </w:pPr>
-      <w:r>
-        <w:t xml:space="preserve">We can plot the likelihood for a single simulated cluster</w:t>
-      </w:r>
-      <w:r>
-        <w:t xml:space="preserve"> </w:t>
-      </w:r>
-      <w:r>
-        <w:t xml:space="preserve">by subsetting that simulation in</w:t>
-      </w:r>
-      <w:r>
-        <w:t xml:space="preserve"> </w:t>
-      </w:r>
-      <w:r>
-        <w:rPr>
-          <w:rStyle w:val="VerbatimChar"/>
-        </w:rPr>
-        <w:t xml:space="preserve">ests</w:t>
-      </w:r>
-      <w:r>
-        <w:t xml:space="preserve"> </w:t>
-      </w:r>
-      <w:r>
-        <w:t xml:space="preserve">and calling</w:t>
-      </w:r>
-      <w:r>
-        <w:t xml:space="preserve"> </w:t>
-      </w:r>
-      <w:r>
-        <w:rPr>
-          <w:rStyle w:val="VerbatimChar"/>
-        </w:rPr>
-        <w:t xml:space="preserve">plot()</w:t>
-      </w:r>
-      <w:r>
-        <w:t xml:space="preserve">:</w:t>
+        <w:pStyle w:val="SourceCode"/>
+      </w:pPr>
+      <w:r>
+        <w:rPr>
+          <w:rStyle w:val="ControlFlowTok"/>
+        </w:rPr>
+        <w:t xml:space="preserve">if</w:t>
+      </w:r>
+      <w:r>
+        <w:rPr>
+          <w:rStyle w:val="NormalTok"/>
+        </w:rPr>
+        <w:t xml:space="preserve"> (knitr</w:t>
+      </w:r>
+      <w:r>
+        <w:rPr>
+          <w:rStyle w:val="SpecialCharTok"/>
+        </w:rPr>
+        <w:t xml:space="preserve">::</w:t>
+      </w:r>
+      <w:r>
+        <w:rPr>
+          <w:rStyle w:val="FunctionTok"/>
+        </w:rPr>
+        <w:t xml:space="preserve">is_html_output</w:t>
+      </w:r>
+      <w:r>
+        <w:rPr>
+          <w:rStyle w:val="NormalTok"/>
+        </w:rPr>
+        <w:t xml:space="preserve">()) {</w:t>
+      </w:r>
+      <w:r>
+        <w:br/>
+      </w:r>
+      <w:r>
+        <w:rPr>
+          <w:rStyle w:val="NormalTok"/>
+        </w:rPr>
+        <w:t xml:space="preserve">  </w:t>
+      </w:r>
+      <w:r>
+        <w:rPr>
+          <w:rStyle w:val="FunctionTok"/>
+        </w:rPr>
+        <w:t xml:space="preserve">library</w:t>
+      </w:r>
+      <w:r>
+        <w:rPr>
+          <w:rStyle w:val="NormalTok"/>
+        </w:rPr>
+        <w:t xml:space="preserve">(DT)</w:t>
+      </w:r>
+      <w:r>
+        <w:br/>
+      </w:r>
+      <w:r>
+        <w:rPr>
+          <w:rStyle w:val="NormalTok"/>
+        </w:rPr>
+        <w:t xml:space="preserve">  ests_summary </w:t>
+      </w:r>
+      <w:r>
+        <w:rPr>
+          <w:rStyle w:val="SpecialCharTok"/>
+        </w:rPr>
+        <w:t xml:space="preserve">|&gt;</w:t>
+      </w:r>
+      <w:r>
+        <w:br/>
+      </w:r>
+      <w:r>
+        <w:rPr>
+          <w:rStyle w:val="NormalTok"/>
+        </w:rPr>
+        <w:t xml:space="preserve">    DT</w:t>
+      </w:r>
+      <w:r>
+        <w:rPr>
+          <w:rStyle w:val="SpecialCharTok"/>
+        </w:rPr>
+        <w:t xml:space="preserve">::</w:t>
+      </w:r>
+      <w:r>
+        <w:rPr>
+          <w:rStyle w:val="FunctionTok"/>
+        </w:rPr>
+        <w:t xml:space="preserve">datatable</w:t>
+      </w:r>
+      <w:r>
+        <w:rPr>
+          <w:rStyle w:val="NormalTok"/>
+        </w:rPr>
+        <w:t xml:space="preserve">(</w:t>
+      </w:r>
+      <w:r>
+        <w:rPr>
+          <w:rStyle w:val="AttributeTok"/>
+        </w:rPr>
+        <w:t xml:space="preserve">options =</w:t>
+      </w:r>
+      <w:r>
+        <w:rPr>
+          <w:rStyle w:val="NormalTok"/>
+        </w:rPr>
+        <w:t xml:space="preserve"> </w:t>
+      </w:r>
+      <w:r>
+        <w:rPr>
+          <w:rStyle w:val="FunctionTok"/>
+        </w:rPr>
+        <w:t xml:space="preserve">list</w:t>
+      </w:r>
+      <w:r>
+        <w:rPr>
+          <w:rStyle w:val="NormalTok"/>
+        </w:rPr>
+        <w:t xml:space="preserve">(</w:t>
+      </w:r>
+      <w:r>
+        <w:rPr>
+          <w:rStyle w:val="AttributeTok"/>
+        </w:rPr>
+        <w:t xml:space="preserve">scrollX =</w:t>
+      </w:r>
+      <w:r>
+        <w:rPr>
+          <w:rStyle w:val="NormalTok"/>
+        </w:rPr>
+        <w:t xml:space="preserve"> </w:t>
+      </w:r>
+      <w:r>
+        <w:rPr>
+          <w:rStyle w:val="ConstantTok"/>
+        </w:rPr>
+        <w:t xml:space="preserve">TRUE</w:t>
+      </w:r>
+      <w:r>
+        <w:rPr>
+          <w:rStyle w:val="NormalTok"/>
+        </w:rPr>
+        <w:t xml:space="preserve">)) </w:t>
+      </w:r>
+      <w:r>
+        <w:rPr>
+          <w:rStyle w:val="SpecialCharTok"/>
+        </w:rPr>
+        <w:t xml:space="preserve">|&gt;</w:t>
+      </w:r>
+      <w:r>
+        <w:br/>
+      </w:r>
+      <w:r>
+        <w:rPr>
+          <w:rStyle w:val="NormalTok"/>
+        </w:rPr>
+        <w:t xml:space="preserve">    DT</w:t>
+      </w:r>
+      <w:r>
+        <w:rPr>
+          <w:rStyle w:val="SpecialCharTok"/>
+        </w:rPr>
+        <w:t xml:space="preserve">::</w:t>
+      </w:r>
+      <w:r>
+        <w:rPr>
+          <w:rStyle w:val="FunctionTok"/>
+        </w:rPr>
+        <w:t xml:space="preserve">formatRound</w:t>
+      </w:r>
+      <w:r>
+        <w:rPr>
+          <w:rStyle w:val="NormalTok"/>
+        </w:rPr>
+        <w:t xml:space="preserve">(</w:t>
+      </w:r>
+      <w:r>
+        <w:br/>
+      </w:r>
+      <w:r>
+        <w:rPr>
+          <w:rStyle w:val="NormalTok"/>
+        </w:rPr>
+        <w:t xml:space="preserve">      </w:t>
+      </w:r>
+      <w:r>
+        <w:rPr>
+          <w:rStyle w:val="AttributeTok"/>
+        </w:rPr>
+        <w:t xml:space="preserve">columns =</w:t>
+      </w:r>
+      <w:r>
+        <w:rPr>
+          <w:rStyle w:val="NormalTok"/>
+        </w:rPr>
+        <w:t xml:space="preserve"> </w:t>
+      </w:r>
+      <w:r>
+        <w:rPr>
+          <w:rStyle w:val="FunctionTok"/>
+        </w:rPr>
+        <w:t xml:space="preserve">c</w:t>
+      </w:r>
+      <w:r>
+        <w:rPr>
+          <w:rStyle w:val="NormalTok"/>
+        </w:rPr>
+        <w:t xml:space="preserve">(</w:t>
+      </w:r>
+      <w:r>
+        <w:br/>
+      </w:r>
+      <w:r>
+        <w:rPr>
+          <w:rStyle w:val="NormalTok"/>
+        </w:rPr>
+        <w:t xml:space="preserve">        </w:t>
+      </w:r>
+      <w:r>
+        <w:rPr>
+          <w:rStyle w:val="StringTok"/>
+        </w:rPr>
+        <w:t xml:space="preserve">"incidence.rate"</w:t>
+      </w:r>
+      <w:r>
+        <w:rPr>
+          <w:rStyle w:val="NormalTok"/>
+        </w:rPr>
+        <w:t xml:space="preserve">,</w:t>
+      </w:r>
+      <w:r>
+        <w:br/>
+      </w:r>
+      <w:r>
+        <w:rPr>
+          <w:rStyle w:val="NormalTok"/>
+        </w:rPr>
+        <w:t xml:space="preserve">        </w:t>
+      </w:r>
+      <w:r>
+        <w:rPr>
+          <w:rStyle w:val="StringTok"/>
+        </w:rPr>
+        <w:t xml:space="preserve">"SE"</w:t>
+      </w:r>
+      <w:r>
+        <w:rPr>
+          <w:rStyle w:val="NormalTok"/>
+        </w:rPr>
+        <w:t xml:space="preserve">,</w:t>
+      </w:r>
+      <w:r>
+        <w:br/>
+      </w:r>
+      <w:r>
+        <w:rPr>
+          <w:rStyle w:val="NormalTok"/>
+        </w:rPr>
+        <w:t xml:space="preserve">        </w:t>
+      </w:r>
+      <w:r>
+        <w:rPr>
+          <w:rStyle w:val="StringTok"/>
+        </w:rPr>
+        <w:t xml:space="preserve">"CI.lwr"</w:t>
+      </w:r>
+      <w:r>
+        <w:rPr>
+          <w:rStyle w:val="NormalTok"/>
+        </w:rPr>
+        <w:t xml:space="preserve">,</w:t>
+      </w:r>
+      <w:r>
+        <w:br/>
+      </w:r>
+      <w:r>
+        <w:rPr>
+          <w:rStyle w:val="NormalTok"/>
+        </w:rPr>
+        <w:t xml:space="preserve">        </w:t>
+      </w:r>
+      <w:r>
+        <w:rPr>
+          <w:rStyle w:val="StringTok"/>
+        </w:rPr>
+        <w:t xml:space="preserve">"CI.upr"</w:t>
+      </w:r>
+      <w:r>
+        <w:rPr>
+          <w:rStyle w:val="NormalTok"/>
+        </w:rPr>
+        <w:t xml:space="preserve">,</w:t>
+      </w:r>
+      <w:r>
+        <w:br/>
+      </w:r>
+      <w:r>
+        <w:rPr>
+          <w:rStyle w:val="NormalTok"/>
+        </w:rPr>
+        <w:t xml:space="preserve">        </w:t>
+      </w:r>
+      <w:r>
+        <w:rPr>
+          <w:rStyle w:val="StringTok"/>
+        </w:rPr>
+        <w:t xml:space="preserve">"log.lik"</w:t>
+      </w:r>
+      <w:r>
+        <w:br/>
+      </w:r>
+      <w:r>
+        <w:rPr>
+          <w:rStyle w:val="NormalTok"/>
+        </w:rPr>
+        <w:t xml:space="preserve">      )</w:t>
+      </w:r>
+      <w:r>
+        <w:br/>
+      </w:r>
+      <w:r>
+        <w:rPr>
+          <w:rStyle w:val="NormalTok"/>
+        </w:rPr>
+        <w:t xml:space="preserve">    )</w:t>
+      </w:r>
+      <w:r>
+        <w:br/>
+      </w:r>
+      <w:r>
+        <w:rPr>
+          <w:rStyle w:val="NormalTok"/>
+        </w:rPr>
+        <w:t xml:space="preserve">} </w:t>
+      </w:r>
+      <w:r>
+        <w:rPr>
+          <w:rStyle w:val="ControlFlowTok"/>
+        </w:rPr>
+        <w:t xml:space="preserve">else</w:t>
+      </w:r>
+      <w:r>
+        <w:rPr>
+          <w:rStyle w:val="NormalTok"/>
+        </w:rPr>
+        <w:t xml:space="preserve"> {</w:t>
+      </w:r>
+      <w:r>
+        <w:br/>
+      </w:r>
+      <w:r>
+        <w:rPr>
+          <w:rStyle w:val="NormalTok"/>
+        </w:rPr>
+        <w:t xml:space="preserve">  ests_summary</w:t>
+      </w:r>
+      <w:r>
+        <w:br/>
+      </w:r>
+      <w:r>
+        <w:rPr>
+          <w:rStyle w:val="NormalTok"/>
+        </w:rPr>
+        <w:t xml:space="preserve">}</w:t>
+      </w:r>
+      <w:r>
+        <w:br/>
+      </w:r>
+      <w:r>
+        <w:rPr>
+          <w:rStyle w:val="CommentTok"/>
+        </w:rPr>
+        <w:t xml:space="preserve">#&gt; Seroincidence estimated given the following setup:</w:t>
+      </w:r>
+      <w:r>
+        <w:br/>
+      </w:r>
+      <w:r>
+        <w:rPr>
+          <w:rStyle w:val="CommentTok"/>
+        </w:rPr>
+        <w:t xml:space="preserve">#&gt; a) Antigen isotypes   : HlyE_IgG, HlyE_IgA </w:t>
+      </w:r>
+      <w:r>
+        <w:br/>
+      </w:r>
+      <w:r>
+        <w:rPr>
+          <w:rStyle w:val="CommentTok"/>
+        </w:rPr>
+        <w:t xml:space="preserve">#&gt; b) Strata       : sample_size, lambda.sim, cluster </w:t>
+      </w:r>
+      <w:r>
+        <w:br/>
+      </w:r>
+      <w:r>
+        <w:rPr>
+          <w:rStyle w:val="CommentTok"/>
+        </w:rPr>
+        <w:t xml:space="preserve">#&gt; </w:t>
+      </w:r>
+      <w:r>
+        <w:br/>
+      </w:r>
+      <w:r>
+        <w:rPr>
+          <w:rStyle w:val="CommentTok"/>
+        </w:rPr>
+        <w:t xml:space="preserve">#&gt;  Seroincidence estimates:</w:t>
+      </w:r>
+      <w:r>
+        <w:br/>
+      </w:r>
+      <w:r>
+        <w:rPr>
+          <w:rStyle w:val="CommentTok"/>
+        </w:rPr>
+        <w:t xml:space="preserve">#&gt; # A tibble: 120 × 16</w:t>
+      </w:r>
+      <w:r>
+        <w:br/>
+      </w:r>
+      <w:r>
+        <w:rPr>
+          <w:rStyle w:val="CommentTok"/>
+        </w:rPr>
+        <w:t xml:space="preserve">#&gt;    Stratum sample_size lambda.sim cluster     n est.start incidence.rate      SE</w:t>
+      </w:r>
+      <w:r>
+        <w:br/>
+      </w:r>
+      <w:r>
+        <w:rPr>
+          <w:rStyle w:val="CommentTok"/>
+        </w:rPr>
+        <w:t xml:space="preserve">#&gt;    &lt;chr&gt;         &lt;dbl&gt;      &lt;dbl&gt;   &lt;int&gt; &lt;int&gt;     &lt;dbl&gt;          &lt;dbl&gt;   &lt;dbl&gt;</w:t>
+      </w:r>
+      <w:r>
+        <w:br/>
+      </w:r>
+      <w:r>
+        <w:rPr>
+          <w:rStyle w:val="CommentTok"/>
+        </w:rPr>
+        <w:t xml:space="preserve">#&gt;  1 Stratu…         100       0.05       1   100       0.1         0.0538 0.00958</w:t>
+      </w:r>
+      <w:r>
+        <w:br/>
+      </w:r>
+      <w:r>
+        <w:rPr>
+          <w:rStyle w:val="CommentTok"/>
+        </w:rPr>
+        <w:t xml:space="preserve">#&gt;  2 Stratu…         100       0.05       2   100       0.1         0.0462 0.00869</w:t>
+      </w:r>
+      <w:r>
+        <w:br/>
+      </w:r>
+      <w:r>
+        <w:rPr>
+          <w:rStyle w:val="CommentTok"/>
+        </w:rPr>
+        <w:t xml:space="preserve">#&gt;  3 Stratu…         100       0.05       3   100       0.1         0.0446 0.00801</w:t>
+      </w:r>
+      <w:r>
+        <w:br/>
+      </w:r>
+      <w:r>
+        <w:rPr>
+          <w:rStyle w:val="CommentTok"/>
+        </w:rPr>
+        <w:t xml:space="preserve">#&gt;  4 Stratu…         100       0.05       4   100       0.1         0.0475 0.00819</w:t>
+      </w:r>
+      <w:r>
+        <w:br/>
+      </w:r>
+      <w:r>
+        <w:rPr>
+          <w:rStyle w:val="CommentTok"/>
+        </w:rPr>
+        <w:t xml:space="preserve">#&gt;  5 Stratu…         100       0.05       5   100       0.1         0.0560 0.00930</w:t>
+      </w:r>
+      <w:r>
+        <w:br/>
+      </w:r>
+      <w:r>
+        <w:rPr>
+          <w:rStyle w:val="CommentTok"/>
+        </w:rPr>
+        <w:t xml:space="preserve">#&gt;  6 Stratu…         100       0.05       6   100       0.1         0.0569 0.00961</w:t>
+      </w:r>
+      <w:r>
+        <w:br/>
+      </w:r>
+      <w:r>
+        <w:rPr>
+          <w:rStyle w:val="CommentTok"/>
+        </w:rPr>
+        <w:t xml:space="preserve">#&gt;  7 Stratu…         100       0.05       7   100       0.1         0.0392 0.00743</w:t>
+      </w:r>
+      <w:r>
+        <w:br/>
+      </w:r>
+      <w:r>
+        <w:rPr>
+          <w:rStyle w:val="CommentTok"/>
+        </w:rPr>
+        <w:t xml:space="preserve">#&gt;  8 Stratu…         100       0.05       8   100       0.1         0.0698 0.0108 </w:t>
+      </w:r>
+      <w:r>
+        <w:br/>
+      </w:r>
+      <w:r>
+        <w:rPr>
+          <w:rStyle w:val="CommentTok"/>
+        </w:rPr>
+        <w:t xml:space="preserve">#&gt;  9 Stratu…         100       0.05       9   100       0.1         0.0557 0.00947</w:t>
+      </w:r>
+      <w:r>
+        <w:br/>
+      </w:r>
+      <w:r>
+        <w:rPr>
+          <w:rStyle w:val="CommentTok"/>
+        </w:rPr>
+        <w:t xml:space="preserve">#&gt; 10 Stratu…         100       0.05      10   100       0.1         0.0416 0.00805</w:t>
+      </w:r>
+      <w:r>
+        <w:br/>
+      </w:r>
+      <w:r>
+        <w:rPr>
+          <w:rStyle w:val="CommentTok"/>
+        </w:rPr>
+        <w:t xml:space="preserve">#&gt; # ℹ 110 more rows</w:t>
+      </w:r>
+      <w:r>
+        <w:br/>
+      </w:r>
+      <w:r>
+        <w:rPr>
+          <w:rStyle w:val="CommentTok"/>
+        </w:rPr>
+        <w:t xml:space="preserve">#&gt; # ℹ 8 more variables: CI.lwr &lt;dbl&gt;, CI.upr &lt;dbl&gt;, se_type &lt;chr&gt;,</w:t>
+      </w:r>
+      <w:r>
+        <w:br/>
+      </w:r>
+      <w:r>
+        <w:rPr>
+          <w:rStyle w:val="CommentTok"/>
+        </w:rPr>
+        <w:t xml:space="preserve">#&gt; #   coverage &lt;dbl&gt;, log.lik &lt;dbl&gt;, iterations &lt;int&gt;, antigen.isos &lt;chr&gt;,</w:t>
+      </w:r>
+      <w:r>
+        <w:br/>
+      </w:r>
+      <w:r>
+        <w:rPr>
+          <w:rStyle w:val="CommentTok"/>
+        </w:rPr>
+        <w:t xml:space="preserve">#&gt; #   nlm.convergence.code &lt;ord&gt;</w:t>
       </w:r>
     </w:p>
     <w:p>
       <w:pPr>
-        <w:pStyle w:val="BodyText"/>
+        <w:pStyle w:val="FirstParagraph"/>
+      </w:pPr>
+      <w:r>
+        <w:t xml:space="preserve">We can plot the likelihood for a single simulated cluster</w:t>
+      </w:r>
+      <w:r>
+        <w:t xml:space="preserve"> </w:t>
+      </w:r>
+      <w:r>
+        <w:t xml:space="preserve">by subsetting that simulation in</w:t>
+      </w:r>
+      <w:r>
+        <w:t xml:space="preserve"> </w:t>
+      </w:r>
+      <w:r>
+        <w:rPr>
+          <w:rStyle w:val="VerbatimChar"/>
+        </w:rPr>
+        <w:t xml:space="preserve">ests</w:t>
+      </w:r>
+      <w:r>
+        <w:t xml:space="preserve"> </w:t>
+      </w:r>
+      <w:r>
+        <w:t xml:space="preserve">and calling</w:t>
+      </w:r>
+      <w:r>
+        <w:t xml:space="preserve"> </w:t>
+      </w:r>
+      <w:r>
+        <w:rPr>
+          <w:rStyle w:val="VerbatimChar"/>
+        </w:rPr>
+        <w:t xml:space="preserve">plot()</w:t>
+      </w:r>
+      <w:r>
+        <w:t xml:space="preserve">:</w:t>
+      </w:r>
+    </w:p>
+    <w:p>
+      <w:pPr>
+        <w:pStyle w:val="SourceCode"/>
+      </w:pPr>
+      <w:r>
+        <w:rPr>
+          <w:rStyle w:val="FunctionTok"/>
+        </w:rPr>
+        <w:t xml:space="preserve">autoplot</w:t>
+      </w:r>
+      <w:r>
+        <w:rPr>
+          <w:rStyle w:val="NormalTok"/>
+        </w:rPr>
+        <w:t xml:space="preserve">(ests[</w:t>
+      </w:r>
+      <w:r>
+        <w:rPr>
+          <w:rStyle w:val="DecValTok"/>
+        </w:rPr>
+        <w:t xml:space="preserve">1</w:t>
+      </w:r>
+      <w:r>
+        <w:rPr>
+          <w:rStyle w:val="NormalTok"/>
+        </w:rPr>
+        <w:t xml:space="preserve">])</w:t>
+      </w:r>
+    </w:p>
+    <w:p>
+      <w:pPr>
+        <w:pStyle w:val="FirstParagraph"/>
       </w:pPr>
       <w:r>
         <w:drawing>
@@ -1899,7 +7571,48 @@
     </w:p>
     <w:p>
       <w:pPr>
-        <w:pStyle w:val="BodyText"/>
+        <w:pStyle w:val="SourceCode"/>
+      </w:pPr>
+      <w:r>
+        <w:rPr>
+          <w:rStyle w:val="FunctionTok"/>
+        </w:rPr>
+        <w:t xml:space="preserve">autoplot</w:t>
+      </w:r>
+      <w:r>
+        <w:rPr>
+          <w:rStyle w:val="NormalTok"/>
+        </w:rPr>
+        <w:t xml:space="preserve">(ests[</w:t>
+      </w:r>
+      <w:r>
+        <w:rPr>
+          <w:rStyle w:val="DecValTok"/>
+        </w:rPr>
+        <w:t xml:space="preserve">1</w:t>
+      </w:r>
+      <w:r>
+        <w:rPr>
+          <w:rStyle w:val="SpecialCharTok"/>
+        </w:rPr>
+        <w:t xml:space="preserve">:</w:t>
+      </w:r>
+      <w:r>
+        <w:rPr>
+          <w:rStyle w:val="DecValTok"/>
+        </w:rPr>
+        <w:t xml:space="preserve">5</w:t>
+      </w:r>
+      <w:r>
+        <w:rPr>
+          <w:rStyle w:val="NormalTok"/>
+        </w:rPr>
+        <w:t xml:space="preserve">])</w:t>
+      </w:r>
+    </w:p>
+    <w:p>
+      <w:pPr>
+        <w:pStyle w:val="FirstParagraph"/>
       </w:pPr>
       <w:r>
         <w:drawing>
@@ -1969,7 +7682,72 @@
     </w:p>
     <w:p>
       <w:pPr>
-        <w:pStyle w:val="BodyText"/>
+        <w:pStyle w:val="SourceCode"/>
+      </w:pPr>
+      <w:r>
+        <w:rPr>
+          <w:rStyle w:val="FunctionTok"/>
+        </w:rPr>
+        <w:t xml:space="preserve">autoplot</w:t>
+      </w:r>
+      <w:r>
+        <w:rPr>
+          <w:rStyle w:val="NormalTok"/>
+        </w:rPr>
+        <w:t xml:space="preserve">(ests[</w:t>
+      </w:r>
+      <w:r>
+        <w:rPr>
+          <w:rStyle w:val="DecValTok"/>
+        </w:rPr>
+        <w:t xml:space="preserve">1</w:t>
+      </w:r>
+      <w:r>
+        <w:rPr>
+          <w:rStyle w:val="SpecialCharTok"/>
+        </w:rPr>
+        <w:t xml:space="preserve">:</w:t>
+      </w:r>
+      <w:r>
+        <w:rPr>
+          <w:rStyle w:val="DecValTok"/>
+        </w:rPr>
+        <w:t xml:space="preserve">5</w:t>
+      </w:r>
+      <w:r>
+        <w:rPr>
+          <w:rStyle w:val="NormalTok"/>
+        </w:rPr>
+        <w:t xml:space="preserve">], </w:t>
+      </w:r>
+      <w:r>
+        <w:rPr>
+          <w:rStyle w:val="AttributeTok"/>
+        </w:rPr>
+        <w:t xml:space="preserve">log_x =</w:t>
+      </w:r>
+      <w:r>
+        <w:rPr>
+          <w:rStyle w:val="NormalTok"/>
+        </w:rPr>
+        <w:t xml:space="preserve"> </w:t>
+      </w:r>
+      <w:r>
+        <w:rPr>
+          <w:rStyle w:val="ConstantTok"/>
+        </w:rPr>
+        <w:t xml:space="preserve">TRUE</w:t>
+      </w:r>
+      <w:r>
+        <w:rPr>
+          <w:rStyle w:val="NormalTok"/>
+        </w:rPr>
+        <w:t xml:space="preserve">)</w:t>
+      </w:r>
+    </w:p>
+    <w:p>
+      <w:pPr>
+        <w:pStyle w:val="FirstParagraph"/>
       </w:pPr>
       <w:r>
         <w:drawing>
@@ -2067,7 +7845,133 @@
       </w:pPr>
       <w:r>
         <w:rPr>
-          <w:rStyle w:val="VerbatimChar"/>
+          <w:rStyle w:val="NormalTok"/>
+        </w:rPr>
+        <w:t xml:space="preserve">ests_summary </w:t>
+      </w:r>
+      <w:r>
+        <w:rPr>
+          <w:rStyle w:val="SpecialCharTok"/>
+        </w:rPr>
+        <w:t xml:space="preserve">|&gt;</w:t>
+      </w:r>
+      <w:r>
+        <w:br/>
+      </w:r>
+      <w:r>
+        <w:rPr>
+          <w:rStyle w:val="NormalTok"/>
+        </w:rPr>
+        <w:t xml:space="preserve">  </w:t>
+      </w:r>
+      <w:r>
+        <w:rPr>
+          <w:rStyle w:val="FunctionTok"/>
+        </w:rPr>
+        <w:t xml:space="preserve">as_tibble</w:t>
+      </w:r>
+      <w:r>
+        <w:rPr>
+          <w:rStyle w:val="NormalTok"/>
+        </w:rPr>
+        <w:t xml:space="preserve">() </w:t>
+      </w:r>
+      <w:r>
+        <w:rPr>
+          <w:rStyle w:val="SpecialCharTok"/>
+        </w:rPr>
+        <w:t xml:space="preserve">|&gt;</w:t>
+      </w:r>
+      <w:r>
+        <w:rPr>
+          <w:rStyle w:val="NormalTok"/>
+        </w:rPr>
+        <w:t xml:space="preserve"> </w:t>
+      </w:r>
+      <w:r>
+        <w:rPr>
+          <w:rStyle w:val="CommentTok"/>
+        </w:rPr>
+        <w:t xml:space="preserve"># removes extra meta-data</w:t>
+      </w:r>
+      <w:r>
+        <w:br/>
+      </w:r>
+      <w:r>
+        <w:rPr>
+          <w:rStyle w:val="NormalTok"/>
+        </w:rPr>
+        <w:t xml:space="preserve">  </w:t>
+      </w:r>
+      <w:r>
+        <w:rPr>
+          <w:rStyle w:val="FunctionTok"/>
+        </w:rPr>
+        <w:t xml:space="preserve">select</w:t>
+      </w:r>
+      <w:r>
+        <w:rPr>
+          <w:rStyle w:val="NormalTok"/>
+        </w:rPr>
+        <w:t xml:space="preserve">(Stratum, nlm.convergence.code) </w:t>
+      </w:r>
+      <w:r>
+        <w:rPr>
+          <w:rStyle w:val="SpecialCharTok"/>
+        </w:rPr>
+        <w:t xml:space="preserve">|&gt;</w:t>
+      </w:r>
+      <w:r>
+        <w:br/>
+      </w:r>
+      <w:r>
+        <w:rPr>
+          <w:rStyle w:val="NormalTok"/>
+        </w:rPr>
+        <w:t xml:space="preserve">  </w:t>
+      </w:r>
+      <w:r>
+        <w:rPr>
+          <w:rStyle w:val="FunctionTok"/>
+        </w:rPr>
+        <w:t xml:space="preserve">filter</w:t>
+      </w:r>
+      <w:r>
+        <w:rPr>
+          <w:rStyle w:val="NormalTok"/>
+        </w:rPr>
+        <w:t xml:space="preserve">(nlm.convergence.code </w:t>
+      </w:r>
+      <w:r>
+        <w:rPr>
+          <w:rStyle w:val="SpecialCharTok"/>
+        </w:rPr>
+        <w:t xml:space="preserve">&gt;</w:t>
+      </w:r>
+      <w:r>
+        <w:rPr>
+          <w:rStyle w:val="NormalTok"/>
+        </w:rPr>
+        <w:t xml:space="preserve"> </w:t>
+      </w:r>
+      <w:r>
+        <w:rPr>
+          <w:rStyle w:val="DecValTok"/>
+        </w:rPr>
+        <w:t xml:space="preserve">2</w:t>
+      </w:r>
+      <w:r>
+        <w:rPr>
+          <w:rStyle w:val="NormalTok"/>
+        </w:rPr>
+        <w:t xml:space="preserve">)</w:t>
+      </w:r>
+      <w:r>
+        <w:br/>
+      </w:r>
+      <w:r>
+        <w:rPr>
+          <w:rStyle w:val="CommentTok"/>
         </w:rPr>
         <w:t xml:space="preserve">#&gt; # A tibble: 10 × 2</w:t>
       </w:r>
@@ -2076,7 +7980,7 @@
       </w:r>
       <w:r>
         <w:rPr>
-          <w:rStyle w:val="VerbatimChar"/>
+          <w:rStyle w:val="CommentTok"/>
         </w:rPr>
         <w:t xml:space="preserve">#&gt;    Stratum     nlm.convergence.code</w:t>
       </w:r>
@@ -2085,7 +7989,7 @@
       </w:r>
       <w:r>
         <w:rPr>
-          <w:rStyle w:val="VerbatimChar"/>
+          <w:rStyle w:val="CommentTok"/>
         </w:rPr>
         <w:t xml:space="preserve">#&gt;    &lt;chr&gt;       &lt;ord&gt;               </w:t>
       </w:r>
@@ -2094,7 +7998,7 @@
       </w:r>
       <w:r>
         <w:rPr>
-          <w:rStyle w:val="VerbatimChar"/>
+          <w:rStyle w:val="CommentTok"/>
         </w:rPr>
         <w:t xml:space="preserve">#&gt;  1 Stratum 27  3                   </w:t>
       </w:r>
@@ -2103,7 +8007,7 @@
       </w:r>
       <w:r>
         <w:rPr>
-          <w:rStyle w:val="VerbatimChar"/>
+          <w:rStyle w:val="CommentTok"/>
         </w:rPr>
         <w:t xml:space="preserve">#&gt;  2 Stratum 41  3                   </w:t>
       </w:r>
@@ -2112,7 +8016,7 @@
       </w:r>
       <w:r>
         <w:rPr>
-          <w:rStyle w:val="VerbatimChar"/>
+          <w:rStyle w:val="CommentTok"/>
         </w:rPr>
         <w:t xml:space="preserve">#&gt;  3 Stratum 49  3                   </w:t>
       </w:r>
@@ -2121,7 +8025,7 @@
       </w:r>
       <w:r>
         <w:rPr>
-          <w:rStyle w:val="VerbatimChar"/>
+          <w:rStyle w:val="CommentTok"/>
         </w:rPr>
         <w:t xml:space="preserve">#&gt;  4 Stratum 56  3                   </w:t>
       </w:r>
@@ -2130,7 +8034,7 @@
       </w:r>
       <w:r>
         <w:rPr>
-          <w:rStyle w:val="VerbatimChar"/>
+          <w:rStyle w:val="CommentTok"/>
         </w:rPr>
         <w:t xml:space="preserve">#&gt;  5 Stratum 75  3                   </w:t>
       </w:r>
@@ -2139,7 +8043,7 @@
       </w:r>
       <w:r>
         <w:rPr>
-          <w:rStyle w:val="VerbatimChar"/>
+          <w:rStyle w:val="CommentTok"/>
         </w:rPr>
         <w:t xml:space="preserve">#&gt;  6 Stratum 81  3                   </w:t>
       </w:r>
@@ -2148,7 +8052,7 @@
       </w:r>
       <w:r>
         <w:rPr>
-          <w:rStyle w:val="VerbatimChar"/>
+          <w:rStyle w:val="CommentTok"/>
         </w:rPr>
         <w:t xml:space="preserve">#&gt;  7 Stratum 93  3                   </w:t>
       </w:r>
@@ -2157,7 +8061,7 @@
       </w:r>
       <w:r>
         <w:rPr>
-          <w:rStyle w:val="VerbatimChar"/>
+          <w:rStyle w:val="CommentTok"/>
         </w:rPr>
         <w:t xml:space="preserve">#&gt;  8 Stratum 97  3                   </w:t>
       </w:r>
@@ -2166,7 +8070,7 @@
       </w:r>
       <w:r>
         <w:rPr>
-          <w:rStyle w:val="VerbatimChar"/>
+          <w:rStyle w:val="CommentTok"/>
         </w:rPr>
         <w:t xml:space="preserve">#&gt;  9 Stratum 99  3                   </w:t>
       </w:r>
@@ -2175,7 +8079,7 @@
       </w:r>
       <w:r>
         <w:rPr>
-          <w:rStyle w:val="VerbatimChar"/>
+          <w:rStyle w:val="CommentTok"/>
         </w:rPr>
         <w:t xml:space="preserve">#&gt; 10 Stratum 114 3</w:t>
       </w:r>
@@ -2352,7 +8256,106 @@
       </w:pPr>
       <w:r>
         <w:rPr>
-          <w:rStyle w:val="VerbatimChar"/>
+          <w:rStyle w:val="NormalTok"/>
+        </w:rPr>
+        <w:t xml:space="preserve">problem_strata </w:t>
+      </w:r>
+      <w:r>
+        <w:rPr>
+          <w:rStyle w:val="OtherTok"/>
+        </w:rPr>
+        <w:t xml:space="preserve">&lt;-</w:t>
+      </w:r>
+      <w:r>
+        <w:br/>
+      </w:r>
+      <w:r>
+        <w:rPr>
+          <w:rStyle w:val="NormalTok"/>
+        </w:rPr>
+        <w:t xml:space="preserve">  </w:t>
+      </w:r>
+      <w:r>
+        <w:rPr>
+          <w:rStyle w:val="FunctionTok"/>
+        </w:rPr>
+        <w:t xml:space="preserve">which</w:t>
+      </w:r>
+      <w:r>
+        <w:rPr>
+          <w:rStyle w:val="NormalTok"/>
+        </w:rPr>
+        <w:t xml:space="preserve">(ests_summary</w:t>
+      </w:r>
+      <w:r>
+        <w:rPr>
+          <w:rStyle w:val="SpecialCharTok"/>
+        </w:rPr>
+        <w:t xml:space="preserve">$</w:t>
+      </w:r>
+      <w:r>
+        <w:rPr>
+          <w:rStyle w:val="NormalTok"/>
+        </w:rPr>
+        <w:t xml:space="preserve">nlm.convergence.code </w:t>
+      </w:r>
+      <w:r>
+        <w:rPr>
+          <w:rStyle w:val="SpecialCharTok"/>
+        </w:rPr>
+        <w:t xml:space="preserve">&gt;</w:t>
+      </w:r>
+      <w:r>
+        <w:rPr>
+          <w:rStyle w:val="NormalTok"/>
+        </w:rPr>
+        <w:t xml:space="preserve"> </w:t>
+      </w:r>
+      <w:r>
+        <w:rPr>
+          <w:rStyle w:val="DecValTok"/>
+        </w:rPr>
+        <w:t xml:space="preserve">2</w:t>
+      </w:r>
+      <w:r>
+        <w:rPr>
+          <w:rStyle w:val="NormalTok"/>
+        </w:rPr>
+        <w:t xml:space="preserve">) </w:t>
+      </w:r>
+      <w:r>
+        <w:rPr>
+          <w:rStyle w:val="SpecialCharTok"/>
+        </w:rPr>
+        <w:t xml:space="preserve">|&gt;</w:t>
+      </w:r>
+      <w:r>
+        <w:br/>
+      </w:r>
+      <w:r>
+        <w:rPr>
+          <w:rStyle w:val="NormalTok"/>
+        </w:rPr>
+        <w:t xml:space="preserve">  </w:t>
+      </w:r>
+      <w:r>
+        <w:rPr>
+          <w:rStyle w:val="FunctionTok"/>
+        </w:rPr>
+        <w:t xml:space="preserve">print</w:t>
+      </w:r>
+      <w:r>
+        <w:rPr>
+          <w:rStyle w:val="NormalTok"/>
+        </w:rPr>
+        <w:t xml:space="preserve">()</w:t>
+      </w:r>
+      <w:r>
+        <w:br/>
+      </w:r>
+      <w:r>
+        <w:rPr>
+          <w:rStyle w:val="CommentTok"/>
         </w:rPr>
         <w:t xml:space="preserve">#&gt;  [1]  27  41  49  56  75  81  93  97  99 114</w:t>
       </w:r>
@@ -2367,7 +8370,114 @@
     </w:p>
     <w:p>
       <w:pPr>
-        <w:pStyle w:val="BodyText"/>
+        <w:pStyle w:val="SourceCode"/>
+      </w:pPr>
+      <w:r>
+        <w:rPr>
+          <w:rStyle w:val="ControlFlowTok"/>
+        </w:rPr>
+        <w:t xml:space="preserve">if</w:t>
+      </w:r>
+      <w:r>
+        <w:rPr>
+          <w:rStyle w:val="NormalTok"/>
+        </w:rPr>
+        <w:t xml:space="preserve"> (</w:t>
+      </w:r>
+      <w:r>
+        <w:rPr>
+          <w:rStyle w:val="FunctionTok"/>
+        </w:rPr>
+        <w:t xml:space="preserve">length</w:t>
+      </w:r>
+      <w:r>
+        <w:rPr>
+          <w:rStyle w:val="NormalTok"/>
+        </w:rPr>
+        <w:t xml:space="preserve">(problem_strata) </w:t>
+      </w:r>
+      <w:r>
+        <w:rPr>
+          <w:rStyle w:val="SpecialCharTok"/>
+        </w:rPr>
+        <w:t xml:space="preserve">&gt;</w:t>
+      </w:r>
+      <w:r>
+        <w:rPr>
+          <w:rStyle w:val="NormalTok"/>
+        </w:rPr>
+        <w:t xml:space="preserve"> </w:t>
+      </w:r>
+      <w:r>
+        <w:rPr>
+          <w:rStyle w:val="DecValTok"/>
+        </w:rPr>
+        <w:t xml:space="preserve">0</w:t>
+      </w:r>
+      <w:r>
+        <w:rPr>
+          <w:rStyle w:val="NormalTok"/>
+        </w:rPr>
+        <w:t xml:space="preserve">) {</w:t>
+      </w:r>
+      <w:r>
+        <w:br/>
+      </w:r>
+      <w:r>
+        <w:rPr>
+          <w:rStyle w:val="NormalTok"/>
+        </w:rPr>
+        <w:t xml:space="preserve">  </w:t>
+      </w:r>
+      <w:r>
+        <w:rPr>
+          <w:rStyle w:val="FunctionTok"/>
+        </w:rPr>
+        <w:t xml:space="preserve">autoplot</w:t>
+      </w:r>
+      <w:r>
+        <w:rPr>
+          <w:rStyle w:val="NormalTok"/>
+        </w:rPr>
+        <w:t xml:space="preserve">(ests[problem_strata], </w:t>
+      </w:r>
+      <w:r>
+        <w:rPr>
+          <w:rStyle w:val="AttributeTok"/>
+        </w:rPr>
+        <w:t xml:space="preserve">log_x =</w:t>
+      </w:r>
+      <w:r>
+        <w:rPr>
+          <w:rStyle w:val="NormalTok"/>
+        </w:rPr>
+        <w:t xml:space="preserve"> </w:t>
+      </w:r>
+      <w:r>
+        <w:rPr>
+          <w:rStyle w:val="ConstantTok"/>
+        </w:rPr>
+        <w:t xml:space="preserve">TRUE</w:t>
+      </w:r>
+      <w:r>
+        <w:rPr>
+          <w:rStyle w:val="NormalTok"/>
+        </w:rPr>
+        <w:t xml:space="preserve">)</w:t>
+      </w:r>
+      <w:r>
+        <w:br/>
+      </w:r>
+      <w:r>
+        <w:rPr>
+          <w:rStyle w:val="NormalTok"/>
+        </w:rPr>
+        <w:t xml:space="preserve">}</w:t>
+      </w:r>
+    </w:p>
+    <w:p>
+      <w:pPr>
+        <w:pStyle w:val="FirstParagraph"/>
       </w:pPr>
       <w:r>
         <w:drawing>
@@ -2468,7 +8578,417 @@
     </w:p>
     <w:p>
       <w:pPr>
-        <w:pStyle w:val="BodyText"/>
+        <w:pStyle w:val="SourceCode"/>
+      </w:pPr>
+      <w:r>
+        <w:br/>
+      </w:r>
+      <w:r>
+        <w:rPr>
+          <w:rStyle w:val="FunctionTok"/>
+        </w:rPr>
+        <w:t xml:space="preserve">library</w:t>
+      </w:r>
+      <w:r>
+        <w:rPr>
+          <w:rStyle w:val="NormalTok"/>
+        </w:rPr>
+        <w:t xml:space="preserve">(ggplot2)</w:t>
+      </w:r>
+      <w:r>
+        <w:br/>
+      </w:r>
+      <w:r>
+        <w:rPr>
+          <w:rStyle w:val="NormalTok"/>
+        </w:rPr>
+        <w:t xml:space="preserve">ests_summary </w:t>
+      </w:r>
+      <w:r>
+        <w:rPr>
+          <w:rStyle w:val="SpecialCharTok"/>
+        </w:rPr>
+        <w:t xml:space="preserve">|&gt;</w:t>
+      </w:r>
+      <w:r>
+        <w:br/>
+      </w:r>
+      <w:r>
+        <w:rPr>
+          <w:rStyle w:val="NormalTok"/>
+        </w:rPr>
+        <w:t xml:space="preserve">  </w:t>
+      </w:r>
+      <w:r>
+        <w:rPr>
+          <w:rStyle w:val="FunctionTok"/>
+        </w:rPr>
+        <w:t xml:space="preserve">autoplot</w:t>
+      </w:r>
+      <w:r>
+        <w:rPr>
+          <w:rStyle w:val="NormalTok"/>
+        </w:rPr>
+        <w:t xml:space="preserve">(</w:t>
+      </w:r>
+      <w:r>
+        <w:rPr>
+          <w:rStyle w:val="AttributeTok"/>
+        </w:rPr>
+        <w:t xml:space="preserve">type =</w:t>
+      </w:r>
+      <w:r>
+        <w:rPr>
+          <w:rStyle w:val="NormalTok"/>
+        </w:rPr>
+        <w:t xml:space="preserve"> </w:t>
+      </w:r>
+      <w:r>
+        <w:rPr>
+          <w:rStyle w:val="StringTok"/>
+        </w:rPr>
+        <w:t xml:space="preserve">"scatter"</w:t>
+      </w:r>
+      <w:r>
+        <w:rPr>
+          <w:rStyle w:val="NormalTok"/>
+        </w:rPr>
+        <w:t xml:space="preserve">,</w:t>
+      </w:r>
+      <w:r>
+        <w:br/>
+      </w:r>
+      <w:r>
+        <w:rPr>
+          <w:rStyle w:val="NormalTok"/>
+        </w:rPr>
+        <w:t xml:space="preserve">           </w:t>
+      </w:r>
+      <w:r>
+        <w:rPr>
+          <w:rStyle w:val="AttributeTok"/>
+        </w:rPr>
+        <w:t xml:space="preserve">xvar =</w:t>
+      </w:r>
+      <w:r>
+        <w:rPr>
+          <w:rStyle w:val="NormalTok"/>
+        </w:rPr>
+        <w:t xml:space="preserve"> </w:t>
+      </w:r>
+      <w:r>
+        <w:rPr>
+          <w:rStyle w:val="StringTok"/>
+        </w:rPr>
+        <w:t xml:space="preserve">"lambda.sim"</w:t>
+      </w:r>
+      <w:r>
+        <w:rPr>
+          <w:rStyle w:val="NormalTok"/>
+        </w:rPr>
+        <w:t xml:space="preserve">,</w:t>
+      </w:r>
+      <w:r>
+        <w:br/>
+      </w:r>
+      <w:r>
+        <w:rPr>
+          <w:rStyle w:val="NormalTok"/>
+        </w:rPr>
+        <w:t xml:space="preserve">           </w:t>
+      </w:r>
+      <w:r>
+        <w:rPr>
+          <w:rStyle w:val="AttributeTok"/>
+        </w:rPr>
+        <w:t xml:space="preserve">CI =</w:t>
+      </w:r>
+      <w:r>
+        <w:rPr>
+          <w:rStyle w:val="NormalTok"/>
+        </w:rPr>
+        <w:t xml:space="preserve"> </w:t>
+      </w:r>
+      <w:r>
+        <w:rPr>
+          <w:rStyle w:val="ConstantTok"/>
+        </w:rPr>
+        <w:t xml:space="preserve">TRUE</w:t>
+      </w:r>
+      <w:r>
+        <w:rPr>
+          <w:rStyle w:val="NormalTok"/>
+        </w:rPr>
+        <w:t xml:space="preserve">,</w:t>
+      </w:r>
+      <w:r>
+        <w:br/>
+      </w:r>
+      <w:r>
+        <w:rPr>
+          <w:rStyle w:val="NormalTok"/>
+        </w:rPr>
+        <w:t xml:space="preserve">           </w:t>
+      </w:r>
+      <w:r>
+        <w:rPr>
+          <w:rStyle w:val="AttributeTok"/>
+        </w:rPr>
+        <w:t xml:space="preserve">dodge_width =</w:t>
+      </w:r>
+      <w:r>
+        <w:rPr>
+          <w:rStyle w:val="NormalTok"/>
+        </w:rPr>
+        <w:t xml:space="preserve"> .</w:t>
+      </w:r>
+      <w:r>
+        <w:rPr>
+          <w:rStyle w:val="DecValTok"/>
+        </w:rPr>
+        <w:t xml:space="preserve">05</w:t>
+      </w:r>
+      <w:r>
+        <w:rPr>
+          <w:rStyle w:val="NormalTok"/>
+        </w:rPr>
+        <w:t xml:space="preserve">) </w:t>
+      </w:r>
+      <w:r>
+        <w:rPr>
+          <w:rStyle w:val="SpecialCharTok"/>
+        </w:rPr>
+        <w:t xml:space="preserve">+</w:t>
+      </w:r>
+      <w:r>
+        <w:br/>
+      </w:r>
+      <w:r>
+        <w:rPr>
+          <w:rStyle w:val="NormalTok"/>
+        </w:rPr>
+        <w:t xml:space="preserve">  ggplot2</w:t>
+      </w:r>
+      <w:r>
+        <w:rPr>
+          <w:rStyle w:val="SpecialCharTok"/>
+        </w:rPr>
+        <w:t xml:space="preserve">::</w:t>
+      </w:r>
+      <w:r>
+        <w:rPr>
+          <w:rStyle w:val="FunctionTok"/>
+        </w:rPr>
+        <w:t xml:space="preserve">geom_function</w:t>
+      </w:r>
+      <w:r>
+        <w:rPr>
+          <w:rStyle w:val="NormalTok"/>
+        </w:rPr>
+        <w:t xml:space="preserve">(</w:t>
+      </w:r>
+      <w:r>
+        <w:br/>
+      </w:r>
+      <w:r>
+        <w:rPr>
+          <w:rStyle w:val="NormalTok"/>
+        </w:rPr>
+        <w:t xml:space="preserve">    </w:t>
+      </w:r>
+      <w:r>
+        <w:rPr>
+          <w:rStyle w:val="AttributeTok"/>
+        </w:rPr>
+        <w:t xml:space="preserve">fun =</w:t>
+      </w:r>
+      <w:r>
+        <w:rPr>
+          <w:rStyle w:val="NormalTok"/>
+        </w:rPr>
+        <w:t xml:space="preserve"> </w:t>
+      </w:r>
+      <w:r>
+        <w:rPr>
+          <w:rStyle w:val="ControlFlowTok"/>
+        </w:rPr>
+        <w:t xml:space="preserve">function</w:t>
+      </w:r>
+      <w:r>
+        <w:rPr>
+          <w:rStyle w:val="NormalTok"/>
+        </w:rPr>
+        <w:t xml:space="preserve">(x) x,</w:t>
+      </w:r>
+      <w:r>
+        <w:br/>
+      </w:r>
+      <w:r>
+        <w:rPr>
+          <w:rStyle w:val="NormalTok"/>
+        </w:rPr>
+        <w:t xml:space="preserve">    </w:t>
+      </w:r>
+      <w:r>
+        <w:rPr>
+          <w:rStyle w:val="AttributeTok"/>
+        </w:rPr>
+        <w:t xml:space="preserve">col =</w:t>
+      </w:r>
+      <w:r>
+        <w:rPr>
+          <w:rStyle w:val="NormalTok"/>
+        </w:rPr>
+        <w:t xml:space="preserve"> </w:t>
+      </w:r>
+      <w:r>
+        <w:rPr>
+          <w:rStyle w:val="StringTok"/>
+        </w:rPr>
+        <w:t xml:space="preserve">"red"</w:t>
+      </w:r>
+      <w:r>
+        <w:rPr>
+          <w:rStyle w:val="NormalTok"/>
+        </w:rPr>
+        <w:t xml:space="preserve">,</w:t>
+      </w:r>
+      <w:r>
+        <w:br/>
+      </w:r>
+      <w:r>
+        <w:rPr>
+          <w:rStyle w:val="NormalTok"/>
+        </w:rPr>
+        <w:t xml:space="preserve">    </w:t>
+      </w:r>
+      <w:r>
+        <w:rPr>
+          <w:rStyle w:val="FunctionTok"/>
+        </w:rPr>
+        <w:t xml:space="preserve">aes</w:t>
+      </w:r>
+      <w:r>
+        <w:rPr>
+          <w:rStyle w:val="NormalTok"/>
+        </w:rPr>
+        <w:t xml:space="preserve">(</w:t>
+      </w:r>
+      <w:r>
+        <w:rPr>
+          <w:rStyle w:val="AttributeTok"/>
+        </w:rPr>
+        <w:t xml:space="preserve">linetype =</w:t>
+      </w:r>
+      <w:r>
+        <w:rPr>
+          <w:rStyle w:val="NormalTok"/>
+        </w:rPr>
+        <w:t xml:space="preserve"> </w:t>
+      </w:r>
+      <w:r>
+        <w:rPr>
+          <w:rStyle w:val="StringTok"/>
+        </w:rPr>
+        <w:t xml:space="preserve">"data-generating incidence rate"</w:t>
+      </w:r>
+      <w:r>
+        <w:rPr>
+          <w:rStyle w:val="NormalTok"/>
+        </w:rPr>
+        <w:t xml:space="preserve">)</w:t>
+      </w:r>
+      <w:r>
+        <w:br/>
+      </w:r>
+      <w:r>
+        <w:rPr>
+          <w:rStyle w:val="NormalTok"/>
+        </w:rPr>
+        <w:t xml:space="preserve">  ) </w:t>
+      </w:r>
+      <w:r>
+        <w:rPr>
+          <w:rStyle w:val="SpecialCharTok"/>
+        </w:rPr>
+        <w:t xml:space="preserve">+</w:t>
+      </w:r>
+      <w:r>
+        <w:br/>
+      </w:r>
+      <w:r>
+        <w:rPr>
+          <w:rStyle w:val="NormalTok"/>
+        </w:rPr>
+        <w:t xml:space="preserve">  </w:t>
+      </w:r>
+      <w:r>
+        <w:rPr>
+          <w:rStyle w:val="FunctionTok"/>
+        </w:rPr>
+        <w:t xml:space="preserve">labs</w:t>
+      </w:r>
+      <w:r>
+        <w:rPr>
+          <w:rStyle w:val="NormalTok"/>
+        </w:rPr>
+        <w:t xml:space="preserve">(</w:t>
+      </w:r>
+      <w:r>
+        <w:rPr>
+          <w:rStyle w:val="AttributeTok"/>
+        </w:rPr>
+        <w:t xml:space="preserve">linetype =</w:t>
+      </w:r>
+      <w:r>
+        <w:rPr>
+          <w:rStyle w:val="NormalTok"/>
+        </w:rPr>
+        <w:t xml:space="preserve"> </w:t>
+      </w:r>
+      <w:r>
+        <w:rPr>
+          <w:rStyle w:val="StringTok"/>
+        </w:rPr>
+        <w:t xml:space="preserve">""</w:t>
+      </w:r>
+      <w:r>
+        <w:rPr>
+          <w:rStyle w:val="NormalTok"/>
+        </w:rPr>
+        <w:t xml:space="preserve">) </w:t>
+      </w:r>
+      <w:r>
+        <w:rPr>
+          <w:rStyle w:val="SpecialCharTok"/>
+        </w:rPr>
+        <w:t xml:space="preserve">+</w:t>
+      </w:r>
+      <w:r>
+        <w:br/>
+      </w:r>
+      <w:r>
+        <w:rPr>
+          <w:rStyle w:val="NormalTok"/>
+        </w:rPr>
+        <w:t xml:space="preserve">  </w:t>
+      </w:r>
+      <w:r>
+        <w:rPr>
+          <w:rStyle w:val="FunctionTok"/>
+        </w:rPr>
+        <w:t xml:space="preserve">scale_x_log10</w:t>
+      </w:r>
+      <w:r>
+        <w:rPr>
+          <w:rStyle w:val="NormalTok"/>
+        </w:rPr>
+        <w:t xml:space="preserve">()</w:t>
+      </w:r>
+    </w:p>
+    <w:p>
+      <w:pPr>
+        <w:pStyle w:val="FirstParagraph"/>
       </w:pPr>
       <w:r>
         <w:drawing>
@@ -2546,7 +9066,40 @@
       </w:pPr>
       <w:r>
         <w:rPr>
-          <w:rStyle w:val="VerbatimChar"/>
+          <w:rStyle w:val="NormalTok"/>
+        </w:rPr>
+        <w:t xml:space="preserve">ests_summary </w:t>
+      </w:r>
+      <w:r>
+        <w:rPr>
+          <w:rStyle w:val="SpecialCharTok"/>
+        </w:rPr>
+        <w:t xml:space="preserve">|&gt;</w:t>
+      </w:r>
+      <w:r>
+        <w:rPr>
+          <w:rStyle w:val="NormalTok"/>
+        </w:rPr>
+        <w:t xml:space="preserve"> </w:t>
+      </w:r>
+      <w:r>
+        <w:rPr>
+          <w:rStyle w:val="FunctionTok"/>
+        </w:rPr>
+        <w:t xml:space="preserve">analyze_sims</w:t>
+      </w:r>
+      <w:r>
+        <w:rPr>
+          <w:rStyle w:val="NormalTok"/>
+        </w:rPr>
+        <w:t xml:space="preserve">()</w:t>
+      </w:r>
+      <w:r>
+        <w:br/>
+      </w:r>
+      <w:r>
+        <w:rPr>
+          <w:rStyle w:val="CommentTok"/>
         </w:rPr>
         <w:t xml:space="preserve">#&gt; # A tibble: 6 × 8</w:t>
       </w:r>
@@ -2555,7 +9108,7 @@
       </w:r>
       <w:r>
         <w:rPr>
-          <w:rStyle w:val="VerbatimChar"/>
+          <w:rStyle w:val="CommentTok"/>
         </w:rPr>
         <w:t xml:space="preserve">#&gt;   lambda.sim sample_size    Bias Mean_Est_SE Empirical_SE   RMSE Mean_CI_Width</w:t>
       </w:r>
@@ -2564,7 +9117,7 @@
       </w:r>
       <w:r>
         <w:rPr>
-          <w:rStyle w:val="VerbatimChar"/>
+          <w:rStyle w:val="CommentTok"/>
         </w:rPr>
         <w:t xml:space="preserve">#&gt;        &lt;dbl&gt;       &lt;dbl&gt;   &lt;dbl&gt;       &lt;dbl&gt;        &lt;dbl&gt;  &lt;dbl&gt;         &lt;dbl&gt;</w:t>
       </w:r>
@@ -2573,7 +9126,7 @@
       </w:r>
       <w:r>
         <w:rPr>
-          <w:rStyle w:val="VerbatimChar"/>
+          <w:rStyle w:val="CommentTok"/>
         </w:rPr>
         <w:t xml:space="preserve">#&gt; 1       0.05         100 0.00292     0.00906       0.0102 0.0103        0.0362</w:t>
       </w:r>
@@ -2582,7 +9135,7 @@
       </w:r>
       <w:r>
         <w:rPr>
-          <w:rStyle w:val="VerbatimChar"/>
+          <w:rStyle w:val="CommentTok"/>
         </w:rPr>
         <w:t xml:space="preserve">#&gt; 2       0.1          100 0.00894     0.0144        0.0204 0.0218        0.0571</w:t>
       </w:r>
@@ -2591,7 +9144,7 @@
       </w:r>
       <w:r>
         <w:rPr>
-          <w:rStyle w:val="VerbatimChar"/>
+          <w:rStyle w:val="CommentTok"/>
         </w:rPr>
         <w:t xml:space="preserve">#&gt; 3       0.15         100 0.0222      0.0199        0.0183 0.0285        0.0786</w:t>
       </w:r>
@@ -2600,7 +9153,7 @@
       </w:r>
       <w:r>
         <w:rPr>
-          <w:rStyle w:val="VerbatimChar"/>
+          <w:rStyle w:val="CommentTok"/>
         </w:rPr>
         <w:t xml:space="preserve">#&gt; 4       0.2          100 0.0269      0.0243        0.0319 0.0411        0.0958</w:t>
       </w:r>
@@ -2609,7 +9162,7 @@
       </w:r>
       <w:r>
         <w:rPr>
-          <w:rStyle w:val="VerbatimChar"/>
+          <w:rStyle w:val="CommentTok"/>
         </w:rPr>
         <w:t xml:space="preserve">#&gt; 5       0.5          100 0.0857      0.0568        0.0758 0.113         0.224 </w:t>
       </w:r>
@@ -2618,7 +9171,7 @@
       </w:r>
       <w:r>
         <w:rPr>
-          <w:rStyle w:val="VerbatimChar"/>
+          <w:rStyle w:val="CommentTok"/>
         </w:rPr>
         <w:t xml:space="preserve">#&gt; 6       0.8          100 0.172       0.0989        0.115  0.205         0.390 </w:t>
       </w:r>
@@ -2627,7 +9180,7 @@
       </w:r>
       <w:r>
         <w:rPr>
-          <w:rStyle w:val="VerbatimChar"/>
+          <w:rStyle w:val="CommentTok"/>
         </w:rPr>
         <w:t xml:space="preserve">#&gt; # ℹ 1 more variable: CI_Coverage &lt;dbl&gt;</w:t>
       </w:r>
@@ -2664,7 +9217,93 @@
     </w:p>
     <w:p>
       <w:pPr>
-        <w:pStyle w:val="BodyText"/>
+        <w:pStyle w:val="SourceCode"/>
+      </w:pPr>
+      <w:r>
+        <w:br/>
+      </w:r>
+      <w:r>
+        <w:rPr>
+          <w:rStyle w:val="NormalTok"/>
+        </w:rPr>
+        <w:t xml:space="preserve">ests_summary </w:t>
+      </w:r>
+      <w:r>
+        <w:rPr>
+          <w:rStyle w:val="SpecialCharTok"/>
+        </w:rPr>
+        <w:t xml:space="preserve">|&gt;</w:t>
+      </w:r>
+      <w:r>
+        <w:rPr>
+          <w:rStyle w:val="NormalTok"/>
+        </w:rPr>
+        <w:t xml:space="preserve"> </w:t>
+      </w:r>
+      <w:r>
+        <w:rPr>
+          <w:rStyle w:val="FunctionTok"/>
+        </w:rPr>
+        <w:t xml:space="preserve">analyze_sims</w:t>
+      </w:r>
+      <w:r>
+        <w:rPr>
+          <w:rStyle w:val="NormalTok"/>
+        </w:rPr>
+        <w:t xml:space="preserve">() </w:t>
+      </w:r>
+      <w:r>
+        <w:rPr>
+          <w:rStyle w:val="SpecialCharTok"/>
+        </w:rPr>
+        <w:t xml:space="preserve">|&gt;</w:t>
+      </w:r>
+      <w:r>
+        <w:rPr>
+          <w:rStyle w:val="NormalTok"/>
+        </w:rPr>
+        <w:t xml:space="preserve"> </w:t>
+      </w:r>
+      <w:r>
+        <w:rPr>
+          <w:rStyle w:val="FunctionTok"/>
+        </w:rPr>
+        <w:t xml:space="preserve">autoplot</w:t>
+      </w:r>
+      <w:r>
+        <w:rPr>
+          <w:rStyle w:val="NormalTok"/>
+        </w:rPr>
+        <w:t xml:space="preserve">(</w:t>
+      </w:r>
+      <w:r>
+        <w:rPr>
+          <w:rStyle w:val="AttributeTok"/>
+        </w:rPr>
+        <w:t xml:space="preserve">statistic =</w:t>
+      </w:r>
+      <w:r>
+        <w:rPr>
+          <w:rStyle w:val="NormalTok"/>
+        </w:rPr>
+        <w:t xml:space="preserve"> </w:t>
+      </w:r>
+      <w:r>
+        <w:rPr>
+          <w:rStyle w:val="StringTok"/>
+        </w:rPr>
+        <w:t xml:space="preserve">"Empirical_SE"</w:t>
+      </w:r>
+      <w:r>
+        <w:rPr>
+          <w:rStyle w:val="NormalTok"/>
+        </w:rPr>
+        <w:t xml:space="preserve">)</w:t>
+      </w:r>
+    </w:p>
+    <w:p>
+      <w:pPr>
+        <w:pStyle w:val="FirstParagraph"/>
       </w:pPr>
       <w:r>
         <w:drawing>
@@ -2771,7 +9410,1142 @@
     </w:p>
     <w:p>
       <w:pPr>
-        <w:pStyle w:val="BodyText"/>
+        <w:pStyle w:val="SourceCode"/>
+      </w:pPr>
+      <w:r>
+        <w:rPr>
+          <w:rStyle w:val="NormalTok"/>
+        </w:rPr>
+        <w:t xml:space="preserve">sim_df_renew </w:t>
+      </w:r>
+      <w:r>
+        <w:rPr>
+          <w:rStyle w:val="OtherTok"/>
+        </w:rPr>
+        <w:t xml:space="preserve">&lt;-</w:t>
+      </w:r>
+      <w:r>
+        <w:br/>
+      </w:r>
+      <w:r>
+        <w:rPr>
+          <w:rStyle w:val="NormalTok"/>
+        </w:rPr>
+        <w:t xml:space="preserve">  </w:t>
+      </w:r>
+      <w:r>
+        <w:rPr>
+          <w:rStyle w:val="FunctionTok"/>
+        </w:rPr>
+        <w:t xml:space="preserve">sim_pop_data_multi</w:t>
+      </w:r>
+      <w:r>
+        <w:rPr>
+          <w:rStyle w:val="NormalTok"/>
+        </w:rPr>
+        <w:t xml:space="preserve">(</w:t>
+      </w:r>
+      <w:r>
+        <w:br/>
+      </w:r>
+      <w:r>
+        <w:rPr>
+          <w:rStyle w:val="NormalTok"/>
+        </w:rPr>
+        <w:t xml:space="preserve">    </w:t>
+      </w:r>
+      <w:r>
+        <w:rPr>
+          <w:rStyle w:val="AttributeTok"/>
+        </w:rPr>
+        <w:t xml:space="preserve">n_cores =</w:t>
+      </w:r>
+      <w:r>
+        <w:rPr>
+          <w:rStyle w:val="NormalTok"/>
+        </w:rPr>
+        <w:t xml:space="preserve"> n_cores,</w:t>
+      </w:r>
+      <w:r>
+        <w:br/>
+      </w:r>
+      <w:r>
+        <w:rPr>
+          <w:rStyle w:val="NormalTok"/>
+        </w:rPr>
+        <w:t xml:space="preserve">    </w:t>
+      </w:r>
+      <w:r>
+        <w:rPr>
+          <w:rStyle w:val="AttributeTok"/>
+        </w:rPr>
+        <w:t xml:space="preserve">lambdas =</w:t>
+      </w:r>
+      <w:r>
+        <w:rPr>
+          <w:rStyle w:val="NormalTok"/>
+        </w:rPr>
+        <w:t xml:space="preserve"> lambdas,</w:t>
+      </w:r>
+      <w:r>
+        <w:br/>
+      </w:r>
+      <w:r>
+        <w:rPr>
+          <w:rStyle w:val="NormalTok"/>
+        </w:rPr>
+        <w:t xml:space="preserve">    </w:t>
+      </w:r>
+      <w:r>
+        <w:rPr>
+          <w:rStyle w:val="AttributeTok"/>
+        </w:rPr>
+        <w:t xml:space="preserve">nclus =</w:t>
+      </w:r>
+      <w:r>
+        <w:rPr>
+          <w:rStyle w:val="NormalTok"/>
+        </w:rPr>
+        <w:t xml:space="preserve"> nclus,</w:t>
+      </w:r>
+      <w:r>
+        <w:br/>
+      </w:r>
+      <w:r>
+        <w:rPr>
+          <w:rStyle w:val="NormalTok"/>
+        </w:rPr>
+        <w:t xml:space="preserve">    </w:t>
+      </w:r>
+      <w:r>
+        <w:rPr>
+          <w:rStyle w:val="AttributeTok"/>
+        </w:rPr>
+        <w:t xml:space="preserve">sample_sizes =</w:t>
+      </w:r>
+      <w:r>
+        <w:rPr>
+          <w:rStyle w:val="NormalTok"/>
+        </w:rPr>
+        <w:t xml:space="preserve"> nrep,</w:t>
+      </w:r>
+      <w:r>
+        <w:br/>
+      </w:r>
+      <w:r>
+        <w:rPr>
+          <w:rStyle w:val="NormalTok"/>
+        </w:rPr>
+        <w:t xml:space="preserve">    </w:t>
+      </w:r>
+      <w:r>
+        <w:rPr>
+          <w:rStyle w:val="AttributeTok"/>
+        </w:rPr>
+        <w:t xml:space="preserve">age_range =</w:t>
+      </w:r>
+      <w:r>
+        <w:rPr>
+          <w:rStyle w:val="NormalTok"/>
+        </w:rPr>
+        <w:t xml:space="preserve"> lifespan,</w:t>
+      </w:r>
+      <w:r>
+        <w:br/>
+      </w:r>
+      <w:r>
+        <w:rPr>
+          <w:rStyle w:val="NormalTok"/>
+        </w:rPr>
+        <w:t xml:space="preserve">    </w:t>
+      </w:r>
+      <w:r>
+        <w:rPr>
+          <w:rStyle w:val="AttributeTok"/>
+        </w:rPr>
+        <w:t xml:space="preserve">antigen_isos =</w:t>
+      </w:r>
+      <w:r>
+        <w:rPr>
+          <w:rStyle w:val="NormalTok"/>
+        </w:rPr>
+        <w:t xml:space="preserve"> antibodies,</w:t>
+      </w:r>
+      <w:r>
+        <w:br/>
+      </w:r>
+      <w:r>
+        <w:rPr>
+          <w:rStyle w:val="NormalTok"/>
+        </w:rPr>
+        <w:t xml:space="preserve">    </w:t>
+      </w:r>
+      <w:r>
+        <w:rPr>
+          <w:rStyle w:val="AttributeTok"/>
+        </w:rPr>
+        <w:t xml:space="preserve">renew_params =</w:t>
+      </w:r>
+      <w:r>
+        <w:rPr>
+          <w:rStyle w:val="NormalTok"/>
+        </w:rPr>
+        <w:t xml:space="preserve"> </w:t>
+      </w:r>
+      <w:r>
+        <w:rPr>
+          <w:rStyle w:val="ConstantTok"/>
+        </w:rPr>
+        <w:t xml:space="preserve">TRUE</w:t>
+      </w:r>
+      <w:r>
+        <w:rPr>
+          <w:rStyle w:val="NormalTok"/>
+        </w:rPr>
+        <w:t xml:space="preserve">,</w:t>
+      </w:r>
+      <w:r>
+        <w:br/>
+      </w:r>
+      <w:r>
+        <w:rPr>
+          <w:rStyle w:val="NormalTok"/>
+        </w:rPr>
+        <w:t xml:space="preserve">    </w:t>
+      </w:r>
+      <w:r>
+        <w:rPr>
+          <w:rStyle w:val="AttributeTok"/>
+        </w:rPr>
+        <w:t xml:space="preserve">add_noise =</w:t>
+      </w:r>
+      <w:r>
+        <w:rPr>
+          <w:rStyle w:val="NormalTok"/>
+        </w:rPr>
+        <w:t xml:space="preserve"> </w:t>
+      </w:r>
+      <w:r>
+        <w:rPr>
+          <w:rStyle w:val="ConstantTok"/>
+        </w:rPr>
+        <w:t xml:space="preserve">TRUE</w:t>
+      </w:r>
+      <w:r>
+        <w:rPr>
+          <w:rStyle w:val="NormalTok"/>
+        </w:rPr>
+        <w:t xml:space="preserve">,</w:t>
+      </w:r>
+      <w:r>
+        <w:br/>
+      </w:r>
+      <w:r>
+        <w:rPr>
+          <w:rStyle w:val="NormalTok"/>
+        </w:rPr>
+        <w:t xml:space="preserve">    </w:t>
+      </w:r>
+      <w:r>
+        <w:rPr>
+          <w:rStyle w:val="AttributeTok"/>
+        </w:rPr>
+        <w:t xml:space="preserve">curve_params =</w:t>
+      </w:r>
+      <w:r>
+        <w:rPr>
+          <w:rStyle w:val="NormalTok"/>
+        </w:rPr>
+        <w:t xml:space="preserve"> dmcmc,</w:t>
+      </w:r>
+      <w:r>
+        <w:br/>
+      </w:r>
+      <w:r>
+        <w:rPr>
+          <w:rStyle w:val="NormalTok"/>
+        </w:rPr>
+        <w:t xml:space="preserve">    </w:t>
+      </w:r>
+      <w:r>
+        <w:rPr>
+          <w:rStyle w:val="AttributeTok"/>
+        </w:rPr>
+        <w:t xml:space="preserve">noise_limits =</w:t>
+      </w:r>
+      <w:r>
+        <w:rPr>
+          <w:rStyle w:val="NormalTok"/>
+        </w:rPr>
+        <w:t xml:space="preserve"> dlims,</w:t>
+      </w:r>
+      <w:r>
+        <w:br/>
+      </w:r>
+      <w:r>
+        <w:rPr>
+          <w:rStyle w:val="NormalTok"/>
+        </w:rPr>
+        <w:t xml:space="preserve">    </w:t>
+      </w:r>
+      <w:r>
+        <w:rPr>
+          <w:rStyle w:val="AttributeTok"/>
+        </w:rPr>
+        <w:t xml:space="preserve">format =</w:t>
+      </w:r>
+      <w:r>
+        <w:rPr>
+          <w:rStyle w:val="NormalTok"/>
+        </w:rPr>
+        <w:t xml:space="preserve"> </w:t>
+      </w:r>
+      <w:r>
+        <w:rPr>
+          <w:rStyle w:val="StringTok"/>
+        </w:rPr>
+        <w:t xml:space="preserve">"long"</w:t>
+      </w:r>
+      <w:r>
+        <w:br/>
+      </w:r>
+      <w:r>
+        <w:rPr>
+          <w:rStyle w:val="NormalTok"/>
+        </w:rPr>
+        <w:t xml:space="preserve">  )</w:t>
+      </w:r>
+      <w:r>
+        <w:br/>
+      </w:r>
+      <w:r>
+        <w:br/>
+      </w:r>
+      <w:r>
+        <w:rPr>
+          <w:rStyle w:val="NormalTok"/>
+        </w:rPr>
+        <w:t xml:space="preserve">ests_renew </w:t>
+      </w:r>
+      <w:r>
+        <w:rPr>
+          <w:rStyle w:val="OtherTok"/>
+        </w:rPr>
+        <w:t xml:space="preserve">&lt;-</w:t>
+      </w:r>
+      <w:r>
+        <w:br/>
+      </w:r>
+      <w:r>
+        <w:rPr>
+          <w:rStyle w:val="NormalTok"/>
+        </w:rPr>
+        <w:t xml:space="preserve">  </w:t>
+      </w:r>
+      <w:r>
+        <w:rPr>
+          <w:rStyle w:val="FunctionTok"/>
+        </w:rPr>
+        <w:t xml:space="preserve">est_seroincidence_by</w:t>
+      </w:r>
+      <w:r>
+        <w:rPr>
+          <w:rStyle w:val="NormalTok"/>
+        </w:rPr>
+        <w:t xml:space="preserve">(</w:t>
+      </w:r>
+      <w:r>
+        <w:br/>
+      </w:r>
+      <w:r>
+        <w:rPr>
+          <w:rStyle w:val="NormalTok"/>
+        </w:rPr>
+        <w:t xml:space="preserve">    </w:t>
+      </w:r>
+      <w:r>
+        <w:rPr>
+          <w:rStyle w:val="AttributeTok"/>
+        </w:rPr>
+        <w:t xml:space="preserve">pop_data =</w:t>
+      </w:r>
+      <w:r>
+        <w:rPr>
+          <w:rStyle w:val="NormalTok"/>
+        </w:rPr>
+        <w:t xml:space="preserve"> sim_df_renew,</w:t>
+      </w:r>
+      <w:r>
+        <w:br/>
+      </w:r>
+      <w:r>
+        <w:rPr>
+          <w:rStyle w:val="NormalTok"/>
+        </w:rPr>
+        <w:t xml:space="preserve">    </w:t>
+      </w:r>
+      <w:r>
+        <w:rPr>
+          <w:rStyle w:val="AttributeTok"/>
+        </w:rPr>
+        <w:t xml:space="preserve">sr_params =</w:t>
+      </w:r>
+      <w:r>
+        <w:rPr>
+          <w:rStyle w:val="NormalTok"/>
+        </w:rPr>
+        <w:t xml:space="preserve"> dmcmc,</w:t>
+      </w:r>
+      <w:r>
+        <w:br/>
+      </w:r>
+      <w:r>
+        <w:rPr>
+          <w:rStyle w:val="NormalTok"/>
+        </w:rPr>
+        <w:t xml:space="preserve">    </w:t>
+      </w:r>
+      <w:r>
+        <w:rPr>
+          <w:rStyle w:val="AttributeTok"/>
+        </w:rPr>
+        <w:t xml:space="preserve">noise_params =</w:t>
+      </w:r>
+      <w:r>
+        <w:rPr>
+          <w:rStyle w:val="NormalTok"/>
+        </w:rPr>
+        <w:t xml:space="preserve"> cond,</w:t>
+      </w:r>
+      <w:r>
+        <w:br/>
+      </w:r>
+      <w:r>
+        <w:rPr>
+          <w:rStyle w:val="NormalTok"/>
+        </w:rPr>
+        <w:t xml:space="preserve">    </w:t>
+      </w:r>
+      <w:r>
+        <w:rPr>
+          <w:rStyle w:val="AttributeTok"/>
+        </w:rPr>
+        <w:t xml:space="preserve">num_cores =</w:t>
+      </w:r>
+      <w:r>
+        <w:rPr>
+          <w:rStyle w:val="NormalTok"/>
+        </w:rPr>
+        <w:t xml:space="preserve"> n_cores,</w:t>
+      </w:r>
+      <w:r>
+        <w:br/>
+      </w:r>
+      <w:r>
+        <w:rPr>
+          <w:rStyle w:val="NormalTok"/>
+        </w:rPr>
+        <w:t xml:space="preserve">    </w:t>
+      </w:r>
+      <w:r>
+        <w:rPr>
+          <w:rStyle w:val="AttributeTok"/>
+        </w:rPr>
+        <w:t xml:space="preserve">strata =</w:t>
+      </w:r>
+      <w:r>
+        <w:rPr>
+          <w:rStyle w:val="NormalTok"/>
+        </w:rPr>
+        <w:t xml:space="preserve"> </w:t>
+      </w:r>
+      <w:r>
+        <w:rPr>
+          <w:rStyle w:val="FunctionTok"/>
+        </w:rPr>
+        <w:t xml:space="preserve">c</w:t>
+      </w:r>
+      <w:r>
+        <w:rPr>
+          <w:rStyle w:val="NormalTok"/>
+        </w:rPr>
+        <w:t xml:space="preserve">(</w:t>
+      </w:r>
+      <w:r>
+        <w:rPr>
+          <w:rStyle w:val="StringTok"/>
+        </w:rPr>
+        <w:t xml:space="preserve">"sample_size"</w:t>
+      </w:r>
+      <w:r>
+        <w:rPr>
+          <w:rStyle w:val="NormalTok"/>
+        </w:rPr>
+        <w:t xml:space="preserve">, </w:t>
+      </w:r>
+      <w:r>
+        <w:rPr>
+          <w:rStyle w:val="StringTok"/>
+        </w:rPr>
+        <w:t xml:space="preserve">"lambda.sim"</w:t>
+      </w:r>
+      <w:r>
+        <w:rPr>
+          <w:rStyle w:val="NormalTok"/>
+        </w:rPr>
+        <w:t xml:space="preserve">, </w:t>
+      </w:r>
+      <w:r>
+        <w:rPr>
+          <w:rStyle w:val="StringTok"/>
+        </w:rPr>
+        <w:t xml:space="preserve">"cluster"</w:t>
+      </w:r>
+      <w:r>
+        <w:rPr>
+          <w:rStyle w:val="NormalTok"/>
+        </w:rPr>
+        <w:t xml:space="preserve">),</w:t>
+      </w:r>
+      <w:r>
+        <w:br/>
+      </w:r>
+      <w:r>
+        <w:rPr>
+          <w:rStyle w:val="NormalTok"/>
+        </w:rPr>
+        <w:t xml:space="preserve">    </w:t>
+      </w:r>
+      <w:r>
+        <w:rPr>
+          <w:rStyle w:val="AttributeTok"/>
+        </w:rPr>
+        <w:t xml:space="preserve">curve_strata_varnames =</w:t>
+      </w:r>
+      <w:r>
+        <w:rPr>
+          <w:rStyle w:val="NormalTok"/>
+        </w:rPr>
+        <w:t xml:space="preserve"> </w:t>
+      </w:r>
+      <w:r>
+        <w:rPr>
+          <w:rStyle w:val="ConstantTok"/>
+        </w:rPr>
+        <w:t xml:space="preserve">NULL</w:t>
+      </w:r>
+      <w:r>
+        <w:rPr>
+          <w:rStyle w:val="NormalTok"/>
+        </w:rPr>
+        <w:t xml:space="preserve">,</w:t>
+      </w:r>
+      <w:r>
+        <w:br/>
+      </w:r>
+      <w:r>
+        <w:rPr>
+          <w:rStyle w:val="NormalTok"/>
+        </w:rPr>
+        <w:t xml:space="preserve">    </w:t>
+      </w:r>
+      <w:r>
+        <w:rPr>
+          <w:rStyle w:val="AttributeTok"/>
+        </w:rPr>
+        <w:t xml:space="preserve">noise_strata_varnames =</w:t>
+      </w:r>
+      <w:r>
+        <w:rPr>
+          <w:rStyle w:val="NormalTok"/>
+        </w:rPr>
+        <w:t xml:space="preserve"> </w:t>
+      </w:r>
+      <w:r>
+        <w:rPr>
+          <w:rStyle w:val="ConstantTok"/>
+        </w:rPr>
+        <w:t xml:space="preserve">NULL</w:t>
+      </w:r>
+      <w:r>
+        <w:rPr>
+          <w:rStyle w:val="NormalTok"/>
+        </w:rPr>
+        <w:t xml:space="preserve">,</w:t>
+      </w:r>
+      <w:r>
+        <w:br/>
+      </w:r>
+      <w:r>
+        <w:rPr>
+          <w:rStyle w:val="NormalTok"/>
+        </w:rPr>
+        <w:t xml:space="preserve">    </w:t>
+      </w:r>
+      <w:r>
+        <w:rPr>
+          <w:rStyle w:val="AttributeTok"/>
+        </w:rPr>
+        <w:t xml:space="preserve">verbose =</w:t>
+      </w:r>
+      <w:r>
+        <w:rPr>
+          <w:rStyle w:val="NormalTok"/>
+        </w:rPr>
+        <w:t xml:space="preserve"> verbose,</w:t>
+      </w:r>
+      <w:r>
+        <w:br/>
+      </w:r>
+      <w:r>
+        <w:rPr>
+          <w:rStyle w:val="NormalTok"/>
+        </w:rPr>
+        <w:t xml:space="preserve">    </w:t>
+      </w:r>
+      <w:r>
+        <w:rPr>
+          <w:rStyle w:val="AttributeTok"/>
+        </w:rPr>
+        <w:t xml:space="preserve">build_graph =</w:t>
+      </w:r>
+      <w:r>
+        <w:rPr>
+          <w:rStyle w:val="NormalTok"/>
+        </w:rPr>
+        <w:t xml:space="preserve"> </w:t>
+      </w:r>
+      <w:r>
+        <w:rPr>
+          <w:rStyle w:val="ConstantTok"/>
+        </w:rPr>
+        <w:t xml:space="preserve">TRUE</w:t>
+      </w:r>
+      <w:r>
+        <w:rPr>
+          <w:rStyle w:val="NormalTok"/>
+        </w:rPr>
+        <w:t xml:space="preserve">, </w:t>
+      </w:r>
+      <w:r>
+        <w:rPr>
+          <w:rStyle w:val="CommentTok"/>
+        </w:rPr>
+        <w:t xml:space="preserve"># slows down the function substantially</w:t>
+      </w:r>
+      <w:r>
+        <w:br/>
+      </w:r>
+      <w:r>
+        <w:rPr>
+          <w:rStyle w:val="NormalTok"/>
+        </w:rPr>
+        <w:t xml:space="preserve">    </w:t>
+      </w:r>
+      <w:r>
+        <w:rPr>
+          <w:rStyle w:val="AttributeTok"/>
+        </w:rPr>
+        <w:t xml:space="preserve">antigen_isos =</w:t>
+      </w:r>
+      <w:r>
+        <w:rPr>
+          <w:rStyle w:val="NormalTok"/>
+        </w:rPr>
+        <w:t xml:space="preserve"> </w:t>
+      </w:r>
+      <w:r>
+        <w:rPr>
+          <w:rStyle w:val="FunctionTok"/>
+        </w:rPr>
+        <w:t xml:space="preserve">c</w:t>
+      </w:r>
+      <w:r>
+        <w:rPr>
+          <w:rStyle w:val="NormalTok"/>
+        </w:rPr>
+        <w:t xml:space="preserve">(</w:t>
+      </w:r>
+      <w:r>
+        <w:rPr>
+          <w:rStyle w:val="StringTok"/>
+        </w:rPr>
+        <w:t xml:space="preserve">"HlyE_IgG"</w:t>
+      </w:r>
+      <w:r>
+        <w:rPr>
+          <w:rStyle w:val="NormalTok"/>
+        </w:rPr>
+        <w:t xml:space="preserve">, </w:t>
+      </w:r>
+      <w:r>
+        <w:rPr>
+          <w:rStyle w:val="StringTok"/>
+        </w:rPr>
+        <w:t xml:space="preserve">"HlyE_IgA"</w:t>
+      </w:r>
+      <w:r>
+        <w:rPr>
+          <w:rStyle w:val="NormalTok"/>
+        </w:rPr>
+        <w:t xml:space="preserve">)</w:t>
+      </w:r>
+      <w:r>
+        <w:br/>
+      </w:r>
+      <w:r>
+        <w:rPr>
+          <w:rStyle w:val="NormalTok"/>
+        </w:rPr>
+        <w:t xml:space="preserve">  )</w:t>
+      </w:r>
+      <w:r>
+        <w:br/>
+      </w:r>
+      <w:r>
+        <w:rPr>
+          <w:rStyle w:val="NormalTok"/>
+        </w:rPr>
+        <w:t xml:space="preserve">ests_renew_summary </w:t>
+      </w:r>
+      <w:r>
+        <w:rPr>
+          <w:rStyle w:val="OtherTok"/>
+        </w:rPr>
+        <w:t xml:space="preserve">&lt;-</w:t>
+      </w:r>
+      <w:r>
+        <w:br/>
+      </w:r>
+      <w:r>
+        <w:rPr>
+          <w:rStyle w:val="NormalTok"/>
+        </w:rPr>
+        <w:t xml:space="preserve">  ests_renew </w:t>
+      </w:r>
+      <w:r>
+        <w:rPr>
+          <w:rStyle w:val="SpecialCharTok"/>
+        </w:rPr>
+        <w:t xml:space="preserve">|&gt;</w:t>
+      </w:r>
+      <w:r>
+        <w:rPr>
+          <w:rStyle w:val="NormalTok"/>
+        </w:rPr>
+        <w:t xml:space="preserve"> </w:t>
+      </w:r>
+      <w:r>
+        <w:rPr>
+          <w:rStyle w:val="FunctionTok"/>
+        </w:rPr>
+        <w:t xml:space="preserve">summary</w:t>
+      </w:r>
+      <w:r>
+        <w:rPr>
+          <w:rStyle w:val="NormalTok"/>
+        </w:rPr>
+        <w:t xml:space="preserve">()</w:t>
+      </w:r>
+    </w:p>
+    <w:p>
+      <w:pPr>
+        <w:pStyle w:val="SourceCode"/>
+      </w:pPr>
+      <w:r>
+        <w:br/>
+      </w:r>
+      <w:r>
+        <w:rPr>
+          <w:rStyle w:val="NormalTok"/>
+        </w:rPr>
+        <w:t xml:space="preserve">ests_renew_summary </w:t>
+      </w:r>
+      <w:r>
+        <w:rPr>
+          <w:rStyle w:val="SpecialCharTok"/>
+        </w:rPr>
+        <w:t xml:space="preserve">|&gt;</w:t>
+      </w:r>
+      <w:r>
+        <w:br/>
+      </w:r>
+      <w:r>
+        <w:rPr>
+          <w:rStyle w:val="NormalTok"/>
+        </w:rPr>
+        <w:t xml:space="preserve">  </w:t>
+      </w:r>
+      <w:r>
+        <w:rPr>
+          <w:rStyle w:val="FunctionTok"/>
+        </w:rPr>
+        <w:t xml:space="preserve">autoplot</w:t>
+      </w:r>
+      <w:r>
+        <w:rPr>
+          <w:rStyle w:val="NormalTok"/>
+        </w:rPr>
+        <w:t xml:space="preserve">(</w:t>
+      </w:r>
+      <w:r>
+        <w:rPr>
+          <w:rStyle w:val="AttributeTok"/>
+        </w:rPr>
+        <w:t xml:space="preserve">type =</w:t>
+      </w:r>
+      <w:r>
+        <w:rPr>
+          <w:rStyle w:val="NormalTok"/>
+        </w:rPr>
+        <w:t xml:space="preserve"> </w:t>
+      </w:r>
+      <w:r>
+        <w:rPr>
+          <w:rStyle w:val="StringTok"/>
+        </w:rPr>
+        <w:t xml:space="preserve">"scatter"</w:t>
+      </w:r>
+      <w:r>
+        <w:rPr>
+          <w:rStyle w:val="NormalTok"/>
+        </w:rPr>
+        <w:t xml:space="preserve">,</w:t>
+      </w:r>
+      <w:r>
+        <w:br/>
+      </w:r>
+      <w:r>
+        <w:rPr>
+          <w:rStyle w:val="NormalTok"/>
+        </w:rPr>
+        <w:t xml:space="preserve">           </w:t>
+      </w:r>
+      <w:r>
+        <w:rPr>
+          <w:rStyle w:val="AttributeTok"/>
+        </w:rPr>
+        <w:t xml:space="preserve">xvar =</w:t>
+      </w:r>
+      <w:r>
+        <w:rPr>
+          <w:rStyle w:val="NormalTok"/>
+        </w:rPr>
+        <w:t xml:space="preserve"> </w:t>
+      </w:r>
+      <w:r>
+        <w:rPr>
+          <w:rStyle w:val="StringTok"/>
+        </w:rPr>
+        <w:t xml:space="preserve">"lambda.sim"</w:t>
+      </w:r>
+      <w:r>
+        <w:rPr>
+          <w:rStyle w:val="NormalTok"/>
+        </w:rPr>
+        <w:t xml:space="preserve">,</w:t>
+      </w:r>
+      <w:r>
+        <w:br/>
+      </w:r>
+      <w:r>
+        <w:rPr>
+          <w:rStyle w:val="NormalTok"/>
+        </w:rPr>
+        <w:t xml:space="preserve">           </w:t>
+      </w:r>
+      <w:r>
+        <w:rPr>
+          <w:rStyle w:val="AttributeTok"/>
+        </w:rPr>
+        <w:t xml:space="preserve">CI =</w:t>
+      </w:r>
+      <w:r>
+        <w:rPr>
+          <w:rStyle w:val="NormalTok"/>
+        </w:rPr>
+        <w:t xml:space="preserve"> </w:t>
+      </w:r>
+      <w:r>
+        <w:rPr>
+          <w:rStyle w:val="ConstantTok"/>
+        </w:rPr>
+        <w:t xml:space="preserve">TRUE</w:t>
+      </w:r>
+      <w:r>
+        <w:rPr>
+          <w:rStyle w:val="NormalTok"/>
+        </w:rPr>
+        <w:t xml:space="preserve">,</w:t>
+      </w:r>
+      <w:r>
+        <w:br/>
+      </w:r>
+      <w:r>
+        <w:rPr>
+          <w:rStyle w:val="NormalTok"/>
+        </w:rPr>
+        <w:t xml:space="preserve">           </w:t>
+      </w:r>
+      <w:r>
+        <w:rPr>
+          <w:rStyle w:val="AttributeTok"/>
+        </w:rPr>
+        <w:t xml:space="preserve">dodge_width =</w:t>
+      </w:r>
+      <w:r>
+        <w:rPr>
+          <w:rStyle w:val="NormalTok"/>
+        </w:rPr>
+        <w:t xml:space="preserve"> .</w:t>
+      </w:r>
+      <w:r>
+        <w:rPr>
+          <w:rStyle w:val="DecValTok"/>
+        </w:rPr>
+        <w:t xml:space="preserve">05</w:t>
+      </w:r>
+      <w:r>
+        <w:rPr>
+          <w:rStyle w:val="NormalTok"/>
+        </w:rPr>
+        <w:t xml:space="preserve">) </w:t>
+      </w:r>
+      <w:r>
+        <w:rPr>
+          <w:rStyle w:val="SpecialCharTok"/>
+        </w:rPr>
+        <w:t xml:space="preserve">+</w:t>
+      </w:r>
+      <w:r>
+        <w:br/>
+      </w:r>
+      <w:r>
+        <w:rPr>
+          <w:rStyle w:val="NormalTok"/>
+        </w:rPr>
+        <w:t xml:space="preserve">  ggplot2</w:t>
+      </w:r>
+      <w:r>
+        <w:rPr>
+          <w:rStyle w:val="SpecialCharTok"/>
+        </w:rPr>
+        <w:t xml:space="preserve">::</w:t>
+      </w:r>
+      <w:r>
+        <w:rPr>
+          <w:rStyle w:val="FunctionTok"/>
+        </w:rPr>
+        <w:t xml:space="preserve">geom_function</w:t>
+      </w:r>
+      <w:r>
+        <w:rPr>
+          <w:rStyle w:val="NormalTok"/>
+        </w:rPr>
+        <w:t xml:space="preserve">(</w:t>
+      </w:r>
+      <w:r>
+        <w:br/>
+      </w:r>
+      <w:r>
+        <w:rPr>
+          <w:rStyle w:val="NormalTok"/>
+        </w:rPr>
+        <w:t xml:space="preserve">    </w:t>
+      </w:r>
+      <w:r>
+        <w:rPr>
+          <w:rStyle w:val="AttributeTok"/>
+        </w:rPr>
+        <w:t xml:space="preserve">fun =</w:t>
+      </w:r>
+      <w:r>
+        <w:rPr>
+          <w:rStyle w:val="NormalTok"/>
+        </w:rPr>
+        <w:t xml:space="preserve"> </w:t>
+      </w:r>
+      <w:r>
+        <w:rPr>
+          <w:rStyle w:val="ControlFlowTok"/>
+        </w:rPr>
+        <w:t xml:space="preserve">function</w:t>
+      </w:r>
+      <w:r>
+        <w:rPr>
+          <w:rStyle w:val="NormalTok"/>
+        </w:rPr>
+        <w:t xml:space="preserve">(x) x,</w:t>
+      </w:r>
+      <w:r>
+        <w:br/>
+      </w:r>
+      <w:r>
+        <w:rPr>
+          <w:rStyle w:val="NormalTok"/>
+        </w:rPr>
+        <w:t xml:space="preserve">    </w:t>
+      </w:r>
+      <w:r>
+        <w:rPr>
+          <w:rStyle w:val="AttributeTok"/>
+        </w:rPr>
+        <w:t xml:space="preserve">col =</w:t>
+      </w:r>
+      <w:r>
+        <w:rPr>
+          <w:rStyle w:val="NormalTok"/>
+        </w:rPr>
+        <w:t xml:space="preserve"> </w:t>
+      </w:r>
+      <w:r>
+        <w:rPr>
+          <w:rStyle w:val="StringTok"/>
+        </w:rPr>
+        <w:t xml:space="preserve">"red"</w:t>
+      </w:r>
+      <w:r>
+        <w:rPr>
+          <w:rStyle w:val="NormalTok"/>
+        </w:rPr>
+        <w:t xml:space="preserve">,</w:t>
+      </w:r>
+      <w:r>
+        <w:br/>
+      </w:r>
+      <w:r>
+        <w:rPr>
+          <w:rStyle w:val="NormalTok"/>
+        </w:rPr>
+        <w:t xml:space="preserve">    </w:t>
+      </w:r>
+      <w:r>
+        <w:rPr>
+          <w:rStyle w:val="FunctionTok"/>
+        </w:rPr>
+        <w:t xml:space="preserve">aes</w:t>
+      </w:r>
+      <w:r>
+        <w:rPr>
+          <w:rStyle w:val="NormalTok"/>
+        </w:rPr>
+        <w:t xml:space="preserve">(</w:t>
+      </w:r>
+      <w:r>
+        <w:rPr>
+          <w:rStyle w:val="AttributeTok"/>
+        </w:rPr>
+        <w:t xml:space="preserve">linetype =</w:t>
+      </w:r>
+      <w:r>
+        <w:rPr>
+          <w:rStyle w:val="NormalTok"/>
+        </w:rPr>
+        <w:t xml:space="preserve"> </w:t>
+      </w:r>
+      <w:r>
+        <w:rPr>
+          <w:rStyle w:val="StringTok"/>
+        </w:rPr>
+        <w:t xml:space="preserve">"data-generating incidence rate"</w:t>
+      </w:r>
+      <w:r>
+        <w:rPr>
+          <w:rStyle w:val="NormalTok"/>
+        </w:rPr>
+        <w:t xml:space="preserve">)</w:t>
+      </w:r>
+      <w:r>
+        <w:br/>
+      </w:r>
+      <w:r>
+        <w:rPr>
+          <w:rStyle w:val="NormalTok"/>
+        </w:rPr>
+        <w:t xml:space="preserve">  ) </w:t>
+      </w:r>
+      <w:r>
+        <w:rPr>
+          <w:rStyle w:val="SpecialCharTok"/>
+        </w:rPr>
+        <w:t xml:space="preserve">+</w:t>
+      </w:r>
+      <w:r>
+        <w:br/>
+      </w:r>
+      <w:r>
+        <w:rPr>
+          <w:rStyle w:val="NormalTok"/>
+        </w:rPr>
+        <w:t xml:space="preserve">  </w:t>
+      </w:r>
+      <w:r>
+        <w:rPr>
+          <w:rStyle w:val="FunctionTok"/>
+        </w:rPr>
+        <w:t xml:space="preserve">labs</w:t>
+      </w:r>
+      <w:r>
+        <w:rPr>
+          <w:rStyle w:val="NormalTok"/>
+        </w:rPr>
+        <w:t xml:space="preserve">(</w:t>
+      </w:r>
+      <w:r>
+        <w:rPr>
+          <w:rStyle w:val="AttributeTok"/>
+        </w:rPr>
+        <w:t xml:space="preserve">linetype =</w:t>
+      </w:r>
+      <w:r>
+        <w:rPr>
+          <w:rStyle w:val="NormalTok"/>
+        </w:rPr>
+        <w:t xml:space="preserve"> </w:t>
+      </w:r>
+      <w:r>
+        <w:rPr>
+          <w:rStyle w:val="StringTok"/>
+        </w:rPr>
+        <w:t xml:space="preserve">""</w:t>
+      </w:r>
+      <w:r>
+        <w:rPr>
+          <w:rStyle w:val="NormalTok"/>
+        </w:rPr>
+        <w:t xml:space="preserve">) </w:t>
+      </w:r>
+      <w:r>
+        <w:rPr>
+          <w:rStyle w:val="SpecialCharTok"/>
+        </w:rPr>
+        <w:t xml:space="preserve">+</w:t>
+      </w:r>
+      <w:r>
+        <w:br/>
+      </w:r>
+      <w:r>
+        <w:rPr>
+          <w:rStyle w:val="NormalTok"/>
+        </w:rPr>
+        <w:t xml:space="preserve">  </w:t>
+      </w:r>
+      <w:r>
+        <w:rPr>
+          <w:rStyle w:val="FunctionTok"/>
+        </w:rPr>
+        <w:t xml:space="preserve">scale_x_log10</w:t>
+      </w:r>
+      <w:r>
+        <w:rPr>
+          <w:rStyle w:val="NormalTok"/>
+        </w:rPr>
+        <w:t xml:space="preserve">()</w:t>
+      </w:r>
+    </w:p>
+    <w:p>
+      <w:pPr>
+        <w:pStyle w:val="FirstParagraph"/>
       </w:pPr>
       <w:r>
         <w:drawing>

--- a/dev/vignettes/articles/simulate_xsectionalData.docx
+++ b/dev/vignettes/articles/simulate_xsectionalData.docx
@@ -23,7 +23,7 @@
         <w:pStyle w:val="Date"/>
       </w:pPr>
       <w:r>
-        <w:t xml:space="preserve">2026-07-26</w:t>
+        <w:t xml:space="preserve">2026-07-27</w:t>
       </w:r>
     </w:p>
     <w:p>

--- a/dev/vignettes/articles/simulate_xsectionalData.docx
+++ b/dev/vignettes/articles/simulate_xsectionalData.docx
@@ -23,7 +23,7 @@
         <w:pStyle w:val="Date"/>
       </w:pPr>
       <w:r>
-        <w:t xml:space="preserve">2026-07-27</w:t>
+        <w:t xml:space="preserve">2026-07-28</w:t>
       </w:r>
     </w:p>
     <w:p>

--- a/dev/vignettes/articles/simulate_xsectionalData.docx
+++ b/dev/vignettes/articles/simulate_xsectionalData.docx
@@ -23,7 +23,7 @@
         <w:pStyle w:val="Date"/>
       </w:pPr>
       <w:r>
-        <w:t xml:space="preserve">2026-07-28</w:t>
+        <w:t xml:space="preserve">2026-07-30</w:t>
       </w:r>
     </w:p>
     <w:p>

--- a/dev/vignettes/articles/simulate_xsectionalData.docx
+++ b/dev/vignettes/articles/simulate_xsectionalData.docx
@@ -23,7 +23,7 @@
         <w:pStyle w:val="Date"/>
       </w:pPr>
       <w:r>
-        <w:t xml:space="preserve">2026-07-30</w:t>
+        <w:t xml:space="preserve">2026-07-31</w:t>
       </w:r>
     </w:p>
     <w:p>

--- a/dev/vignettes/articles/simulate_xsectionalData.docx
+++ b/dev/vignettes/articles/simulate_xsectionalData.docx
@@ -23,7 +23,7 @@
         <w:pStyle w:val="Date"/>
       </w:pPr>
       <w:r>
-        <w:t xml:space="preserve">2026-07-31</w:t>
+        <w:t xml:space="preserve">2026-08-07</w:t>
       </w:r>
     </w:p>
     <w:p>
